--- a/mokun3/2fin/word/m3s2_vocab_test_exam.docx
+++ b/mokun3/2fin/word/m3s2_vocab_test_exam.docx
@@ -59,7 +59,7 @@
           <w:sz w:val="20"/>
           <w:u w:val="none"/>
         </w:rPr>
-        <w:t>■ 학교프린트 어휘 전문문제 1~20</w:t>
+        <w:t>■ 학교프린트 어휘 전문문제 1~22</w:t>
       </w:r>
     </w:p>
     <w:p>
@@ -3467,6 +3467,436 @@
           <w:u w:val="none"/>
         </w:rPr>
         <w:t>⑤ Stars emit a lot of energy as visible sound.</w:t>
+      </w:r>
+    </w:p>
+    <w:p>
+      <w:pPr>
+        <w:spacing w:before="0" w:after="0" w:line="259" w:lineRule="auto"/>
+      </w:pPr>
+    </w:p>
+    <w:p>
+      <w:pPr>
+        <w:spacing w:before="0" w:after="40" w:line="259" w:lineRule="auto"/>
+      </w:pPr>
+    </w:p>
+    <w:p>
+      <w:pPr>
+        <w:keepNext/>
+        <w:spacing w:before="0" w:after="20" w:line="259" w:lineRule="auto"/>
+      </w:pPr>
+      <w:r>
+        <w:rPr>
+          <w:rFonts w:ascii="맑은 고딕" w:hAnsi="맑은 고딕" w:eastAsia="맑은 고딕"/>
+          <w:b/>
+          <w:i w:val="0"/>
+          <w:sz w:val="18"/>
+          <w:u w:val="none"/>
+        </w:rPr>
+        <w:t>[21~22] 어근 어휘 추가분 — -vad-(가다) · -prob-(증명하다) (2026-10-19 단어프린트 반영)</w:t>
+      </w:r>
+    </w:p>
+    <w:p>
+      <w:pPr>
+        <w:keepNext/>
+        <w:spacing w:before="0" w:after="20" w:line="259" w:lineRule="auto"/>
+      </w:pPr>
+      <w:r>
+        <w:rPr>
+          <w:rFonts w:ascii="맑은 고딕" w:hAnsi="맑은 고딕" w:eastAsia="맑은 고딕"/>
+          <w:b/>
+          <w:i w:val="0"/>
+          <w:sz w:val="18"/>
+          <w:u w:val="none"/>
+        </w:rPr>
+        <w:t xml:space="preserve">21. </w:t>
+      </w:r>
+      <w:r>
+        <w:rPr>
+          <w:rFonts w:ascii="맑은 고딕" w:hAnsi="맑은 고딕" w:eastAsia="맑은 고딕"/>
+          <w:b w:val="0"/>
+          <w:i w:val="0"/>
+          <w:sz w:val="18"/>
+          <w:u w:val="none"/>
+        </w:rPr>
+        <w:t xml:space="preserve">빈칸 (A), (B), (C)에 들어갈 말이 바르게 짝지어진 것은? (필요하면 형태 변화) </w:t>
+      </w:r>
+      <w:r>
+        <w:rPr>
+          <w:rFonts w:ascii="맑은 고딕" w:hAnsi="맑은 고딕" w:eastAsia="맑은 고딕"/>
+          <w:b w:val="0"/>
+          <w:i w:val="0"/>
+          <w:sz w:val="18"/>
+          <w:u w:val="none"/>
+        </w:rPr>
+        <w:t>(3점)</w:t>
+      </w:r>
+    </w:p>
+    <w:p>
+      <w:pPr>
+        <w:spacing w:before="0" w:after="20" w:line="259" w:lineRule="auto"/>
+        <w:ind w:left="57"/>
+      </w:pPr>
+      <w:r>
+        <w:rPr>
+          <w:rFonts w:ascii="맑은 고딕" w:hAnsi="맑은 고딕" w:eastAsia="맑은 고딕"/>
+          <w:b w:val="0"/>
+          <w:i w:val="0"/>
+          <w:sz w:val="18"/>
+          <w:u w:val="none"/>
+        </w:rPr>
+        <w:t>(A) As soon as the celebrity walked in, reporters ______ her personal space with cameras.</w:t>
+      </w:r>
+      <w:r>
+        <w:br/>
+      </w:r>
+      <w:r>
+        <w:rPr>
+          <w:rFonts w:ascii="맑은 고딕" w:hAnsi="맑은 고딕" w:eastAsia="맑은 고딕"/>
+          <w:b w:val="0"/>
+          <w:i w:val="0"/>
+          <w:sz w:val="18"/>
+          <w:u w:val="none"/>
+        </w:rPr>
+        <w:t>(B) Mistrust still ______ the community years after the scandal.</w:t>
+      </w:r>
+      <w:r>
+        <w:br/>
+      </w:r>
+      <w:r>
+        <w:rPr>
+          <w:rFonts w:ascii="맑은 고딕" w:hAnsi="맑은 고딕" w:eastAsia="맑은 고딕"/>
+          <w:b w:val="0"/>
+          <w:i w:val="0"/>
+          <w:sz w:val="18"/>
+          <w:u w:val="none"/>
+        </w:rPr>
+        <w:t>(C) She has a tendency to ______ responsibility when things go wrong.</w:t>
+      </w:r>
+    </w:p>
+    <w:p>
+      <w:pPr>
+        <w:spacing w:before="0" w:after="0" w:line="259" w:lineRule="auto"/>
+        <w:ind w:left="113"/>
+      </w:pPr>
+      <w:r>
+        <w:rPr>
+          <w:rFonts w:ascii="맑은 고딕" w:hAnsi="맑은 고딕" w:eastAsia="맑은 고딕"/>
+          <w:b w:val="0"/>
+          <w:i w:val="0"/>
+          <w:sz w:val="18"/>
+          <w:u w:val="none"/>
+        </w:rPr>
+        <w:t>① evaded — invades — pervade</w:t>
+      </w:r>
+    </w:p>
+    <w:p>
+      <w:pPr>
+        <w:spacing w:before="0" w:after="0" w:line="259" w:lineRule="auto"/>
+        <w:ind w:left="113"/>
+      </w:pPr>
+      <w:r>
+        <w:rPr>
+          <w:rFonts w:ascii="맑은 고딕" w:hAnsi="맑은 고딕" w:eastAsia="맑은 고딕"/>
+          <w:b w:val="0"/>
+          <w:i w:val="0"/>
+          <w:sz w:val="18"/>
+          <w:u w:val="none"/>
+        </w:rPr>
+        <w:t>② invaded — pervades — evade</w:t>
+      </w:r>
+    </w:p>
+    <w:p>
+      <w:pPr>
+        <w:spacing w:before="0" w:after="0" w:line="259" w:lineRule="auto"/>
+        <w:ind w:left="113"/>
+      </w:pPr>
+      <w:r>
+        <w:rPr>
+          <w:rFonts w:ascii="맑은 고딕" w:hAnsi="맑은 고딕" w:eastAsia="맑은 고딕"/>
+          <w:b w:val="0"/>
+          <w:i w:val="0"/>
+          <w:sz w:val="18"/>
+          <w:u w:val="none"/>
+        </w:rPr>
+        <w:t>③ pervaded — evades — invade</w:t>
+      </w:r>
+    </w:p>
+    <w:p>
+      <w:pPr>
+        <w:spacing w:before="0" w:after="0" w:line="259" w:lineRule="auto"/>
+        <w:ind w:left="113"/>
+      </w:pPr>
+      <w:r>
+        <w:rPr>
+          <w:rFonts w:ascii="맑은 고딕" w:hAnsi="맑은 고딕" w:eastAsia="맑은 고딕"/>
+          <w:b w:val="0"/>
+          <w:i w:val="0"/>
+          <w:sz w:val="18"/>
+          <w:u w:val="none"/>
+        </w:rPr>
+        <w:t>④ invaded — evades — pervade</w:t>
+      </w:r>
+    </w:p>
+    <w:p>
+      <w:pPr>
+        <w:spacing w:before="0" w:after="0" w:line="259" w:lineRule="auto"/>
+        <w:ind w:left="113"/>
+      </w:pPr>
+      <w:r>
+        <w:rPr>
+          <w:rFonts w:ascii="맑은 고딕" w:hAnsi="맑은 고딕" w:eastAsia="맑은 고딕"/>
+          <w:b w:val="0"/>
+          <w:i w:val="0"/>
+          <w:sz w:val="18"/>
+          <w:u w:val="none"/>
+        </w:rPr>
+        <w:t>⑤ evaded — pervades — invade</w:t>
+      </w:r>
+    </w:p>
+    <w:p>
+      <w:pPr>
+        <w:spacing w:before="0" w:after="0" w:line="259" w:lineRule="auto"/>
+      </w:pPr>
+    </w:p>
+    <w:p>
+      <w:pPr>
+        <w:spacing w:before="0" w:after="40" w:line="259" w:lineRule="auto"/>
+      </w:pPr>
+    </w:p>
+    <w:p>
+      <w:pPr>
+        <w:keepNext/>
+        <w:spacing w:before="0" w:after="20" w:line="259" w:lineRule="auto"/>
+      </w:pPr>
+      <w:r>
+        <w:rPr>
+          <w:rFonts w:ascii="맑은 고딕" w:hAnsi="맑은 고딕" w:eastAsia="맑은 고딕"/>
+          <w:b/>
+          <w:i w:val="0"/>
+          <w:sz w:val="18"/>
+          <w:u w:val="none"/>
+        </w:rPr>
+        <w:t xml:space="preserve">22. </w:t>
+      </w:r>
+      <w:r>
+        <w:rPr>
+          <w:rFonts w:ascii="맑은 고딕" w:hAnsi="맑은 고딕" w:eastAsia="맑은 고딕"/>
+          <w:b w:val="0"/>
+          <w:i w:val="0"/>
+          <w:sz w:val="18"/>
+          <w:u w:val="none"/>
+        </w:rPr>
+        <w:t xml:space="preserve">다음 중 밑줄 친 단어의 쓰임이 문맥상 적절하지 </w:t>
+      </w:r>
+      <w:r>
+        <w:rPr>
+          <w:rFonts w:ascii="맑은 고딕" w:hAnsi="맑은 고딕" w:eastAsia="맑은 고딕"/>
+          <w:b w:val="0"/>
+          <w:i w:val="0"/>
+          <w:sz w:val="18"/>
+          <w:u w:val="single"/>
+        </w:rPr>
+        <w:t>않은</w:t>
+      </w:r>
+      <w:r>
+        <w:rPr>
+          <w:rFonts w:ascii="맑은 고딕" w:hAnsi="맑은 고딕" w:eastAsia="맑은 고딕"/>
+          <w:b w:val="0"/>
+          <w:i w:val="0"/>
+          <w:sz w:val="18"/>
+          <w:u w:val="none"/>
+        </w:rPr>
+        <w:t xml:space="preserve"> 것은? </w:t>
+      </w:r>
+      <w:r>
+        <w:rPr>
+          <w:rFonts w:ascii="맑은 고딕" w:hAnsi="맑은 고딕" w:eastAsia="맑은 고딕"/>
+          <w:b w:val="0"/>
+          <w:i w:val="0"/>
+          <w:sz w:val="18"/>
+          <w:u w:val="none"/>
+        </w:rPr>
+        <w:t>(4점)</w:t>
+      </w:r>
+    </w:p>
+    <w:p>
+      <w:pPr>
+        <w:spacing w:before="0" w:after="0" w:line="259" w:lineRule="auto"/>
+        <w:ind w:left="113"/>
+      </w:pPr>
+      <w:r>
+        <w:rPr>
+          <w:rFonts w:ascii="맑은 고딕" w:hAnsi="맑은 고딕" w:eastAsia="맑은 고딕"/>
+          <w:b w:val="0"/>
+          <w:i w:val="0"/>
+          <w:sz w:val="18"/>
+          <w:u w:val="none"/>
+        </w:rPr>
+        <w:t xml:space="preserve">① The police are </w:t>
+      </w:r>
+      <w:r>
+        <w:rPr>
+          <w:rFonts w:ascii="맑은 고딕" w:hAnsi="맑은 고딕" w:eastAsia="맑은 고딕"/>
+          <w:b w:val="0"/>
+          <w:i w:val="0"/>
+          <w:sz w:val="18"/>
+          <w:u w:val="single"/>
+        </w:rPr>
+        <w:t>probing</w:t>
+      </w:r>
+      <w:r>
+        <w:rPr>
+          <w:rFonts w:ascii="맑은 고딕" w:hAnsi="맑은 고딕" w:eastAsia="맑은 고딕"/>
+          <w:b w:val="0"/>
+          <w:i w:val="0"/>
+          <w:sz w:val="18"/>
+          <w:u w:val="none"/>
+        </w:rPr>
+        <w:t xml:space="preserve"> into the details of the case.</w:t>
+      </w:r>
+    </w:p>
+    <w:p>
+      <w:pPr>
+        <w:spacing w:before="0" w:after="0" w:line="259" w:lineRule="auto"/>
+        <w:ind w:left="113"/>
+      </w:pPr>
+      <w:r>
+        <w:rPr>
+          <w:rFonts w:ascii="맑은 고딕" w:hAnsi="맑은 고딕" w:eastAsia="맑은 고딕"/>
+          <w:b w:val="0"/>
+          <w:i w:val="0"/>
+          <w:sz w:val="18"/>
+          <w:u w:val="none"/>
+        </w:rPr>
+        <w:t xml:space="preserve">② Her family did not </w:t>
+      </w:r>
+      <w:r>
+        <w:rPr>
+          <w:rFonts w:ascii="맑은 고딕" w:hAnsi="맑은 고딕" w:eastAsia="맑은 고딕"/>
+          <w:b w:val="0"/>
+          <w:i w:val="0"/>
+          <w:sz w:val="18"/>
+          <w:u w:val="single"/>
+        </w:rPr>
+        <w:t>prove</w:t>
+      </w:r>
+      <w:r>
+        <w:rPr>
+          <w:rFonts w:ascii="맑은 고딕" w:hAnsi="맑은 고딕" w:eastAsia="맑은 고딕"/>
+          <w:b w:val="0"/>
+          <w:i w:val="0"/>
+          <w:sz w:val="18"/>
+          <w:u w:val="none"/>
+        </w:rPr>
+        <w:t xml:space="preserve"> when she decided to become an artist.</w:t>
+      </w:r>
+    </w:p>
+    <w:p>
+      <w:pPr>
+        <w:spacing w:before="0" w:after="0" w:line="259" w:lineRule="auto"/>
+        <w:ind w:left="113"/>
+      </w:pPr>
+      <w:r>
+        <w:rPr>
+          <w:rFonts w:ascii="맑은 고딕" w:hAnsi="맑은 고딕" w:eastAsia="맑은 고딕"/>
+          <w:b w:val="0"/>
+          <w:i w:val="0"/>
+          <w:sz w:val="18"/>
+          <w:u w:val="none"/>
+        </w:rPr>
+        <w:t xml:space="preserve">③ The scientist </w:t>
+      </w:r>
+      <w:r>
+        <w:rPr>
+          <w:rFonts w:ascii="맑은 고딕" w:hAnsi="맑은 고딕" w:eastAsia="맑은 고딕"/>
+          <w:b w:val="0"/>
+          <w:i w:val="0"/>
+          <w:sz w:val="18"/>
+          <w:u w:val="single"/>
+        </w:rPr>
+        <w:t>proved</w:t>
+      </w:r>
+      <w:r>
+        <w:rPr>
+          <w:rFonts w:ascii="맑은 고딕" w:hAnsi="맑은 고딕" w:eastAsia="맑은 고딕"/>
+          <w:b w:val="0"/>
+          <w:i w:val="0"/>
+          <w:sz w:val="18"/>
+          <w:u w:val="none"/>
+        </w:rPr>
+        <w:t xml:space="preserve"> that the theory was wrong.</w:t>
+      </w:r>
+    </w:p>
+    <w:p>
+      <w:pPr>
+        <w:spacing w:before="0" w:after="0" w:line="259" w:lineRule="auto"/>
+        <w:ind w:left="113"/>
+      </w:pPr>
+      <w:r>
+        <w:rPr>
+          <w:rFonts w:ascii="맑은 고딕" w:hAnsi="맑은 고딕" w:eastAsia="맑은 고딕"/>
+          <w:b w:val="0"/>
+          <w:i w:val="0"/>
+          <w:sz w:val="18"/>
+          <w:u w:val="none"/>
+        </w:rPr>
+        <w:t xml:space="preserve">④ The committee will </w:t>
+      </w:r>
+      <w:r>
+        <w:rPr>
+          <w:rFonts w:ascii="맑은 고딕" w:hAnsi="맑은 고딕" w:eastAsia="맑은 고딕"/>
+          <w:b w:val="0"/>
+          <w:i w:val="0"/>
+          <w:sz w:val="18"/>
+          <w:u w:val="single"/>
+        </w:rPr>
+        <w:t>approve</w:t>
+      </w:r>
+      <w:r>
+        <w:rPr>
+          <w:rFonts w:ascii="맑은 고딕" w:hAnsi="맑은 고딕" w:eastAsia="맑은 고딕"/>
+          <w:b w:val="0"/>
+          <w:i w:val="0"/>
+          <w:sz w:val="18"/>
+          <w:u w:val="none"/>
+        </w:rPr>
+        <w:t xml:space="preserve"> the new plan next week.</w:t>
+      </w:r>
+    </w:p>
+    <w:p>
+      <w:pPr>
+        <w:spacing w:before="0" w:after="0" w:line="259" w:lineRule="auto"/>
+        <w:ind w:left="113"/>
+      </w:pPr>
+      <w:r>
+        <w:rPr>
+          <w:rFonts w:ascii="맑은 고딕" w:hAnsi="맑은 고딕" w:eastAsia="맑은 고딕"/>
+          <w:b w:val="0"/>
+          <w:i w:val="0"/>
+          <w:sz w:val="18"/>
+          <w:u w:val="none"/>
+        </w:rPr>
+        <w:t xml:space="preserve">⑤ Reporters tried to </w:t>
+      </w:r>
+      <w:r>
+        <w:rPr>
+          <w:rFonts w:ascii="맑은 고딕" w:hAnsi="맑은 고딕" w:eastAsia="맑은 고딕"/>
+          <w:b w:val="0"/>
+          <w:i w:val="0"/>
+          <w:sz w:val="18"/>
+          <w:u w:val="single"/>
+        </w:rPr>
+        <w:t>probe</w:t>
+      </w:r>
+      <w:r>
+        <w:rPr>
+          <w:rFonts w:ascii="맑은 고딕" w:hAnsi="맑은 고딕" w:eastAsia="맑은 고딕"/>
+          <w:b w:val="0"/>
+          <w:i w:val="0"/>
+          <w:sz w:val="18"/>
+          <w:u w:val="none"/>
+        </w:rPr>
+        <w:t xml:space="preserve"> the politician's past.</w:t>
       </w:r>
     </w:p>
     <w:p>
@@ -3907,7 +4337,47 @@
           <w:sz w:val="19"/>
           <w:u w:val="none"/>
         </w:rPr>
-        <w:t>①, ③</w:t>
+        <w:t xml:space="preserve">①, ③   │   </w:t>
+      </w:r>
+      <w:r>
+        <w:rPr>
+          <w:rFonts w:ascii="맑은 고딕" w:hAnsi="맑은 고딕" w:eastAsia="맑은 고딕"/>
+          <w:b/>
+          <w:i w:val="0"/>
+          <w:sz w:val="19"/>
+          <w:u w:val="none"/>
+        </w:rPr>
+        <w:t xml:space="preserve">21 </w:t>
+      </w:r>
+      <w:r>
+        <w:rPr>
+          <w:rFonts w:ascii="맑은 고딕" w:hAnsi="맑은 고딕" w:eastAsia="맑은 고딕"/>
+          <w:b w:val="0"/>
+          <w:i w:val="0"/>
+          <w:sz w:val="19"/>
+          <w:u w:val="none"/>
+        </w:rPr>
+        <w:t xml:space="preserve">②   │   </w:t>
+      </w:r>
+      <w:r>
+        <w:rPr>
+          <w:rFonts w:ascii="맑은 고딕" w:hAnsi="맑은 고딕" w:eastAsia="맑은 고딕"/>
+          <w:b/>
+          <w:i w:val="0"/>
+          <w:sz w:val="19"/>
+          <w:u w:val="none"/>
+        </w:rPr>
+        <w:t xml:space="preserve">22 </w:t>
+      </w:r>
+      <w:r>
+        <w:rPr>
+          <w:rFonts w:ascii="맑은 고딕" w:hAnsi="맑은 고딕" w:eastAsia="맑은 고딕"/>
+          <w:b w:val="0"/>
+          <w:i w:val="0"/>
+          <w:sz w:val="19"/>
+          <w:u w:val="none"/>
+        </w:rPr>
+        <w:t>②</w:t>
       </w:r>
     </w:p>
     <w:sectPr>

--- a/mokun3/2fin/word/m3s2_vocab_test_exam.docx
+++ b/mokun3/2fin/word/m3s2_vocab_test_exam.docx
@@ -19,10 +19,10 @@
     </w:p>
     <w:p>
       <w:pPr>
-        <w:spacing w:before="0" w:after="60" w:line="259" w:lineRule="auto"/>
         <w:pBdr>
           <w:bottom w:val="single" w:sz="8" w:space="1" w:color="1F3864"/>
         </w:pBdr>
+        <w:spacing w:before="0" w:after="60" w:line="259" w:lineRule="auto"/>
       </w:pPr>
       <w:r>
         <w:rPr>
@@ -40,8 +40,8 @@
         <w:sectPr>
           <w:pgSz w:w="11906" w:h="16838"/>
           <w:pgMar w:top="680" w:right="794" w:bottom="624" w:left="794" w:header="720" w:footer="720" w:gutter="0"/>
+          <w:cols w:num="1" w:space="360"/>
           <w:docGrid w:linePitch="360"/>
-          <w:cols w:num="1" w:space="360"/>
         </w:sectPr>
       </w:pPr>
     </w:p>
@@ -3915,8 +3915,8 @@
           <w:type w:val="continuous"/>
           <w:pgSz w:w="11906" w:h="16838"/>
           <w:pgMar w:top="680" w:right="794" w:bottom="624" w:left="794" w:header="720" w:footer="720" w:gutter="0"/>
+          <w:cols w:num="2" w:space="360" w:sep="1"/>
           <w:docGrid w:linePitch="360"/>
-          <w:cols w:num="2" w:space="360" w:sep="1"/>
         </w:sectPr>
       </w:pPr>
     </w:p>
@@ -4383,8 +4383,8 @@
     <w:sectPr>
       <w:pgSz w:w="11906" w:h="16838"/>
       <w:pgMar w:top="680" w:right="794" w:bottom="624" w:left="794" w:header="720" w:footer="720" w:gutter="0"/>
+      <w:cols w:num="1" w:space="360"/>
       <w:docGrid w:linePitch="360"/>
-      <w:cols w:num="1" w:space="360"/>
     </w:sectPr>
   </w:body>
 </w:document>

--- a/mokun3/2fin/word/m3s2_vocab_test_exam.docx
+++ b/mokun3/2fin/word/m3s2_vocab_test_exam.docx
@@ -19,10 +19,10 @@
     </w:p>
     <w:p>
       <w:pPr>
+        <w:spacing w:before="0" w:after="60" w:line="259" w:lineRule="auto"/>
         <w:pBdr>
           <w:bottom w:val="single" w:sz="8" w:space="1" w:color="1F3864"/>
         </w:pBdr>
-        <w:spacing w:before="0" w:after="60" w:line="259" w:lineRule="auto"/>
       </w:pPr>
       <w:r>
         <w:rPr>
@@ -40,8 +40,8 @@
         <w:sectPr>
           <w:pgSz w:w="11906" w:h="16838"/>
           <w:pgMar w:top="680" w:right="794" w:bottom="624" w:left="794" w:header="720" w:footer="720" w:gutter="0"/>
+          <w:docGrid w:linePitch="360"/>
           <w:cols w:num="1" w:space="360"/>
-          <w:docGrid w:linePitch="360"/>
         </w:sectPr>
       </w:pPr>
     </w:p>
@@ -227,27 +227,27 @@
           <w:sz w:val="18"/>
           <w:u w:val="none"/>
         </w:rPr>
-        <w:t xml:space="preserve">밑줄 친 break down이 L5 Vocabulary 예문(Plastics each break down differently)과 </w:t>
-      </w:r>
-      <w:r>
-        <w:rPr>
-          <w:rFonts w:ascii="맑은 고딕" w:hAnsi="맑은 고딕" w:eastAsia="맑은 고딕"/>
-          <w:b/>
-          <w:i w:val="0"/>
-          <w:sz w:val="18"/>
-          <w:u w:val="none"/>
-        </w:rPr>
-        <w:t>같은 뜻</w:t>
-      </w:r>
-      <w:r>
-        <w:rPr>
-          <w:rFonts w:ascii="맑은 고딕" w:hAnsi="맑은 고딕" w:eastAsia="맑은 고딕"/>
-          <w:b w:val="0"/>
-          <w:i w:val="0"/>
-          <w:sz w:val="18"/>
-          <w:u w:val="none"/>
-        </w:rPr>
-        <w:t xml:space="preserve">으로 쓰인 것은? </w:t>
+        <w:t xml:space="preserve">다음 프린트 예문의 밑줄 친 </w:t>
+      </w:r>
+      <w:r>
+        <w:rPr>
+          <w:rFonts w:ascii="맑은 고딕" w:hAnsi="맑은 고딕" w:eastAsia="맑은 고딕"/>
+          <w:b w:val="0"/>
+          <w:i w:val="0"/>
+          <w:sz w:val="18"/>
+          <w:u w:val="single"/>
+        </w:rPr>
+        <w:t>break down</w:t>
+      </w:r>
+      <w:r>
+        <w:rPr>
+          <w:rFonts w:ascii="맑은 고딕" w:hAnsi="맑은 고딕" w:eastAsia="맑은 고딕"/>
+          <w:b w:val="0"/>
+          <w:i w:val="0"/>
+          <w:sz w:val="18"/>
+          <w:u w:val="none"/>
+        </w:rPr>
+        <w:t xml:space="preserve">의 의미로 알맞은 것은? </w:t>
       </w:r>
       <w:r>
         <w:rPr>
@@ -262,6 +262,991 @@
     </w:p>
     <w:p>
       <w:pPr>
+        <w:spacing w:before="0" w:after="20" w:line="259" w:lineRule="auto"/>
+        <w:ind w:left="57"/>
+      </w:pPr>
+      <w:r>
+        <w:rPr>
+          <w:rFonts w:ascii="맑은 고딕" w:hAnsi="맑은 고딕" w:eastAsia="맑은 고딕"/>
+          <w:b w:val="0"/>
+          <w:i w:val="0"/>
+          <w:sz w:val="18"/>
+          <w:u w:val="none"/>
+        </w:rPr>
+        <w:t xml:space="preserve">Plastics each </w:t>
+      </w:r>
+      <w:r>
+        <w:rPr>
+          <w:rFonts w:ascii="맑은 고딕" w:hAnsi="맑은 고딕" w:eastAsia="맑은 고딕"/>
+          <w:b w:val="0"/>
+          <w:i w:val="0"/>
+          <w:sz w:val="18"/>
+          <w:u w:val="single"/>
+        </w:rPr>
+        <w:t>break down</w:t>
+      </w:r>
+      <w:r>
+        <w:rPr>
+          <w:rFonts w:ascii="맑은 고딕" w:hAnsi="맑은 고딕" w:eastAsia="맑은 고딕"/>
+          <w:b w:val="0"/>
+          <w:i w:val="0"/>
+          <w:sz w:val="18"/>
+          <w:u w:val="none"/>
+        </w:rPr>
+        <w:t xml:space="preserve"> differently, so recycling them is difficult.</w:t>
+      </w:r>
+    </w:p>
+    <w:p>
+      <w:pPr>
+        <w:spacing w:before="0" w:after="20" w:line="259" w:lineRule="auto"/>
+        <w:ind w:left="113"/>
+      </w:pPr>
+      <w:r>
+        <w:rPr>
+          <w:rFonts w:ascii="맑은 고딕" w:hAnsi="맑은 고딕" w:eastAsia="맑은 고딕"/>
+          <w:b w:val="0"/>
+          <w:i w:val="0"/>
+          <w:sz w:val="18"/>
+          <w:u w:val="none"/>
+        </w:rPr>
+        <w:t>① (감정이) 무너지다</w:t>
+      </w:r>
+      <w:r>
+        <w:rPr>
+          <w:rFonts w:ascii="맑은 고딕" w:hAnsi="맑은 고딕" w:eastAsia="맑은 고딕"/>
+          <w:b w:val="0"/>
+          <w:i w:val="0"/>
+          <w:sz w:val="18"/>
+          <w:u w:val="none"/>
+        </w:rPr>
+        <w:t xml:space="preserve">    </w:t>
+      </w:r>
+      <w:r>
+        <w:rPr>
+          <w:rFonts w:ascii="맑은 고딕" w:hAnsi="맑은 고딕" w:eastAsia="맑은 고딕"/>
+          <w:b w:val="0"/>
+          <w:i w:val="0"/>
+          <w:sz w:val="18"/>
+          <w:u w:val="none"/>
+        </w:rPr>
+        <w:t>② 고장 나다</w:t>
+      </w:r>
+      <w:r>
+        <w:rPr>
+          <w:rFonts w:ascii="맑은 고딕" w:hAnsi="맑은 고딕" w:eastAsia="맑은 고딕"/>
+          <w:b w:val="0"/>
+          <w:i w:val="0"/>
+          <w:sz w:val="18"/>
+          <w:u w:val="none"/>
+        </w:rPr>
+        <w:t xml:space="preserve">    </w:t>
+      </w:r>
+      <w:r>
+        <w:rPr>
+          <w:rFonts w:ascii="맑은 고딕" w:hAnsi="맑은 고딕" w:eastAsia="맑은 고딕"/>
+          <w:b w:val="0"/>
+          <w:i w:val="0"/>
+          <w:sz w:val="18"/>
+          <w:u w:val="none"/>
+        </w:rPr>
+        <w:t>③ 분해되다</w:t>
+      </w:r>
+      <w:r>
+        <w:rPr>
+          <w:rFonts w:ascii="맑은 고딕" w:hAnsi="맑은 고딕" w:eastAsia="맑은 고딕"/>
+          <w:b w:val="0"/>
+          <w:i w:val="0"/>
+          <w:sz w:val="18"/>
+          <w:u w:val="none"/>
+        </w:rPr>
+        <w:t xml:space="preserve">    </w:t>
+      </w:r>
+      <w:r>
+        <w:rPr>
+          <w:rFonts w:ascii="맑은 고딕" w:hAnsi="맑은 고딕" w:eastAsia="맑은 고딕"/>
+          <w:b w:val="0"/>
+          <w:i w:val="0"/>
+          <w:sz w:val="18"/>
+          <w:u w:val="none"/>
+        </w:rPr>
+        <w:t>④ 사라지다</w:t>
+      </w:r>
+      <w:r>
+        <w:rPr>
+          <w:rFonts w:ascii="맑은 고딕" w:hAnsi="맑은 고딕" w:eastAsia="맑은 고딕"/>
+          <w:b w:val="0"/>
+          <w:i w:val="0"/>
+          <w:sz w:val="18"/>
+          <w:u w:val="none"/>
+        </w:rPr>
+        <w:t xml:space="preserve">    </w:t>
+      </w:r>
+      <w:r>
+        <w:rPr>
+          <w:rFonts w:ascii="맑은 고딕" w:hAnsi="맑은 고딕" w:eastAsia="맑은 고딕"/>
+          <w:b w:val="0"/>
+          <w:i w:val="0"/>
+          <w:sz w:val="18"/>
+          <w:u w:val="none"/>
+        </w:rPr>
+        <w:t>⑤ 막다, 방지하다</w:t>
+      </w:r>
+    </w:p>
+    <w:p>
+      <w:pPr>
+        <w:spacing w:before="0" w:after="40" w:line="259" w:lineRule="auto"/>
+      </w:pPr>
+    </w:p>
+    <w:p>
+      <w:pPr>
+        <w:keepNext/>
+        <w:spacing w:before="0" w:after="20" w:line="259" w:lineRule="auto"/>
+      </w:pPr>
+      <w:r>
+        <w:rPr>
+          <w:rFonts w:ascii="맑은 고딕" w:hAnsi="맑은 고딕" w:eastAsia="맑은 고딕"/>
+          <w:b/>
+          <w:i w:val="0"/>
+          <w:sz w:val="18"/>
+          <w:u w:val="none"/>
+        </w:rPr>
+        <w:t xml:space="preserve">3. </w:t>
+      </w:r>
+      <w:r>
+        <w:rPr>
+          <w:rFonts w:ascii="맑은 고딕" w:hAnsi="맑은 고딕" w:eastAsia="맑은 고딕"/>
+          <w:b w:val="0"/>
+          <w:i w:val="0"/>
+          <w:sz w:val="18"/>
+          <w:u w:val="none"/>
+        </w:rPr>
+        <w:t xml:space="preserve">빈칸 (A)~(D)에 &lt;보기&gt;의 단어를 한 번씩 넣을 때, 어디에도 들어갈 수 </w:t>
+      </w:r>
+      <w:r>
+        <w:rPr>
+          <w:rFonts w:ascii="맑은 고딕" w:hAnsi="맑은 고딕" w:eastAsia="맑은 고딕"/>
+          <w:b w:val="0"/>
+          <w:i w:val="0"/>
+          <w:sz w:val="18"/>
+          <w:u w:val="single"/>
+        </w:rPr>
+        <w:t>없는</w:t>
+      </w:r>
+      <w:r>
+        <w:rPr>
+          <w:rFonts w:ascii="맑은 고딕" w:hAnsi="맑은 고딕" w:eastAsia="맑은 고딕"/>
+          <w:b w:val="0"/>
+          <w:i w:val="0"/>
+          <w:sz w:val="18"/>
+          <w:u w:val="none"/>
+        </w:rPr>
+        <w:t xml:space="preserve"> 것은? </w:t>
+      </w:r>
+      <w:r>
+        <w:rPr>
+          <w:rFonts w:ascii="맑은 고딕" w:hAnsi="맑은 고딕" w:eastAsia="맑은 고딕"/>
+          <w:b w:val="0"/>
+          <w:i w:val="0"/>
+          <w:sz w:val="18"/>
+          <w:u w:val="none"/>
+        </w:rPr>
+        <w:t>(4점)</w:t>
+      </w:r>
+    </w:p>
+    <w:p>
+      <w:pPr>
+        <w:spacing w:before="0" w:after="20" w:line="259" w:lineRule="auto"/>
+        <w:ind w:left="57"/>
+      </w:pPr>
+      <w:r>
+        <w:rPr>
+          <w:rFonts w:ascii="맑은 고딕" w:hAnsi="맑은 고딕" w:eastAsia="맑은 고딕"/>
+          <w:b w:val="0"/>
+          <w:i w:val="0"/>
+          <w:sz w:val="18"/>
+          <w:u w:val="none"/>
+        </w:rPr>
+        <w:t>〈보기〉 prevent / surface / additional / contribute / structure</w:t>
+      </w:r>
+      <w:r>
+        <w:br/>
+      </w:r>
+      <w:r>
+        <w:rPr>
+          <w:rFonts w:ascii="맑은 고딕" w:hAnsi="맑은 고딕" w:eastAsia="맑은 고딕"/>
+          <w:b w:val="0"/>
+          <w:i w:val="0"/>
+          <w:sz w:val="18"/>
+          <w:u w:val="none"/>
+        </w:rPr>
+        <w:t>(A) The police tried to ______ him from leaving.</w:t>
+      </w:r>
+      <w:r>
+        <w:br/>
+      </w:r>
+      <w:r>
+        <w:rPr>
+          <w:rFonts w:ascii="맑은 고딕" w:hAnsi="맑은 고딕" w:eastAsia="맑은 고딕"/>
+          <w:b w:val="0"/>
+          <w:i w:val="0"/>
+          <w:sz w:val="18"/>
+          <w:u w:val="none"/>
+        </w:rPr>
+        <w:t>(B) There are small black dots on the sun’s ______.</w:t>
+      </w:r>
+      <w:r>
+        <w:br/>
+      </w:r>
+      <w:r>
+        <w:rPr>
+          <w:rFonts w:ascii="맑은 고딕" w:hAnsi="맑은 고딕" w:eastAsia="맑은 고딕"/>
+          <w:b w:val="0"/>
+          <w:i w:val="0"/>
+          <w:sz w:val="18"/>
+          <w:u w:val="none"/>
+        </w:rPr>
+        <w:t>(C) A traditional Korean house, or hanok, has a special ______.</w:t>
+      </w:r>
+      <w:r>
+        <w:br/>
+      </w:r>
+      <w:r>
+        <w:rPr>
+          <w:rFonts w:ascii="맑은 고딕" w:hAnsi="맑은 고딕" w:eastAsia="맑은 고딕"/>
+          <w:b w:val="0"/>
+          <w:i w:val="0"/>
+          <w:sz w:val="18"/>
+          <w:u w:val="none"/>
+        </w:rPr>
+        <w:t>(D) The science track, for instance, includes ______ math and science courses.</w:t>
+      </w:r>
+    </w:p>
+    <w:p>
+      <w:pPr>
+        <w:spacing w:before="0" w:after="20" w:line="259" w:lineRule="auto"/>
+        <w:ind w:left="113"/>
+      </w:pPr>
+      <w:r>
+        <w:rPr>
+          <w:rFonts w:ascii="맑은 고딕" w:hAnsi="맑은 고딕" w:eastAsia="맑은 고딕"/>
+          <w:b w:val="0"/>
+          <w:i w:val="0"/>
+          <w:sz w:val="18"/>
+          <w:u w:val="none"/>
+        </w:rPr>
+        <w:t>① prevent</w:t>
+      </w:r>
+      <w:r>
+        <w:rPr>
+          <w:rFonts w:ascii="맑은 고딕" w:hAnsi="맑은 고딕" w:eastAsia="맑은 고딕"/>
+          <w:b w:val="0"/>
+          <w:i w:val="0"/>
+          <w:sz w:val="18"/>
+          <w:u w:val="none"/>
+        </w:rPr>
+        <w:t xml:space="preserve">    </w:t>
+      </w:r>
+      <w:r>
+        <w:rPr>
+          <w:rFonts w:ascii="맑은 고딕" w:hAnsi="맑은 고딕" w:eastAsia="맑은 고딕"/>
+          <w:b w:val="0"/>
+          <w:i w:val="0"/>
+          <w:sz w:val="18"/>
+          <w:u w:val="none"/>
+        </w:rPr>
+        <w:t>② surface</w:t>
+      </w:r>
+      <w:r>
+        <w:rPr>
+          <w:rFonts w:ascii="맑은 고딕" w:hAnsi="맑은 고딕" w:eastAsia="맑은 고딕"/>
+          <w:b w:val="0"/>
+          <w:i w:val="0"/>
+          <w:sz w:val="18"/>
+          <w:u w:val="none"/>
+        </w:rPr>
+        <w:t xml:space="preserve">    </w:t>
+      </w:r>
+      <w:r>
+        <w:rPr>
+          <w:rFonts w:ascii="맑은 고딕" w:hAnsi="맑은 고딕" w:eastAsia="맑은 고딕"/>
+          <w:b w:val="0"/>
+          <w:i w:val="0"/>
+          <w:sz w:val="18"/>
+          <w:u w:val="none"/>
+        </w:rPr>
+        <w:t>③ additional</w:t>
+      </w:r>
+      <w:r>
+        <w:rPr>
+          <w:rFonts w:ascii="맑은 고딕" w:hAnsi="맑은 고딕" w:eastAsia="맑은 고딕"/>
+          <w:b w:val="0"/>
+          <w:i w:val="0"/>
+          <w:sz w:val="18"/>
+          <w:u w:val="none"/>
+        </w:rPr>
+        <w:t xml:space="preserve">    </w:t>
+      </w:r>
+      <w:r>
+        <w:rPr>
+          <w:rFonts w:ascii="맑은 고딕" w:hAnsi="맑은 고딕" w:eastAsia="맑은 고딕"/>
+          <w:b w:val="0"/>
+          <w:i w:val="0"/>
+          <w:sz w:val="18"/>
+          <w:u w:val="none"/>
+        </w:rPr>
+        <w:t>④ contribute</w:t>
+      </w:r>
+      <w:r>
+        <w:rPr>
+          <w:rFonts w:ascii="맑은 고딕" w:hAnsi="맑은 고딕" w:eastAsia="맑은 고딕"/>
+          <w:b w:val="0"/>
+          <w:i w:val="0"/>
+          <w:sz w:val="18"/>
+          <w:u w:val="none"/>
+        </w:rPr>
+        <w:t xml:space="preserve">    </w:t>
+      </w:r>
+      <w:r>
+        <w:rPr>
+          <w:rFonts w:ascii="맑은 고딕" w:hAnsi="맑은 고딕" w:eastAsia="맑은 고딕"/>
+          <w:b w:val="0"/>
+          <w:i w:val="0"/>
+          <w:sz w:val="18"/>
+          <w:u w:val="none"/>
+        </w:rPr>
+        <w:t>⑤ structure</w:t>
+      </w:r>
+    </w:p>
+    <w:p>
+      <w:pPr>
+        <w:spacing w:before="0" w:after="40" w:line="259" w:lineRule="auto"/>
+      </w:pPr>
+    </w:p>
+    <w:p>
+      <w:pPr>
+        <w:keepNext/>
+        <w:spacing w:before="0" w:after="20" w:line="259" w:lineRule="auto"/>
+      </w:pPr>
+      <w:r>
+        <w:rPr>
+          <w:rFonts w:ascii="맑은 고딕" w:hAnsi="맑은 고딕" w:eastAsia="맑은 고딕"/>
+          <w:b/>
+          <w:i w:val="0"/>
+          <w:sz w:val="18"/>
+          <w:u w:val="none"/>
+        </w:rPr>
+        <w:t xml:space="preserve">4. </w:t>
+      </w:r>
+      <w:r>
+        <w:rPr>
+          <w:rFonts w:ascii="맑은 고딕" w:hAnsi="맑은 고딕" w:eastAsia="맑은 고딕"/>
+          <w:b w:val="0"/>
+          <w:i w:val="0"/>
+          <w:sz w:val="18"/>
+          <w:u w:val="none"/>
+        </w:rPr>
+        <w:t xml:space="preserve">다음 영영풀이에 해당하는 단어는? </w:t>
+      </w:r>
+      <w:r>
+        <w:rPr>
+          <w:rFonts w:ascii="맑은 고딕" w:hAnsi="맑은 고딕" w:eastAsia="맑은 고딕"/>
+          <w:b w:val="0"/>
+          <w:i w:val="0"/>
+          <w:sz w:val="18"/>
+          <w:u w:val="none"/>
+        </w:rPr>
+        <w:t>(3점)</w:t>
+      </w:r>
+    </w:p>
+    <w:p>
+      <w:pPr>
+        <w:spacing w:before="0" w:after="20" w:line="259" w:lineRule="auto"/>
+        <w:ind w:left="57"/>
+      </w:pPr>
+      <w:r>
+        <w:rPr>
+          <w:rFonts w:ascii="맑은 고딕" w:hAnsi="맑은 고딕" w:eastAsia="맑은 고딕"/>
+          <w:b w:val="0"/>
+          <w:i w:val="0"/>
+          <w:sz w:val="18"/>
+          <w:u w:val="none"/>
+        </w:rPr>
+        <w:t>v. to attach something or put something on especially something useful</w:t>
+      </w:r>
+    </w:p>
+    <w:p>
+      <w:pPr>
+        <w:spacing w:before="0" w:after="20" w:line="259" w:lineRule="auto"/>
+        <w:ind w:left="113"/>
+      </w:pPr>
+      <w:r>
+        <w:rPr>
+          <w:rFonts w:ascii="맑은 고딕" w:hAnsi="맑은 고딕" w:eastAsia="맑은 고딕"/>
+          <w:b w:val="0"/>
+          <w:i w:val="0"/>
+          <w:sz w:val="18"/>
+          <w:u w:val="none"/>
+        </w:rPr>
+        <w:t>① program</w:t>
+      </w:r>
+      <w:r>
+        <w:rPr>
+          <w:rFonts w:ascii="맑은 고딕" w:hAnsi="맑은 고딕" w:eastAsia="맑은 고딕"/>
+          <w:b w:val="0"/>
+          <w:i w:val="0"/>
+          <w:sz w:val="18"/>
+          <w:u w:val="none"/>
+        </w:rPr>
+        <w:t xml:space="preserve">    </w:t>
+      </w:r>
+      <w:r>
+        <w:rPr>
+          <w:rFonts w:ascii="맑은 고딕" w:hAnsi="맑은 고딕" w:eastAsia="맑은 고딕"/>
+          <w:b w:val="0"/>
+          <w:i w:val="0"/>
+          <w:sz w:val="18"/>
+          <w:u w:val="none"/>
+        </w:rPr>
+        <w:t>② navigate</w:t>
+      </w:r>
+      <w:r>
+        <w:rPr>
+          <w:rFonts w:ascii="맑은 고딕" w:hAnsi="맑은 고딕" w:eastAsia="맑은 고딕"/>
+          <w:b w:val="0"/>
+          <w:i w:val="0"/>
+          <w:sz w:val="18"/>
+          <w:u w:val="none"/>
+        </w:rPr>
+        <w:t xml:space="preserve">    </w:t>
+      </w:r>
+      <w:r>
+        <w:rPr>
+          <w:rFonts w:ascii="맑은 고딕" w:hAnsi="맑은 고딕" w:eastAsia="맑은 고딕"/>
+          <w:b w:val="0"/>
+          <w:i w:val="0"/>
+          <w:sz w:val="18"/>
+          <w:u w:val="none"/>
+        </w:rPr>
+        <w:t>③ deal with</w:t>
+      </w:r>
+      <w:r>
+        <w:rPr>
+          <w:rFonts w:ascii="맑은 고딕" w:hAnsi="맑은 고딕" w:eastAsia="맑은 고딕"/>
+          <w:b w:val="0"/>
+          <w:i w:val="0"/>
+          <w:sz w:val="18"/>
+          <w:u w:val="none"/>
+        </w:rPr>
+        <w:t xml:space="preserve">    </w:t>
+      </w:r>
+      <w:r>
+        <w:rPr>
+          <w:rFonts w:ascii="맑은 고딕" w:hAnsi="맑은 고딕" w:eastAsia="맑은 고딕"/>
+          <w:b w:val="0"/>
+          <w:i w:val="0"/>
+          <w:sz w:val="18"/>
+          <w:u w:val="none"/>
+        </w:rPr>
+        <w:t>④ sense</w:t>
+      </w:r>
+      <w:r>
+        <w:rPr>
+          <w:rFonts w:ascii="맑은 고딕" w:hAnsi="맑은 고딕" w:eastAsia="맑은 고딕"/>
+          <w:b w:val="0"/>
+          <w:i w:val="0"/>
+          <w:sz w:val="18"/>
+          <w:u w:val="none"/>
+        </w:rPr>
+        <w:t xml:space="preserve">    </w:t>
+      </w:r>
+      <w:r>
+        <w:rPr>
+          <w:rFonts w:ascii="맑은 고딕" w:hAnsi="맑은 고딕" w:eastAsia="맑은 고딕"/>
+          <w:b w:val="0"/>
+          <w:i w:val="0"/>
+          <w:sz w:val="18"/>
+          <w:u w:val="none"/>
+        </w:rPr>
+        <w:t>⑤ equip</w:t>
+      </w:r>
+    </w:p>
+    <w:p>
+      <w:pPr>
+        <w:spacing w:before="0" w:after="40" w:line="259" w:lineRule="auto"/>
+      </w:pPr>
+    </w:p>
+    <w:p>
+      <w:pPr>
+        <w:keepNext/>
+        <w:spacing w:before="0" w:after="20" w:line="259" w:lineRule="auto"/>
+      </w:pPr>
+      <w:r>
+        <w:rPr>
+          <w:rFonts w:ascii="맑은 고딕" w:hAnsi="맑은 고딕" w:eastAsia="맑은 고딕"/>
+          <w:b/>
+          <w:i w:val="0"/>
+          <w:sz w:val="18"/>
+          <w:u w:val="none"/>
+        </w:rPr>
+        <w:t xml:space="preserve">5. </w:t>
+      </w:r>
+      <w:r>
+        <w:rPr>
+          <w:rFonts w:ascii="맑은 고딕" w:hAnsi="맑은 고딕" w:eastAsia="맑은 고딕"/>
+          <w:b w:val="0"/>
+          <w:i w:val="0"/>
+          <w:sz w:val="18"/>
+          <w:u w:val="none"/>
+        </w:rPr>
+        <w:t xml:space="preserve">단어의 영영풀이와 예문이 </w:t>
+      </w:r>
+      <w:r>
+        <w:rPr>
+          <w:rFonts w:ascii="맑은 고딕" w:hAnsi="맑은 고딕" w:eastAsia="맑은 고딕"/>
+          <w:b w:val="0"/>
+          <w:i w:val="0"/>
+          <w:sz w:val="18"/>
+          <w:u w:val="single"/>
+        </w:rPr>
+        <w:t>모두</w:t>
+      </w:r>
+      <w:r>
+        <w:rPr>
+          <w:rFonts w:ascii="맑은 고딕" w:hAnsi="맑은 고딕" w:eastAsia="맑은 고딕"/>
+          <w:b w:val="0"/>
+          <w:i w:val="0"/>
+          <w:sz w:val="18"/>
+          <w:u w:val="none"/>
+        </w:rPr>
+        <w:t xml:space="preserve"> 옳은 것으로만 묶인 것은? </w:t>
+      </w:r>
+      <w:r>
+        <w:rPr>
+          <w:rFonts w:ascii="맑은 고딕" w:hAnsi="맑은 고딕" w:eastAsia="맑은 고딕"/>
+          <w:b w:val="0"/>
+          <w:i w:val="0"/>
+          <w:sz w:val="18"/>
+          <w:u w:val="none"/>
+        </w:rPr>
+        <w:t>(4점)</w:t>
+      </w:r>
+    </w:p>
+    <w:p>
+      <w:pPr>
+        <w:spacing w:before="0" w:after="20" w:line="259" w:lineRule="auto"/>
+        <w:ind w:left="57"/>
+      </w:pPr>
+      <w:r>
+        <w:rPr>
+          <w:rFonts w:ascii="맑은 고딕" w:hAnsi="맑은 고딕" w:eastAsia="맑은 고딕"/>
+          <w:b w:val="0"/>
+          <w:i w:val="0"/>
+          <w:sz w:val="18"/>
+          <w:u w:val="none"/>
+        </w:rPr>
+        <w:t>ⓐ invention: n. something that humans have thought of and made → The light bulb is a great invention.</w:t>
+      </w:r>
+      <w:r>
+        <w:br/>
+      </w:r>
+      <w:r>
+        <w:rPr>
+          <w:rFonts w:ascii="맑은 고딕" w:hAnsi="맑은 고딕" w:eastAsia="맑은 고딕"/>
+          <w:b w:val="0"/>
+          <w:i w:val="0"/>
+          <w:sz w:val="18"/>
+          <w:u w:val="none"/>
+        </w:rPr>
+        <w:t>ⓑ artificial: a. made by humans → Some artificial flowers were used to decorate the living room.</w:t>
+      </w:r>
+      <w:r>
+        <w:br/>
+      </w:r>
+      <w:r>
+        <w:rPr>
+          <w:rFonts w:ascii="맑은 고딕" w:hAnsi="맑은 고딕" w:eastAsia="맑은 고딕"/>
+          <w:b w:val="0"/>
+          <w:i w:val="0"/>
+          <w:sz w:val="18"/>
+          <w:u w:val="none"/>
+        </w:rPr>
+        <w:t>ⓒ intelligence: n. the ability to learn or understand things well → Some artificial flowers were used to decorate the living room.</w:t>
+      </w:r>
+      <w:r>
+        <w:br/>
+      </w:r>
+      <w:r>
+        <w:rPr>
+          <w:rFonts w:ascii="맑은 고딕" w:hAnsi="맑은 고딕" w:eastAsia="맑은 고딕"/>
+          <w:b w:val="0"/>
+          <w:i w:val="0"/>
+          <w:sz w:val="18"/>
+          <w:u w:val="none"/>
+        </w:rPr>
+        <w:t>ⓓ program: v. to make one’s way through an area → The robot has been programmed to say “hello.”</w:t>
+      </w:r>
+      <w:r>
+        <w:br/>
+      </w:r>
+      <w:r>
+        <w:rPr>
+          <w:rFonts w:ascii="맑은 고딕" w:hAnsi="맑은 고딕" w:eastAsia="맑은 고딕"/>
+          <w:b w:val="0"/>
+          <w:i w:val="0"/>
+          <w:sz w:val="18"/>
+          <w:u w:val="none"/>
+        </w:rPr>
+        <w:t>ⓔ deal with: to handle or solve something such as a problem → You have to deal with this problem first.</w:t>
+      </w:r>
+    </w:p>
+    <w:p>
+      <w:pPr>
+        <w:spacing w:before="0" w:after="20" w:line="259" w:lineRule="auto"/>
+        <w:ind w:left="113"/>
+      </w:pPr>
+      <w:r>
+        <w:rPr>
+          <w:rFonts w:ascii="맑은 고딕" w:hAnsi="맑은 고딕" w:eastAsia="맑은 고딕"/>
+          <w:b w:val="0"/>
+          <w:i w:val="0"/>
+          <w:sz w:val="18"/>
+          <w:u w:val="none"/>
+        </w:rPr>
+        <w:t>① ⓐ, ⓑ</w:t>
+      </w:r>
+      <w:r>
+        <w:rPr>
+          <w:rFonts w:ascii="맑은 고딕" w:hAnsi="맑은 고딕" w:eastAsia="맑은 고딕"/>
+          <w:b w:val="0"/>
+          <w:i w:val="0"/>
+          <w:sz w:val="18"/>
+          <w:u w:val="none"/>
+        </w:rPr>
+        <w:t xml:space="preserve">    </w:t>
+      </w:r>
+      <w:r>
+        <w:rPr>
+          <w:rFonts w:ascii="맑은 고딕" w:hAnsi="맑은 고딕" w:eastAsia="맑은 고딕"/>
+          <w:b w:val="0"/>
+          <w:i w:val="0"/>
+          <w:sz w:val="18"/>
+          <w:u w:val="none"/>
+        </w:rPr>
+        <w:t>② ⓐ, ⓑ, ⓔ</w:t>
+      </w:r>
+      <w:r>
+        <w:rPr>
+          <w:rFonts w:ascii="맑은 고딕" w:hAnsi="맑은 고딕" w:eastAsia="맑은 고딕"/>
+          <w:b w:val="0"/>
+          <w:i w:val="0"/>
+          <w:sz w:val="18"/>
+          <w:u w:val="none"/>
+        </w:rPr>
+        <w:t xml:space="preserve">    </w:t>
+      </w:r>
+      <w:r>
+        <w:rPr>
+          <w:rFonts w:ascii="맑은 고딕" w:hAnsi="맑은 고딕" w:eastAsia="맑은 고딕"/>
+          <w:b w:val="0"/>
+          <w:i w:val="0"/>
+          <w:sz w:val="18"/>
+          <w:u w:val="none"/>
+        </w:rPr>
+        <w:t>③ ⓑ, ⓒ, ⓓ</w:t>
+      </w:r>
+      <w:r>
+        <w:rPr>
+          <w:rFonts w:ascii="맑은 고딕" w:hAnsi="맑은 고딕" w:eastAsia="맑은 고딕"/>
+          <w:b w:val="0"/>
+          <w:i w:val="0"/>
+          <w:sz w:val="18"/>
+          <w:u w:val="none"/>
+        </w:rPr>
+        <w:t xml:space="preserve">    </w:t>
+      </w:r>
+      <w:r>
+        <w:rPr>
+          <w:rFonts w:ascii="맑은 고딕" w:hAnsi="맑은 고딕" w:eastAsia="맑은 고딕"/>
+          <w:b w:val="0"/>
+          <w:i w:val="0"/>
+          <w:sz w:val="18"/>
+          <w:u w:val="none"/>
+        </w:rPr>
+        <w:t>④ ⓐ, ⓒ, ⓔ</w:t>
+      </w:r>
+      <w:r>
+        <w:rPr>
+          <w:rFonts w:ascii="맑은 고딕" w:hAnsi="맑은 고딕" w:eastAsia="맑은 고딕"/>
+          <w:b w:val="0"/>
+          <w:i w:val="0"/>
+          <w:sz w:val="18"/>
+          <w:u w:val="none"/>
+        </w:rPr>
+        <w:t xml:space="preserve">    </w:t>
+      </w:r>
+      <w:r>
+        <w:rPr>
+          <w:rFonts w:ascii="맑은 고딕" w:hAnsi="맑은 고딕" w:eastAsia="맑은 고딕"/>
+          <w:b w:val="0"/>
+          <w:i w:val="0"/>
+          <w:sz w:val="18"/>
+          <w:u w:val="none"/>
+        </w:rPr>
+        <w:t>⑤ ⓑ, ⓓ, ⓔ</w:t>
+      </w:r>
+    </w:p>
+    <w:p>
+      <w:pPr>
+        <w:spacing w:before="0" w:after="40" w:line="259" w:lineRule="auto"/>
+      </w:pPr>
+    </w:p>
+    <w:p>
+      <w:pPr>
+        <w:keepNext/>
+        <w:spacing w:before="0" w:after="20" w:line="259" w:lineRule="auto"/>
+      </w:pPr>
+      <w:r>
+        <w:rPr>
+          <w:rFonts w:ascii="맑은 고딕" w:hAnsi="맑은 고딕" w:eastAsia="맑은 고딕"/>
+          <w:b/>
+          <w:i w:val="0"/>
+          <w:sz w:val="18"/>
+          <w:u w:val="none"/>
+        </w:rPr>
+        <w:t xml:space="preserve">6. </w:t>
+      </w:r>
+      <w:r>
+        <w:rPr>
+          <w:rFonts w:ascii="맑은 고딕" w:hAnsi="맑은 고딕" w:eastAsia="맑은 고딕"/>
+          <w:b w:val="0"/>
+          <w:i w:val="0"/>
+          <w:sz w:val="18"/>
+          <w:u w:val="none"/>
+        </w:rPr>
+        <w:t xml:space="preserve">다음 프린트 문장의 밑줄 친 </w:t>
+      </w:r>
+      <w:r>
+        <w:rPr>
+          <w:rFonts w:ascii="맑은 고딕" w:hAnsi="맑은 고딕" w:eastAsia="맑은 고딕"/>
+          <w:b w:val="0"/>
+          <w:i w:val="0"/>
+          <w:sz w:val="18"/>
+          <w:u w:val="single"/>
+        </w:rPr>
+        <w:t>navigate</w:t>
+      </w:r>
+      <w:r>
+        <w:rPr>
+          <w:rFonts w:ascii="맑은 고딕" w:hAnsi="맑은 고딕" w:eastAsia="맑은 고딕"/>
+          <w:b w:val="0"/>
+          <w:i w:val="0"/>
+          <w:sz w:val="18"/>
+          <w:u w:val="none"/>
+        </w:rPr>
+        <w:t xml:space="preserve">의 의미로 알맞은 것은? </w:t>
+      </w:r>
+      <w:r>
+        <w:rPr>
+          <w:rFonts w:ascii="맑은 고딕" w:hAnsi="맑은 고딕" w:eastAsia="맑은 고딕"/>
+          <w:b w:val="0"/>
+          <w:i w:val="0"/>
+          <w:sz w:val="18"/>
+          <w:u w:val="none"/>
+        </w:rPr>
+        <w:t>(3점)</w:t>
+      </w:r>
+    </w:p>
+    <w:p>
+      <w:pPr>
+        <w:spacing w:before="0" w:after="20" w:line="259" w:lineRule="auto"/>
+        <w:ind w:left="57"/>
+      </w:pPr>
+      <w:r>
+        <w:rPr>
+          <w:rFonts w:ascii="맑은 고딕" w:hAnsi="맑은 고딕" w:eastAsia="맑은 고딕"/>
+          <w:b w:val="0"/>
+          <w:i w:val="0"/>
+          <w:sz w:val="18"/>
+          <w:u w:val="none"/>
+        </w:rPr>
+        <w:t xml:space="preserve">Odysseus had to </w:t>
+      </w:r>
+      <w:r>
+        <w:rPr>
+          <w:rFonts w:ascii="맑은 고딕" w:hAnsi="맑은 고딕" w:eastAsia="맑은 고딕"/>
+          <w:b w:val="0"/>
+          <w:i w:val="0"/>
+          <w:sz w:val="18"/>
+          <w:u w:val="single"/>
+        </w:rPr>
+        <w:t>navigate</w:t>
+      </w:r>
+      <w:r>
+        <w:rPr>
+          <w:rFonts w:ascii="맑은 고딕" w:hAnsi="맑은 고딕" w:eastAsia="맑은 고딕"/>
+          <w:b w:val="0"/>
+          <w:i w:val="0"/>
+          <w:sz w:val="18"/>
+          <w:u w:val="none"/>
+        </w:rPr>
+        <w:t xml:space="preserve"> not only the open sea but also the temptations that could lead his men the wrong way.</w:t>
+      </w:r>
+    </w:p>
+    <w:p>
+      <w:pPr>
+        <w:spacing w:before="0" w:after="20" w:line="259" w:lineRule="auto"/>
+        <w:ind w:left="113"/>
+      </w:pPr>
+      <w:r>
+        <w:rPr>
+          <w:rFonts w:ascii="맑은 고딕" w:hAnsi="맑은 고딕" w:eastAsia="맑은 고딕"/>
+          <w:b w:val="0"/>
+          <w:i w:val="0"/>
+          <w:sz w:val="18"/>
+          <w:u w:val="none"/>
+        </w:rPr>
+        <w:t>① 장착하다</w:t>
+      </w:r>
+      <w:r>
+        <w:rPr>
+          <w:rFonts w:ascii="맑은 고딕" w:hAnsi="맑은 고딕" w:eastAsia="맑은 고딕"/>
+          <w:b w:val="0"/>
+          <w:i w:val="0"/>
+          <w:sz w:val="18"/>
+          <w:u w:val="none"/>
+        </w:rPr>
+        <w:t xml:space="preserve">    </w:t>
+      </w:r>
+      <w:r>
+        <w:rPr>
+          <w:rFonts w:ascii="맑은 고딕" w:hAnsi="맑은 고딕" w:eastAsia="맑은 고딕"/>
+          <w:b w:val="0"/>
+          <w:i w:val="0"/>
+          <w:sz w:val="18"/>
+          <w:u w:val="none"/>
+        </w:rPr>
+        <w:t>② 감지하다</w:t>
+      </w:r>
+      <w:r>
+        <w:rPr>
+          <w:rFonts w:ascii="맑은 고딕" w:hAnsi="맑은 고딕" w:eastAsia="맑은 고딕"/>
+          <w:b w:val="0"/>
+          <w:i w:val="0"/>
+          <w:sz w:val="18"/>
+          <w:u w:val="none"/>
+        </w:rPr>
+        <w:t xml:space="preserve">    </w:t>
+      </w:r>
+      <w:r>
+        <w:rPr>
+          <w:rFonts w:ascii="맑은 고딕" w:hAnsi="맑은 고딕" w:eastAsia="맑은 고딕"/>
+          <w:b w:val="0"/>
+          <w:i w:val="0"/>
+          <w:sz w:val="18"/>
+          <w:u w:val="none"/>
+        </w:rPr>
+        <w:t>③ 인지하다</w:t>
+      </w:r>
+      <w:r>
+        <w:rPr>
+          <w:rFonts w:ascii="맑은 고딕" w:hAnsi="맑은 고딕" w:eastAsia="맑은 고딕"/>
+          <w:b w:val="0"/>
+          <w:i w:val="0"/>
+          <w:sz w:val="18"/>
+          <w:u w:val="none"/>
+        </w:rPr>
+        <w:t xml:space="preserve">    </w:t>
+      </w:r>
+      <w:r>
+        <w:rPr>
+          <w:rFonts w:ascii="맑은 고딕" w:hAnsi="맑은 고딕" w:eastAsia="맑은 고딕"/>
+          <w:b w:val="0"/>
+          <w:i w:val="0"/>
+          <w:sz w:val="18"/>
+          <w:u w:val="none"/>
+        </w:rPr>
+        <w:t>④ 헤쳐 나가다(길을 찾아가다)</w:t>
+      </w:r>
+      <w:r>
+        <w:rPr>
+          <w:rFonts w:ascii="맑은 고딕" w:hAnsi="맑은 고딕" w:eastAsia="맑은 고딕"/>
+          <w:b w:val="0"/>
+          <w:i w:val="0"/>
+          <w:sz w:val="18"/>
+          <w:u w:val="none"/>
+        </w:rPr>
+        <w:t xml:space="preserve">    </w:t>
+      </w:r>
+      <w:r>
+        <w:rPr>
+          <w:rFonts w:ascii="맑은 고딕" w:hAnsi="맑은 고딕" w:eastAsia="맑은 고딕"/>
+          <w:b w:val="0"/>
+          <w:i w:val="0"/>
+          <w:sz w:val="18"/>
+          <w:u w:val="none"/>
+        </w:rPr>
+        <w:t>⑤ 프로그램을 짜다</w:t>
+      </w:r>
+    </w:p>
+    <w:p>
+      <w:pPr>
+        <w:spacing w:before="0" w:after="40" w:line="259" w:lineRule="auto"/>
+      </w:pPr>
+    </w:p>
+    <w:p>
+      <w:pPr>
+        <w:keepNext/>
+        <w:spacing w:before="0" w:after="20" w:line="259" w:lineRule="auto"/>
+      </w:pPr>
+      <w:r>
+        <w:rPr>
+          <w:rFonts w:ascii="맑은 고딕" w:hAnsi="맑은 고딕" w:eastAsia="맑은 고딕"/>
+          <w:b/>
+          <w:i w:val="0"/>
+          <w:sz w:val="18"/>
+          <w:u w:val="none"/>
+        </w:rPr>
+        <w:t>[7~12] Supplementary Reading Vocabulary</w:t>
+      </w:r>
+    </w:p>
+    <w:p>
+      <w:pPr>
+        <w:keepNext/>
+        <w:spacing w:before="0" w:after="20" w:line="259" w:lineRule="auto"/>
+      </w:pPr>
+      <w:r>
+        <w:rPr>
+          <w:rFonts w:ascii="맑은 고딕" w:hAnsi="맑은 고딕" w:eastAsia="맑은 고딕"/>
+          <w:b/>
+          <w:i w:val="0"/>
+          <w:sz w:val="18"/>
+          <w:u w:val="none"/>
+        </w:rPr>
+        <w:t xml:space="preserve">7. </w:t>
+      </w:r>
+      <w:r>
+        <w:rPr>
+          <w:rFonts w:ascii="맑은 고딕" w:hAnsi="맑은 고딕" w:eastAsia="맑은 고딕"/>
+          <w:b w:val="0"/>
+          <w:i w:val="0"/>
+          <w:sz w:val="18"/>
+          <w:u w:val="none"/>
+        </w:rPr>
+        <w:t xml:space="preserve">단어와 영영풀이가 바르게 연결된 것은? </w:t>
+      </w:r>
+      <w:r>
+        <w:rPr>
+          <w:rFonts w:ascii="맑은 고딕" w:hAnsi="맑은 고딕" w:eastAsia="맑은 고딕"/>
+          <w:b w:val="0"/>
+          <w:i w:val="0"/>
+          <w:sz w:val="18"/>
+          <w:u w:val="none"/>
+        </w:rPr>
+        <w:t>(3점)</w:t>
+      </w:r>
+    </w:p>
+    <w:p>
+      <w:pPr>
         <w:spacing w:before="0" w:after="0" w:line="259" w:lineRule="auto"/>
         <w:ind w:left="113"/>
       </w:pPr>
@@ -273,7 +1258,7 @@
           <w:sz w:val="18"/>
           <w:u w:val="none"/>
         </w:rPr>
-        <w:t>① My car broke down on the way to school.</w:t>
+        <w:t>① undermine: v. to make something less harmful, serious, or severe</w:t>
       </w:r>
     </w:p>
     <w:p>
@@ -289,7 +1274,7 @@
           <w:sz w:val="18"/>
           <w:u w:val="none"/>
         </w:rPr>
-        <w:t>② She broke down in tears when she heard the news.</w:t>
+        <w:t>② workforce: n. the ability to endure or recover from difficult situation</w:t>
       </w:r>
     </w:p>
     <w:p>
@@ -305,7 +1290,7 @@
           <w:sz w:val="18"/>
           <w:u w:val="none"/>
         </w:rPr>
-        <w:t>③ Leaves break down into soil over time.</w:t>
+        <w:t>③ unprecedented: a. never seen or experienced before</w:t>
       </w:r>
     </w:p>
     <w:p>
@@ -321,7 +1306,7 @@
           <w:sz w:val="18"/>
           <w:u w:val="none"/>
         </w:rPr>
-        <w:t>④ The elevator broke down again this morning.</w:t>
+        <w:t>④ accumulate: v. to keep something such as heat or water in one place</w:t>
       </w:r>
     </w:p>
     <w:p>
@@ -337,7 +1322,7 @@
           <w:sz w:val="18"/>
           <w:u w:val="none"/>
         </w:rPr>
-        <w:t>⑤ He broke down after losing the game.</w:t>
+        <w:t>⑤ mitigate: v. to weaken or ruin</w:t>
       </w:r>
     </w:p>
     <w:p>
@@ -363,7 +1348,7 @@
           <w:sz w:val="18"/>
           <w:u w:val="none"/>
         </w:rPr>
-        <w:t xml:space="preserve">3. </w:t>
+        <w:t xml:space="preserve">8. </w:t>
       </w:r>
       <w:r>
         <w:rPr>
@@ -393,7 +1378,7 @@
           <w:sz w:val="18"/>
           <w:u w:val="none"/>
         </w:rPr>
-        <w:t xml:space="preserve"> 것은? </w:t>
+        <w:t xml:space="preserve"> 것은? (필요하면 형태 변화) </w:t>
       </w:r>
       <w:r>
         <w:rPr>
@@ -419,7 +1404,7 @@
           <w:sz w:val="18"/>
           <w:u w:val="none"/>
         </w:rPr>
-        <w:t>〈보기〉 prevent / surface / additional / contribute / structure</w:t>
+        <w:t>〈보기〉 exacerbate / prolonged / vulnerable / run out of / robust</w:t>
       </w:r>
       <w:r>
         <w:br/>
@@ -432,7 +1417,7 @@
           <w:sz w:val="18"/>
           <w:u w:val="none"/>
         </w:rPr>
-        <w:t>(A) The police tried to ______ him from leaving.</w:t>
+        <w:t>(A) Climate change and persistent atmospheric conditions further ______ the heat waves.</w:t>
       </w:r>
       <w:r>
         <w:br/>
@@ -445,7 +1430,7 @@
           <w:sz w:val="18"/>
           <w:u w:val="none"/>
         </w:rPr>
-        <w:t>(B) There are small black dots on the sun's ______.</w:t>
+        <w:t>(B) ______ heat and drought reduced soil moisture and left little water available for agriculture.</w:t>
       </w:r>
       <w:r>
         <w:br/>
@@ -458,7 +1443,7 @@
           <w:sz w:val="18"/>
           <w:u w:val="none"/>
         </w:rPr>
-        <w:t>(C) A traditional Korean house, or hanok, has a special ______.</w:t>
+        <w:t>(C) Crops became particularly ______ to these conditions.</w:t>
       </w:r>
       <w:r>
         <w:br/>
@@ -471,7 +1456,7 @@
           <w:sz w:val="18"/>
           <w:u w:val="none"/>
         </w:rPr>
-        <w:t>(D) The science track includes ______ math and science courses.</w:t>
+        <w:t>(D) Therefore, the demand for fans and air conditioners increased so rapidly that some stores ______ them.</w:t>
       </w:r>
     </w:p>
     <w:p>
@@ -487,7 +1472,7 @@
           <w:sz w:val="18"/>
           <w:u w:val="none"/>
         </w:rPr>
-        <w:t>① prevent</w:t>
+        <w:t>① exacerbate</w:t>
       </w:r>
       <w:r>
         <w:rPr>
@@ -507,7 +1492,7 @@
           <w:sz w:val="18"/>
           <w:u w:val="none"/>
         </w:rPr>
-        <w:t>② surface</w:t>
+        <w:t>② prolonged</w:t>
       </w:r>
       <w:r>
         <w:rPr>
@@ -527,7 +1512,7 @@
           <w:sz w:val="18"/>
           <w:u w:val="none"/>
         </w:rPr>
-        <w:t>③ additional</w:t>
+        <w:t>③ vulnerable</w:t>
       </w:r>
       <w:r>
         <w:rPr>
@@ -547,7 +1532,7 @@
           <w:sz w:val="18"/>
           <w:u w:val="none"/>
         </w:rPr>
-        <w:t>④ contribute</w:t>
+        <w:t>④ run out of</w:t>
       </w:r>
       <w:r>
         <w:rPr>
@@ -567,7 +1552,7 @@
           <w:sz w:val="18"/>
           <w:u w:val="none"/>
         </w:rPr>
-        <w:t>⑤ structure</w:t>
+        <w:t>⑤ robust</w:t>
       </w:r>
     </w:p>
     <w:p>
@@ -588,17 +1573,37 @@
           <w:sz w:val="18"/>
           <w:u w:val="none"/>
         </w:rPr>
-        <w:t xml:space="preserve">4. </w:t>
-      </w:r>
-      <w:r>
-        <w:rPr>
-          <w:rFonts w:ascii="맑은 고딕" w:hAnsi="맑은 고딕" w:eastAsia="맑은 고딕"/>
-          <w:b w:val="0"/>
-          <w:i w:val="0"/>
-          <w:sz w:val="18"/>
-          <w:u w:val="none"/>
-        </w:rPr>
-        <w:t xml:space="preserve">다음 영영풀이에 해당하는 단어는? </w:t>
+        <w:t xml:space="preserve">9. </w:t>
+      </w:r>
+      <w:r>
+        <w:rPr>
+          <w:rFonts w:ascii="맑은 고딕" w:hAnsi="맑은 고딕" w:eastAsia="맑은 고딕"/>
+          <w:b w:val="0"/>
+          <w:i w:val="0"/>
+          <w:sz w:val="18"/>
+          <w:u w:val="none"/>
+        </w:rPr>
+        <w:t xml:space="preserve">밑줄 친 </w:t>
+      </w:r>
+      <w:r>
+        <w:rPr>
+          <w:rFonts w:ascii="맑은 고딕" w:hAnsi="맑은 고딕" w:eastAsia="맑은 고딕"/>
+          <w:b w:val="0"/>
+          <w:i w:val="0"/>
+          <w:sz w:val="18"/>
+          <w:u w:val="single"/>
+        </w:rPr>
+        <w:t>breaches</w:t>
+      </w:r>
+      <w:r>
+        <w:rPr>
+          <w:rFonts w:ascii="맑은 고딕" w:hAnsi="맑은 고딕" w:eastAsia="맑은 고딕"/>
+          <w:b w:val="0"/>
+          <w:i w:val="0"/>
+          <w:sz w:val="18"/>
+          <w:u w:val="none"/>
+        </w:rPr>
+        <w:t xml:space="preserve">의 영영풀이로 알맞은 것은? </w:t>
       </w:r>
       <w:r>
         <w:rPr>
@@ -624,11 +1629,501 @@
           <w:sz w:val="18"/>
           <w:u w:val="none"/>
         </w:rPr>
-        <w:t>to attach something or put something on, especially something useful</w:t>
+        <w:t xml:space="preserve">Recent data </w:t>
+      </w:r>
+      <w:r>
+        <w:rPr>
+          <w:rFonts w:ascii="맑은 고딕" w:hAnsi="맑은 고딕" w:eastAsia="맑은 고딕"/>
+          <w:b w:val="0"/>
+          <w:i w:val="0"/>
+          <w:sz w:val="18"/>
+          <w:u w:val="single"/>
+        </w:rPr>
+        <w:t>breaches</w:t>
+      </w:r>
+      <w:r>
+        <w:rPr>
+          <w:rFonts w:ascii="맑은 고딕" w:hAnsi="맑은 고딕" w:eastAsia="맑은 고딕"/>
+          <w:b w:val="0"/>
+          <w:i w:val="0"/>
+          <w:sz w:val="18"/>
+          <w:u w:val="none"/>
+        </w:rPr>
+        <w:t xml:space="preserve"> show that small system errors can instantly leak millions of users’ personal data, often leading to serious secondary damages like financial scams.</w:t>
       </w:r>
     </w:p>
     <w:p>
       <w:pPr>
+        <w:spacing w:before="0" w:after="0" w:line="259" w:lineRule="auto"/>
+        <w:ind w:left="113"/>
+      </w:pPr>
+      <w:r>
+        <w:rPr>
+          <w:rFonts w:ascii="맑은 고딕" w:hAnsi="맑은 고딕" w:eastAsia="맑은 고딕"/>
+          <w:b w:val="0"/>
+          <w:i w:val="0"/>
+          <w:sz w:val="18"/>
+          <w:u w:val="none"/>
+        </w:rPr>
+        <w:t>① n. the state of being alone, especially when this is peaceful and pleasant</w:t>
+      </w:r>
+    </w:p>
+    <w:p>
+      <w:pPr>
+        <w:spacing w:before="0" w:after="0" w:line="259" w:lineRule="auto"/>
+        <w:ind w:left="113"/>
+      </w:pPr>
+      <w:r>
+        <w:rPr>
+          <w:rFonts w:ascii="맑은 고딕" w:hAnsi="맑은 고딕" w:eastAsia="맑은 고딕"/>
+          <w:b w:val="0"/>
+          <w:i w:val="0"/>
+          <w:sz w:val="18"/>
+          <w:u w:val="none"/>
+        </w:rPr>
+        <w:t>② n. an act of breaking a law, rule, or agreement</w:t>
+      </w:r>
+    </w:p>
+    <w:p>
+      <w:pPr>
+        <w:spacing w:before="0" w:after="0" w:line="259" w:lineRule="auto"/>
+        <w:ind w:left="113"/>
+      </w:pPr>
+      <w:r>
+        <w:rPr>
+          <w:rFonts w:ascii="맑은 고딕" w:hAnsi="맑은 고딕" w:eastAsia="맑은 고딕"/>
+          <w:b w:val="0"/>
+          <w:i w:val="0"/>
+          <w:sz w:val="18"/>
+          <w:u w:val="none"/>
+        </w:rPr>
+        <w:t>③ a. impossible to change back to a previous condition or to undo</w:t>
+      </w:r>
+    </w:p>
+    <w:p>
+      <w:pPr>
+        <w:spacing w:before="0" w:after="0" w:line="259" w:lineRule="auto"/>
+        <w:ind w:left="113"/>
+      </w:pPr>
+      <w:r>
+        <w:rPr>
+          <w:rFonts w:ascii="맑은 고딕" w:hAnsi="맑은 고딕" w:eastAsia="맑은 고딕"/>
+          <w:b w:val="0"/>
+          <w:i w:val="0"/>
+          <w:sz w:val="18"/>
+          <w:u w:val="none"/>
+        </w:rPr>
+        <w:t>④ v. to present something, such as a problem, or question that needs to be dealt with or answered</w:t>
+      </w:r>
+    </w:p>
+    <w:p>
+      <w:pPr>
+        <w:spacing w:before="0" w:after="0" w:line="259" w:lineRule="auto"/>
+        <w:ind w:left="113"/>
+      </w:pPr>
+      <w:r>
+        <w:rPr>
+          <w:rFonts w:ascii="맑은 고딕" w:hAnsi="맑은 고딕" w:eastAsia="맑은 고딕"/>
+          <w:b w:val="0"/>
+          <w:i w:val="0"/>
+          <w:sz w:val="18"/>
+          <w:u w:val="none"/>
+        </w:rPr>
+        <w:t>⑤ a. strong enough to withstand difficult conditions or problems</w:t>
+      </w:r>
+    </w:p>
+    <w:p>
+      <w:pPr>
+        <w:spacing w:before="0" w:after="0" w:line="259" w:lineRule="auto"/>
+      </w:pPr>
+    </w:p>
+    <w:p>
+      <w:pPr>
+        <w:spacing w:before="0" w:after="40" w:line="259" w:lineRule="auto"/>
+      </w:pPr>
+    </w:p>
+    <w:p>
+      <w:pPr>
+        <w:keepNext/>
+        <w:spacing w:before="0" w:after="20" w:line="259" w:lineRule="auto"/>
+      </w:pPr>
+      <w:r>
+        <w:rPr>
+          <w:rFonts w:ascii="맑은 고딕" w:hAnsi="맑은 고딕" w:eastAsia="맑은 고딕"/>
+          <w:b/>
+          <w:i w:val="0"/>
+          <w:sz w:val="18"/>
+          <w:u w:val="none"/>
+        </w:rPr>
+        <w:t xml:space="preserve">10. </w:t>
+      </w:r>
+      <w:r>
+        <w:rPr>
+          <w:rFonts w:ascii="맑은 고딕" w:hAnsi="맑은 고딕" w:eastAsia="맑은 고딕"/>
+          <w:b w:val="0"/>
+          <w:i w:val="0"/>
+          <w:sz w:val="18"/>
+          <w:u w:val="none"/>
+        </w:rPr>
+        <w:t xml:space="preserve">프린트 필기에 따를 때, 두 표현의 관계가 나머지 넷과 </w:t>
+      </w:r>
+      <w:r>
+        <w:rPr>
+          <w:rFonts w:ascii="맑은 고딕" w:hAnsi="맑은 고딕" w:eastAsia="맑은 고딕"/>
+          <w:b w:val="0"/>
+          <w:i w:val="0"/>
+          <w:sz w:val="18"/>
+          <w:u w:val="single"/>
+        </w:rPr>
+        <w:t>다른</w:t>
+      </w:r>
+      <w:r>
+        <w:rPr>
+          <w:rFonts w:ascii="맑은 고딕" w:hAnsi="맑은 고딕" w:eastAsia="맑은 고딕"/>
+          <w:b w:val="0"/>
+          <w:i w:val="0"/>
+          <w:sz w:val="18"/>
+          <w:u w:val="none"/>
+        </w:rPr>
+        <w:t xml:space="preserve"> 것은? </w:t>
+      </w:r>
+      <w:r>
+        <w:rPr>
+          <w:rFonts w:ascii="맑은 고딕" w:hAnsi="맑은 고딕" w:eastAsia="맑은 고딕"/>
+          <w:b w:val="0"/>
+          <w:i w:val="0"/>
+          <w:sz w:val="18"/>
+          <w:u w:val="none"/>
+        </w:rPr>
+        <w:t>(3점)</w:t>
+      </w:r>
+    </w:p>
+    <w:p>
+      <w:pPr>
+        <w:spacing w:before="0" w:after="0" w:line="259" w:lineRule="auto"/>
+        <w:ind w:left="113"/>
+      </w:pPr>
+      <w:r>
+        <w:rPr>
+          <w:rFonts w:ascii="맑은 고딕" w:hAnsi="맑은 고딕" w:eastAsia="맑은 고딕"/>
+          <w:b w:val="0"/>
+          <w:i w:val="0"/>
+          <w:sz w:val="18"/>
+          <w:u w:val="none"/>
+        </w:rPr>
+        <w:t>① disappear — fade away</w:t>
+      </w:r>
+    </w:p>
+    <w:p>
+      <w:pPr>
+        <w:spacing w:before="0" w:after="0" w:line="259" w:lineRule="auto"/>
+        <w:ind w:left="113"/>
+      </w:pPr>
+      <w:r>
+        <w:rPr>
+          <w:rFonts w:ascii="맑은 고딕" w:hAnsi="맑은 고딕" w:eastAsia="맑은 고딕"/>
+          <w:b w:val="0"/>
+          <w:i w:val="0"/>
+          <w:sz w:val="18"/>
+          <w:u w:val="none"/>
+        </w:rPr>
+        <w:t>② prevent — hold back</w:t>
+      </w:r>
+    </w:p>
+    <w:p>
+      <w:pPr>
+        <w:spacing w:before="0" w:after="0" w:line="259" w:lineRule="auto"/>
+        <w:ind w:left="113"/>
+      </w:pPr>
+      <w:r>
+        <w:rPr>
+          <w:rFonts w:ascii="맑은 고딕" w:hAnsi="맑은 고딕" w:eastAsia="맑은 고딕"/>
+          <w:b w:val="0"/>
+          <w:i w:val="0"/>
+          <w:sz w:val="18"/>
+          <w:u w:val="none"/>
+        </w:rPr>
+        <w:t>③ break down — decompose</w:t>
+      </w:r>
+    </w:p>
+    <w:p>
+      <w:pPr>
+        <w:spacing w:before="0" w:after="0" w:line="259" w:lineRule="auto"/>
+        <w:ind w:left="113"/>
+      </w:pPr>
+      <w:r>
+        <w:rPr>
+          <w:rFonts w:ascii="맑은 고딕" w:hAnsi="맑은 고딕" w:eastAsia="맑은 고딕"/>
+          <w:b w:val="0"/>
+          <w:i w:val="0"/>
+          <w:sz w:val="18"/>
+          <w:u w:val="none"/>
+        </w:rPr>
+        <w:t>④ common — exceptional</w:t>
+      </w:r>
+    </w:p>
+    <w:p>
+      <w:pPr>
+        <w:spacing w:before="0" w:after="0" w:line="259" w:lineRule="auto"/>
+        <w:ind w:left="113"/>
+      </w:pPr>
+      <w:r>
+        <w:rPr>
+          <w:rFonts w:ascii="맑은 고딕" w:hAnsi="맑은 고딕" w:eastAsia="맑은 고딕"/>
+          <w:b w:val="0"/>
+          <w:i w:val="0"/>
+          <w:sz w:val="18"/>
+          <w:u w:val="none"/>
+        </w:rPr>
+        <w:t>⑤ deal with — handle</w:t>
+      </w:r>
+    </w:p>
+    <w:p>
+      <w:pPr>
+        <w:spacing w:before="0" w:after="0" w:line="259" w:lineRule="auto"/>
+      </w:pPr>
+    </w:p>
+    <w:p>
+      <w:pPr>
+        <w:spacing w:before="0" w:after="40" w:line="259" w:lineRule="auto"/>
+      </w:pPr>
+    </w:p>
+    <w:p>
+      <w:pPr>
+        <w:keepNext/>
+        <w:spacing w:before="0" w:after="20" w:line="259" w:lineRule="auto"/>
+      </w:pPr>
+      <w:r>
+        <w:rPr>
+          <w:rFonts w:ascii="맑은 고딕" w:hAnsi="맑은 고딕" w:eastAsia="맑은 고딕"/>
+          <w:b/>
+          <w:i w:val="0"/>
+          <w:sz w:val="18"/>
+          <w:u w:val="none"/>
+        </w:rPr>
+        <w:t xml:space="preserve">11. </w:t>
+      </w:r>
+      <w:r>
+        <w:rPr>
+          <w:rFonts w:ascii="맑은 고딕" w:hAnsi="맑은 고딕" w:eastAsia="맑은 고딕"/>
+          <w:b w:val="0"/>
+          <w:i w:val="0"/>
+          <w:sz w:val="18"/>
+          <w:u w:val="none"/>
+        </w:rPr>
+        <w:t xml:space="preserve">밑줄 친 </w:t>
+      </w:r>
+      <w:r>
+        <w:rPr>
+          <w:rFonts w:ascii="맑은 고딕" w:hAnsi="맑은 고딕" w:eastAsia="맑은 고딕"/>
+          <w:b w:val="0"/>
+          <w:i w:val="0"/>
+          <w:sz w:val="18"/>
+          <w:u w:val="single"/>
+        </w:rPr>
+        <w:t>poses</w:t>
+      </w:r>
+      <w:r>
+        <w:rPr>
+          <w:rFonts w:ascii="맑은 고딕" w:hAnsi="맑은 고딕" w:eastAsia="맑은 고딕"/>
+          <w:b w:val="0"/>
+          <w:i w:val="0"/>
+          <w:sz w:val="18"/>
+          <w:u w:val="none"/>
+        </w:rPr>
+        <w:t xml:space="preserve">의 영영풀이로 알맞은 것은? </w:t>
+      </w:r>
+      <w:r>
+        <w:rPr>
+          <w:rFonts w:ascii="맑은 고딕" w:hAnsi="맑은 고딕" w:eastAsia="맑은 고딕"/>
+          <w:b w:val="0"/>
+          <w:i w:val="0"/>
+          <w:sz w:val="18"/>
+          <w:u w:val="none"/>
+        </w:rPr>
+        <w:t>(4점)</w:t>
+      </w:r>
+    </w:p>
+    <w:p>
+      <w:pPr>
+        <w:spacing w:before="0" w:after="20" w:line="259" w:lineRule="auto"/>
+        <w:ind w:left="57"/>
+      </w:pPr>
+      <w:r>
+        <w:rPr>
+          <w:rFonts w:ascii="맑은 고딕" w:hAnsi="맑은 고딕" w:eastAsia="맑은 고딕"/>
+          <w:b w:val="0"/>
+          <w:i w:val="0"/>
+          <w:sz w:val="18"/>
+          <w:u w:val="none"/>
+        </w:rPr>
+        <w:t xml:space="preserve">Alongside its impact on our emotional lives, hyper-connectivity also </w:t>
+      </w:r>
+      <w:r>
+        <w:rPr>
+          <w:rFonts w:ascii="맑은 고딕" w:hAnsi="맑은 고딕" w:eastAsia="맑은 고딕"/>
+          <w:b w:val="0"/>
+          <w:i w:val="0"/>
+          <w:sz w:val="18"/>
+          <w:u w:val="single"/>
+        </w:rPr>
+        <w:t>poses</w:t>
+      </w:r>
+      <w:r>
+        <w:rPr>
+          <w:rFonts w:ascii="맑은 고딕" w:hAnsi="맑은 고딕" w:eastAsia="맑은 고딕"/>
+          <w:b w:val="0"/>
+          <w:i w:val="0"/>
+          <w:sz w:val="18"/>
+          <w:u w:val="none"/>
+        </w:rPr>
+        <w:t xml:space="preserve"> severe risks to personal privacy.</w:t>
+      </w:r>
+    </w:p>
+    <w:p>
+      <w:pPr>
+        <w:spacing w:before="0" w:after="0" w:line="259" w:lineRule="auto"/>
+        <w:ind w:left="113"/>
+      </w:pPr>
+      <w:r>
+        <w:rPr>
+          <w:rFonts w:ascii="맑은 고딕" w:hAnsi="맑은 고딕" w:eastAsia="맑은 고딕"/>
+          <w:b w:val="0"/>
+          <w:i w:val="0"/>
+          <w:sz w:val="18"/>
+          <w:u w:val="none"/>
+        </w:rPr>
+        <w:t>① v. to deal with or begin to try to solve a problem or issue</w:t>
+      </w:r>
+    </w:p>
+    <w:p>
+      <w:pPr>
+        <w:spacing w:before="0" w:after="0" w:line="259" w:lineRule="auto"/>
+        <w:ind w:left="113"/>
+      </w:pPr>
+      <w:r>
+        <w:rPr>
+          <w:rFonts w:ascii="맑은 고딕" w:hAnsi="맑은 고딕" w:eastAsia="맑은 고딕"/>
+          <w:b w:val="0"/>
+          <w:i w:val="0"/>
+          <w:sz w:val="18"/>
+          <w:u w:val="none"/>
+        </w:rPr>
+        <w:t>② v. to make something worse</w:t>
+      </w:r>
+    </w:p>
+    <w:p>
+      <w:pPr>
+        <w:spacing w:before="0" w:after="0" w:line="259" w:lineRule="auto"/>
+        <w:ind w:left="113"/>
+      </w:pPr>
+      <w:r>
+        <w:rPr>
+          <w:rFonts w:ascii="맑은 고딕" w:hAnsi="맑은 고딕" w:eastAsia="맑은 고딕"/>
+          <w:b w:val="0"/>
+          <w:i w:val="0"/>
+          <w:sz w:val="18"/>
+          <w:u w:val="none"/>
+        </w:rPr>
+        <w:t>③ v. to cause the impairment of</w:t>
+      </w:r>
+    </w:p>
+    <w:p>
+      <w:pPr>
+        <w:spacing w:before="0" w:after="0" w:line="259" w:lineRule="auto"/>
+        <w:ind w:left="113"/>
+      </w:pPr>
+      <w:r>
+        <w:rPr>
+          <w:rFonts w:ascii="맑은 고딕" w:hAnsi="맑은 고딕" w:eastAsia="맑은 고딕"/>
+          <w:b w:val="0"/>
+          <w:i w:val="0"/>
+          <w:sz w:val="18"/>
+          <w:u w:val="none"/>
+        </w:rPr>
+        <w:t>④ v. to weaken or ruin</w:t>
+      </w:r>
+    </w:p>
+    <w:p>
+      <w:pPr>
+        <w:spacing w:before="0" w:after="0" w:line="259" w:lineRule="auto"/>
+        <w:ind w:left="113"/>
+      </w:pPr>
+      <w:r>
+        <w:rPr>
+          <w:rFonts w:ascii="맑은 고딕" w:hAnsi="맑은 고딕" w:eastAsia="맑은 고딕"/>
+          <w:b w:val="0"/>
+          <w:i w:val="0"/>
+          <w:sz w:val="18"/>
+          <w:u w:val="none"/>
+        </w:rPr>
+        <w:t>⑤ v. to present something, such as a problem, or question that needs to be dealt with or answered</w:t>
+      </w:r>
+    </w:p>
+    <w:p>
+      <w:pPr>
+        <w:spacing w:before="0" w:after="0" w:line="259" w:lineRule="auto"/>
+      </w:pPr>
+    </w:p>
+    <w:p>
+      <w:pPr>
+        <w:spacing w:before="0" w:after="40" w:line="259" w:lineRule="auto"/>
+      </w:pPr>
+    </w:p>
+    <w:p>
+      <w:pPr>
+        <w:keepNext/>
+        <w:spacing w:before="0" w:after="20" w:line="259" w:lineRule="auto"/>
+      </w:pPr>
+      <w:r>
+        <w:rPr>
+          <w:rFonts w:ascii="맑은 고딕" w:hAnsi="맑은 고딕" w:eastAsia="맑은 고딕"/>
+          <w:b/>
+          <w:i w:val="0"/>
+          <w:sz w:val="18"/>
+          <w:u w:val="none"/>
+        </w:rPr>
+        <w:t xml:space="preserve">12. </w:t>
+      </w:r>
+      <w:r>
+        <w:rPr>
+          <w:rFonts w:ascii="맑은 고딕" w:hAnsi="맑은 고딕" w:eastAsia="맑은 고딕"/>
+          <w:b w:val="0"/>
+          <w:i w:val="0"/>
+          <w:sz w:val="18"/>
+          <w:u w:val="none"/>
+        </w:rPr>
+        <w:t xml:space="preserve">다음 영영풀이의 빈칸에 들어갈 말로 알맞은 것은? </w:t>
+      </w:r>
+      <w:r>
+        <w:rPr>
+          <w:rFonts w:ascii="맑은 고딕" w:hAnsi="맑은 고딕" w:eastAsia="맑은 고딕"/>
+          <w:b w:val="0"/>
+          <w:i w:val="0"/>
+          <w:sz w:val="18"/>
+          <w:u w:val="none"/>
+        </w:rPr>
+        <w:t>(3점)</w:t>
+      </w:r>
+    </w:p>
+    <w:p>
+      <w:pPr>
+        <w:spacing w:before="0" w:after="20" w:line="259" w:lineRule="auto"/>
+        <w:ind w:left="57"/>
+      </w:pPr>
+      <w:r>
+        <w:rPr>
+          <w:rFonts w:ascii="맑은 고딕" w:hAnsi="맑은 고딕" w:eastAsia="맑은 고딕"/>
+          <w:b w:val="0"/>
+          <w:i w:val="0"/>
+          <w:sz w:val="18"/>
+          <w:u w:val="none"/>
+        </w:rPr>
+        <w:t>vigilant: a. carefully ________ for possible danger or trouble</w:t>
+      </w:r>
+    </w:p>
+    <w:p>
+      <w:pPr>
         <w:spacing w:before="0" w:after="20" w:line="259" w:lineRule="auto"/>
         <w:ind w:left="113"/>
       </w:pPr>
@@ -640,7 +2135,7 @@
           <w:sz w:val="18"/>
           <w:u w:val="none"/>
         </w:rPr>
-        <w:t>① program</w:t>
+        <w:t>① hiding</w:t>
       </w:r>
       <w:r>
         <w:rPr>
@@ -660,7 +2155,7 @@
           <w:sz w:val="18"/>
           <w:u w:val="none"/>
         </w:rPr>
-        <w:t>② navigate</w:t>
+        <w:t>② watching</w:t>
       </w:r>
       <w:r>
         <w:rPr>
@@ -680,7 +2175,7 @@
           <w:sz w:val="18"/>
           <w:u w:val="none"/>
         </w:rPr>
-        <w:t>③ equip</w:t>
+        <w:t>③ waiting</w:t>
       </w:r>
       <w:r>
         <w:rPr>
@@ -700,7 +2195,7 @@
           <w:sz w:val="18"/>
           <w:u w:val="none"/>
         </w:rPr>
-        <w:t>④ sense</w:t>
+        <w:t>④ asking</w:t>
       </w:r>
       <w:r>
         <w:rPr>
@@ -720,7 +2215,7 @@
           <w:sz w:val="18"/>
           <w:u w:val="none"/>
         </w:rPr>
-        <w:t>⑤ deal with</w:t>
+        <w:t>⑤ running</w:t>
       </w:r>
     </w:p>
     <w:p>
@@ -741,31 +2236,350 @@
           <w:sz w:val="18"/>
           <w:u w:val="none"/>
         </w:rPr>
-        <w:t xml:space="preserve">5. </w:t>
-      </w:r>
-      <w:r>
-        <w:rPr>
-          <w:rFonts w:ascii="맑은 고딕" w:hAnsi="맑은 고딕" w:eastAsia="맑은 고딕"/>
-          <w:b w:val="0"/>
-          <w:i w:val="0"/>
-          <w:sz w:val="18"/>
-          <w:u w:val="none"/>
-        </w:rPr>
-        <w:t xml:space="preserve">단어의 영영풀이와 예문이 모두 옳은 것으로만 묶인 것은? </w:t>
-      </w:r>
-      <w:r>
-        <w:rPr>
-          <w:rFonts w:ascii="맑은 고딕" w:hAnsi="맑은 고딕" w:eastAsia="맑은 고딕"/>
-          <w:b w:val="0"/>
-          <w:i w:val="0"/>
-          <w:sz w:val="18"/>
-          <w:u w:val="none"/>
-        </w:rPr>
-        <w:t>(4점)</w:t>
+        <w:t>[13~22] 어근으로 보는 주요 어휘</w:t>
       </w:r>
     </w:p>
     <w:p>
       <w:pPr>
+        <w:keepNext/>
+        <w:spacing w:before="0" w:after="20" w:line="259" w:lineRule="auto"/>
+      </w:pPr>
+      <w:r>
+        <w:rPr>
+          <w:rFonts w:ascii="맑은 고딕" w:hAnsi="맑은 고딕" w:eastAsia="맑은 고딕"/>
+          <w:b/>
+          <w:i w:val="0"/>
+          <w:sz w:val="18"/>
+          <w:u w:val="none"/>
+        </w:rPr>
+        <w:t xml:space="preserve">13. </w:t>
+      </w:r>
+      <w:r>
+        <w:rPr>
+          <w:rFonts w:ascii="맑은 고딕" w:hAnsi="맑은 고딕" w:eastAsia="맑은 고딕"/>
+          <w:b w:val="0"/>
+          <w:i w:val="0"/>
+          <w:sz w:val="18"/>
+          <w:u w:val="none"/>
+        </w:rPr>
+        <w:t xml:space="preserve">어근과 그 뜻이 바르게 연결되지 </w:t>
+      </w:r>
+      <w:r>
+        <w:rPr>
+          <w:rFonts w:ascii="맑은 고딕" w:hAnsi="맑은 고딕" w:eastAsia="맑은 고딕"/>
+          <w:b w:val="0"/>
+          <w:i w:val="0"/>
+          <w:sz w:val="18"/>
+          <w:u w:val="single"/>
+        </w:rPr>
+        <w:t>않은</w:t>
+      </w:r>
+      <w:r>
+        <w:rPr>
+          <w:rFonts w:ascii="맑은 고딕" w:hAnsi="맑은 고딕" w:eastAsia="맑은 고딕"/>
+          <w:b w:val="0"/>
+          <w:i w:val="0"/>
+          <w:sz w:val="18"/>
+          <w:u w:val="none"/>
+        </w:rPr>
+        <w:t xml:space="preserve"> 것은? </w:t>
+      </w:r>
+      <w:r>
+        <w:rPr>
+          <w:rFonts w:ascii="맑은 고딕" w:hAnsi="맑은 고딕" w:eastAsia="맑은 고딕"/>
+          <w:b w:val="0"/>
+          <w:i w:val="0"/>
+          <w:sz w:val="18"/>
+          <w:u w:val="none"/>
+        </w:rPr>
+        <w:t>(3점)</w:t>
+      </w:r>
+    </w:p>
+    <w:p>
+      <w:pPr>
+        <w:spacing w:before="0" w:after="20" w:line="259" w:lineRule="auto"/>
+        <w:ind w:left="113"/>
+      </w:pPr>
+      <w:r>
+        <w:rPr>
+          <w:rFonts w:ascii="맑은 고딕" w:hAnsi="맑은 고딕" w:eastAsia="맑은 고딕"/>
+          <w:b w:val="0"/>
+          <w:i w:val="0"/>
+          <w:sz w:val="18"/>
+          <w:u w:val="none"/>
+        </w:rPr>
+        <w:t>① -dict- = 듣다</w:t>
+      </w:r>
+      <w:r>
+        <w:rPr>
+          <w:rFonts w:ascii="맑은 고딕" w:hAnsi="맑은 고딕" w:eastAsia="맑은 고딕"/>
+          <w:b w:val="0"/>
+          <w:i w:val="0"/>
+          <w:sz w:val="18"/>
+          <w:u w:val="none"/>
+        </w:rPr>
+        <w:t xml:space="preserve">    </w:t>
+      </w:r>
+      <w:r>
+        <w:rPr>
+          <w:rFonts w:ascii="맑은 고딕" w:hAnsi="맑은 고딕" w:eastAsia="맑은 고딕"/>
+          <w:b w:val="0"/>
+          <w:i w:val="0"/>
+          <w:sz w:val="18"/>
+          <w:u w:val="none"/>
+        </w:rPr>
+        <w:t>② -ject- = 던지다</w:t>
+      </w:r>
+      <w:r>
+        <w:rPr>
+          <w:rFonts w:ascii="맑은 고딕" w:hAnsi="맑은 고딕" w:eastAsia="맑은 고딕"/>
+          <w:b w:val="0"/>
+          <w:i w:val="0"/>
+          <w:sz w:val="18"/>
+          <w:u w:val="none"/>
+        </w:rPr>
+        <w:t xml:space="preserve">    </w:t>
+      </w:r>
+      <w:r>
+        <w:rPr>
+          <w:rFonts w:ascii="맑은 고딕" w:hAnsi="맑은 고딕" w:eastAsia="맑은 고딕"/>
+          <w:b w:val="0"/>
+          <w:i w:val="0"/>
+          <w:sz w:val="18"/>
+          <w:u w:val="none"/>
+        </w:rPr>
+        <w:t>③ -mit- = 보내다</w:t>
+      </w:r>
+      <w:r>
+        <w:rPr>
+          <w:rFonts w:ascii="맑은 고딕" w:hAnsi="맑은 고딕" w:eastAsia="맑은 고딕"/>
+          <w:b w:val="0"/>
+          <w:i w:val="0"/>
+          <w:sz w:val="18"/>
+          <w:u w:val="none"/>
+        </w:rPr>
+        <w:t xml:space="preserve">    </w:t>
+      </w:r>
+      <w:r>
+        <w:rPr>
+          <w:rFonts w:ascii="맑은 고딕" w:hAnsi="맑은 고딕" w:eastAsia="맑은 고딕"/>
+          <w:b w:val="0"/>
+          <w:i w:val="0"/>
+          <w:sz w:val="18"/>
+          <w:u w:val="none"/>
+        </w:rPr>
+        <w:t>④ -tract- = 끌다</w:t>
+      </w:r>
+      <w:r>
+        <w:rPr>
+          <w:rFonts w:ascii="맑은 고딕" w:hAnsi="맑은 고딕" w:eastAsia="맑은 고딕"/>
+          <w:b w:val="0"/>
+          <w:i w:val="0"/>
+          <w:sz w:val="18"/>
+          <w:u w:val="none"/>
+        </w:rPr>
+        <w:t xml:space="preserve">    </w:t>
+      </w:r>
+      <w:r>
+        <w:rPr>
+          <w:rFonts w:ascii="맑은 고딕" w:hAnsi="맑은 고딕" w:eastAsia="맑은 고딕"/>
+          <w:b w:val="0"/>
+          <w:i w:val="0"/>
+          <w:sz w:val="18"/>
+          <w:u w:val="none"/>
+        </w:rPr>
+        <w:t>⑤ -spect- = 보다</w:t>
+      </w:r>
+    </w:p>
+    <w:p>
+      <w:pPr>
+        <w:spacing w:before="0" w:after="40" w:line="259" w:lineRule="auto"/>
+      </w:pPr>
+    </w:p>
+    <w:p>
+      <w:pPr>
+        <w:keepNext/>
+        <w:spacing w:before="0" w:after="20" w:line="259" w:lineRule="auto"/>
+      </w:pPr>
+      <w:r>
+        <w:rPr>
+          <w:rFonts w:ascii="맑은 고딕" w:hAnsi="맑은 고딕" w:eastAsia="맑은 고딕"/>
+          <w:b/>
+          <w:i w:val="0"/>
+          <w:sz w:val="18"/>
+          <w:u w:val="none"/>
+        </w:rPr>
+        <w:t xml:space="preserve">14. </w:t>
+      </w:r>
+      <w:r>
+        <w:rPr>
+          <w:rFonts w:ascii="맑은 고딕" w:hAnsi="맑은 고딕" w:eastAsia="맑은 고딕"/>
+          <w:b w:val="0"/>
+          <w:i w:val="0"/>
+          <w:sz w:val="18"/>
+          <w:u w:val="none"/>
+        </w:rPr>
+        <w:t xml:space="preserve">같은 어근을 가진 단어끼리 묶이지 </w:t>
+      </w:r>
+      <w:r>
+        <w:rPr>
+          <w:rFonts w:ascii="맑은 고딕" w:hAnsi="맑은 고딕" w:eastAsia="맑은 고딕"/>
+          <w:b w:val="0"/>
+          <w:i w:val="0"/>
+          <w:sz w:val="18"/>
+          <w:u w:val="single"/>
+        </w:rPr>
+        <w:t>않은</w:t>
+      </w:r>
+      <w:r>
+        <w:rPr>
+          <w:rFonts w:ascii="맑은 고딕" w:hAnsi="맑은 고딕" w:eastAsia="맑은 고딕"/>
+          <w:b w:val="0"/>
+          <w:i w:val="0"/>
+          <w:sz w:val="18"/>
+          <w:u w:val="none"/>
+        </w:rPr>
+        <w:t xml:space="preserve"> 것은? </w:t>
+      </w:r>
+      <w:r>
+        <w:rPr>
+          <w:rFonts w:ascii="맑은 고딕" w:hAnsi="맑은 고딕" w:eastAsia="맑은 고딕"/>
+          <w:b w:val="0"/>
+          <w:i w:val="0"/>
+          <w:sz w:val="18"/>
+          <w:u w:val="none"/>
+        </w:rPr>
+        <w:t>(4점)</w:t>
+      </w:r>
+    </w:p>
+    <w:p>
+      <w:pPr>
+        <w:spacing w:before="0" w:after="0" w:line="259" w:lineRule="auto"/>
+        <w:ind w:left="113"/>
+      </w:pPr>
+      <w:r>
+        <w:rPr>
+          <w:rFonts w:ascii="맑은 고딕" w:hAnsi="맑은 고딕" w:eastAsia="맑은 고딕"/>
+          <w:b w:val="0"/>
+          <w:i w:val="0"/>
+          <w:sz w:val="18"/>
+          <w:u w:val="none"/>
+        </w:rPr>
+        <w:t>① attract — distract — extract</w:t>
+      </w:r>
+    </w:p>
+    <w:p>
+      <w:pPr>
+        <w:spacing w:before="0" w:after="0" w:line="259" w:lineRule="auto"/>
+        <w:ind w:left="113"/>
+      </w:pPr>
+      <w:r>
+        <w:rPr>
+          <w:rFonts w:ascii="맑은 고딕" w:hAnsi="맑은 고딕" w:eastAsia="맑은 고딕"/>
+          <w:b w:val="0"/>
+          <w:i w:val="0"/>
+          <w:sz w:val="18"/>
+          <w:u w:val="none"/>
+        </w:rPr>
+        <w:t>② emit — transmit — permit</w:t>
+      </w:r>
+    </w:p>
+    <w:p>
+      <w:pPr>
+        <w:spacing w:before="0" w:after="0" w:line="259" w:lineRule="auto"/>
+        <w:ind w:left="113"/>
+      </w:pPr>
+      <w:r>
+        <w:rPr>
+          <w:rFonts w:ascii="맑은 고딕" w:hAnsi="맑은 고딕" w:eastAsia="맑은 고딕"/>
+          <w:b w:val="0"/>
+          <w:i w:val="0"/>
+          <w:sz w:val="18"/>
+          <w:u w:val="none"/>
+        </w:rPr>
+        <w:t>③ impress — compress — suppress</w:t>
+      </w:r>
+    </w:p>
+    <w:p>
+      <w:pPr>
+        <w:spacing w:before="0" w:after="0" w:line="259" w:lineRule="auto"/>
+        <w:ind w:left="113"/>
+      </w:pPr>
+      <w:r>
+        <w:rPr>
+          <w:rFonts w:ascii="맑은 고딕" w:hAnsi="맑은 고딕" w:eastAsia="맑은 고딕"/>
+          <w:b w:val="0"/>
+          <w:i w:val="0"/>
+          <w:sz w:val="18"/>
+          <w:u w:val="none"/>
+        </w:rPr>
+        <w:t>④ obtain — retain — attract</w:t>
+      </w:r>
+    </w:p>
+    <w:p>
+      <w:pPr>
+        <w:spacing w:before="0" w:after="0" w:line="259" w:lineRule="auto"/>
+        <w:ind w:left="113"/>
+      </w:pPr>
+      <w:r>
+        <w:rPr>
+          <w:rFonts w:ascii="맑은 고딕" w:hAnsi="맑은 고딕" w:eastAsia="맑은 고딕"/>
+          <w:b w:val="0"/>
+          <w:i w:val="0"/>
+          <w:sz w:val="18"/>
+          <w:u w:val="none"/>
+        </w:rPr>
+        <w:t>⑤ precede — proceed — exceed</w:t>
+      </w:r>
+    </w:p>
+    <w:p>
+      <w:pPr>
+        <w:spacing w:before="0" w:after="0" w:line="259" w:lineRule="auto"/>
+      </w:pPr>
+    </w:p>
+    <w:p>
+      <w:pPr>
+        <w:spacing w:before="0" w:after="40" w:line="259" w:lineRule="auto"/>
+      </w:pPr>
+    </w:p>
+    <w:p>
+      <w:pPr>
+        <w:keepNext/>
+        <w:spacing w:before="0" w:after="20" w:line="259" w:lineRule="auto"/>
+      </w:pPr>
+      <w:r>
+        <w:rPr>
+          <w:rFonts w:ascii="맑은 고딕" w:hAnsi="맑은 고딕" w:eastAsia="맑은 고딕"/>
+          <w:b/>
+          <w:i w:val="0"/>
+          <w:sz w:val="18"/>
+          <w:u w:val="none"/>
+        </w:rPr>
+        <w:t xml:space="preserve">15. </w:t>
+      </w:r>
+      <w:r>
+        <w:rPr>
+          <w:rFonts w:ascii="맑은 고딕" w:hAnsi="맑은 고딕" w:eastAsia="맑은 고딕"/>
+          <w:b w:val="0"/>
+          <w:i w:val="0"/>
+          <w:sz w:val="18"/>
+          <w:u w:val="none"/>
+        </w:rPr>
+        <w:t xml:space="preserve">빈칸에 들어갈 말로 가장 알맞은 것은? </w:t>
+      </w:r>
+      <w:r>
+        <w:rPr>
+          <w:rFonts w:ascii="맑은 고딕" w:hAnsi="맑은 고딕" w:eastAsia="맑은 고딕"/>
+          <w:b w:val="0"/>
+          <w:i w:val="0"/>
+          <w:sz w:val="18"/>
+          <w:u w:val="none"/>
+        </w:rPr>
+        <w:t>(3점)</w:t>
+      </w:r>
+    </w:p>
+    <w:p>
+      <w:pPr>
         <w:spacing w:before="0" w:after="20" w:line="259" w:lineRule="auto"/>
         <w:ind w:left="57"/>
       </w:pPr>
@@ -777,59 +2591,7 @@
           <w:sz w:val="18"/>
           <w:u w:val="none"/>
         </w:rPr>
-        <w:t>ⓐ invention: something that humans have thought of and made → The light bulb is a great invention.</w:t>
-      </w:r>
-      <w:r>
-        <w:br/>
-      </w:r>
-      <w:r>
-        <w:rPr>
-          <w:rFonts w:ascii="맑은 고딕" w:hAnsi="맑은 고딕" w:eastAsia="맑은 고딕"/>
-          <w:b w:val="0"/>
-          <w:i w:val="0"/>
-          <w:sz w:val="18"/>
-          <w:u w:val="none"/>
-        </w:rPr>
-        <w:t>ⓑ artificial: made by humans → Some artificial flowers were used to decorate the living room.</w:t>
-      </w:r>
-      <w:r>
-        <w:br/>
-      </w:r>
-      <w:r>
-        <w:rPr>
-          <w:rFonts w:ascii="맑은 고딕" w:hAnsi="맑은 고딕" w:eastAsia="맑은 고딕"/>
-          <w:b w:val="0"/>
-          <w:i w:val="0"/>
-          <w:sz w:val="18"/>
-          <w:u w:val="none"/>
-        </w:rPr>
-        <w:t>ⓒ intelligence: the ability to learn or understand things well → The intelligence of the movie was very low because the tickets were cheap.</w:t>
-      </w:r>
-      <w:r>
-        <w:br/>
-      </w:r>
-      <w:r>
-        <w:rPr>
-          <w:rFonts w:ascii="맑은 고딕" w:hAnsi="맑은 고딕" w:eastAsia="맑은 고딕"/>
-          <w:b w:val="0"/>
-          <w:i w:val="0"/>
-          <w:sz w:val="18"/>
-          <w:u w:val="none"/>
-        </w:rPr>
-        <w:t>ⓓ program: to make one's way through an area → The robot has been programmed to say "hello."</w:t>
-      </w:r>
-      <w:r>
-        <w:br/>
-      </w:r>
-      <w:r>
-        <w:rPr>
-          <w:rFonts w:ascii="맑은 고딕" w:hAnsi="맑은 고딕" w:eastAsia="맑은 고딕"/>
-          <w:b w:val="0"/>
-          <w:i w:val="0"/>
-          <w:sz w:val="18"/>
-          <w:u w:val="none"/>
-        </w:rPr>
-        <w:t>ⓔ deal with: to handle or solve something such as a problem → You have to deal with this problem first.</w:t>
+        <w:t>The officer came to ________ the kitchen.</w:t>
       </w:r>
     </w:p>
     <w:p>
@@ -845,7 +2607,7 @@
           <w:sz w:val="18"/>
           <w:u w:val="none"/>
         </w:rPr>
-        <w:t>① ⓐ, ⓑ</w:t>
+        <w:t>① suspect</w:t>
       </w:r>
       <w:r>
         <w:rPr>
@@ -865,7 +2627,7 @@
           <w:sz w:val="18"/>
           <w:u w:val="none"/>
         </w:rPr>
-        <w:t>② ⓐ, ⓑ, ⓔ</w:t>
+        <w:t>② inspect</w:t>
       </w:r>
       <w:r>
         <w:rPr>
@@ -885,7 +2647,7 @@
           <w:sz w:val="18"/>
           <w:u w:val="none"/>
         </w:rPr>
-        <w:t>③ ⓑ, ⓒ, ⓓ</w:t>
+        <w:t>③ prospect</w:t>
       </w:r>
       <w:r>
         <w:rPr>
@@ -905,7 +2667,7 @@
           <w:sz w:val="18"/>
           <w:u w:val="none"/>
         </w:rPr>
-        <w:t>④ ⓐ, ⓒ, ⓔ</w:t>
+        <w:t>④ object</w:t>
       </w:r>
       <w:r>
         <w:rPr>
@@ -925,7 +2687,7 @@
           <w:sz w:val="18"/>
           <w:u w:val="none"/>
         </w:rPr>
-        <w:t>⑤ ⓑ, ⓓ, ⓔ</w:t>
+        <w:t>⑤ emit</w:t>
       </w:r>
     </w:p>
     <w:p>
@@ -946,17 +2708,17 @@
           <w:sz w:val="18"/>
           <w:u w:val="none"/>
         </w:rPr>
-        <w:t xml:space="preserve">6. </w:t>
-      </w:r>
-      <w:r>
-        <w:rPr>
-          <w:rFonts w:ascii="맑은 고딕" w:hAnsi="맑은 고딕" w:eastAsia="맑은 고딕"/>
-          <w:b w:val="0"/>
-          <w:i w:val="0"/>
-          <w:sz w:val="18"/>
-          <w:u w:val="none"/>
-        </w:rPr>
-        <w:t xml:space="preserve">프린트 필기에 따를 때, 두 단어의 관계가 나머지 넷과 </w:t>
+        <w:t xml:space="preserve">16. </w:t>
+      </w:r>
+      <w:r>
+        <w:rPr>
+          <w:rFonts w:ascii="맑은 고딕" w:hAnsi="맑은 고딕" w:eastAsia="맑은 고딕"/>
+          <w:b w:val="0"/>
+          <w:i w:val="0"/>
+          <w:sz w:val="18"/>
+          <w:u w:val="none"/>
+        </w:rPr>
+        <w:t xml:space="preserve">밑줄 친 낱말의 쓰임이 문맥상 적절하지 </w:t>
       </w:r>
       <w:r>
         <w:rPr>
@@ -966,7 +2728,7 @@
           <w:sz w:val="18"/>
           <w:u w:val="single"/>
         </w:rPr>
-        <w:t>다른</w:t>
+        <w:t>않은</w:t>
       </w:r>
       <w:r>
         <w:rPr>
@@ -986,7 +2748,7 @@
           <w:sz w:val="18"/>
           <w:u w:val="none"/>
         </w:rPr>
-        <w:t>(3점)</w:t>
+        <w:t>(4점)</w:t>
       </w:r>
     </w:p>
     <w:p>
@@ -1002,7 +2764,27 @@
           <w:sz w:val="18"/>
           <w:u w:val="none"/>
         </w:rPr>
-        <w:t>① sense — detect</w:t>
+        <w:t xml:space="preserve">① You must </w:t>
+      </w:r>
+      <w:r>
+        <w:rPr>
+          <w:rFonts w:ascii="맑은 고딕" w:hAnsi="맑은 고딕" w:eastAsia="맑은 고딕"/>
+          <w:b w:val="0"/>
+          <w:i w:val="0"/>
+          <w:sz w:val="18"/>
+          <w:u w:val="single"/>
+        </w:rPr>
+        <w:t>obtain</w:t>
+      </w:r>
+      <w:r>
+        <w:rPr>
+          <w:rFonts w:ascii="맑은 고딕" w:hAnsi="맑은 고딕" w:eastAsia="맑은 고딕"/>
+          <w:b w:val="0"/>
+          <w:i w:val="0"/>
+          <w:sz w:val="18"/>
+          <w:u w:val="none"/>
+        </w:rPr>
+        <w:t xml:space="preserve"> permission to start the task.</w:t>
       </w:r>
     </w:p>
     <w:p>
@@ -1018,7 +2800,27 @@
           <w:sz w:val="18"/>
           <w:u w:val="none"/>
         </w:rPr>
-        <w:t>② deal with — address</w:t>
+        <w:t xml:space="preserve">② Don’t let your phone </w:t>
+      </w:r>
+      <w:r>
+        <w:rPr>
+          <w:rFonts w:ascii="맑은 고딕" w:hAnsi="맑은 고딕" w:eastAsia="맑은 고딕"/>
+          <w:b w:val="0"/>
+          <w:i w:val="0"/>
+          <w:sz w:val="18"/>
+          <w:u w:val="single"/>
+        </w:rPr>
+        <w:t>distract</w:t>
+      </w:r>
+      <w:r>
+        <w:rPr>
+          <w:rFonts w:ascii="맑은 고딕" w:hAnsi="맑은 고딕" w:eastAsia="맑은 고딕"/>
+          <w:b w:val="0"/>
+          <w:i w:val="0"/>
+          <w:sz w:val="18"/>
+          <w:u w:val="none"/>
+        </w:rPr>
+        <w:t xml:space="preserve"> you while you’re driving.</w:t>
       </w:r>
     </w:p>
     <w:p>
@@ -1034,7 +2836,27 @@
           <w:sz w:val="18"/>
           <w:u w:val="none"/>
         </w:rPr>
-        <w:t>③ deal with — handle</w:t>
+        <w:t xml:space="preserve">③ It’s hard to </w:t>
+      </w:r>
+      <w:r>
+        <w:rPr>
+          <w:rFonts w:ascii="맑은 고딕" w:hAnsi="맑은 고딕" w:eastAsia="맑은 고딕"/>
+          <w:b w:val="0"/>
+          <w:i w:val="0"/>
+          <w:sz w:val="18"/>
+          <w:u w:val="single"/>
+        </w:rPr>
+        <w:t>predict</w:t>
+      </w:r>
+      <w:r>
+        <w:rPr>
+          <w:rFonts w:ascii="맑은 고딕" w:hAnsi="맑은 고딕" w:eastAsia="맑은 고딕"/>
+          <w:b w:val="0"/>
+          <w:i w:val="0"/>
+          <w:sz w:val="18"/>
+          <w:u w:val="none"/>
+        </w:rPr>
+        <w:t xml:space="preserve"> what will happen next.</w:t>
       </w:r>
     </w:p>
     <w:p>
@@ -1050,7 +2872,27 @@
           <w:sz w:val="18"/>
           <w:u w:val="none"/>
         </w:rPr>
-        <w:t>④ common — unusual</w:t>
+        <w:t xml:space="preserve">④ It’s important to </w:t>
+      </w:r>
+      <w:r>
+        <w:rPr>
+          <w:rFonts w:ascii="맑은 고딕" w:hAnsi="맑은 고딕" w:eastAsia="맑은 고딕"/>
+          <w:b w:val="0"/>
+          <w:i w:val="0"/>
+          <w:sz w:val="18"/>
+          <w:u w:val="single"/>
+        </w:rPr>
+        <w:t>manipulate</w:t>
+      </w:r>
+      <w:r>
+        <w:rPr>
+          <w:rFonts w:ascii="맑은 고딕" w:hAnsi="맑은 고딕" w:eastAsia="맑은 고딕"/>
+          <w:b w:val="0"/>
+          <w:i w:val="0"/>
+          <w:sz w:val="18"/>
+          <w:u w:val="none"/>
+        </w:rPr>
+        <w:t xml:space="preserve"> a healthy lifestyle.</w:t>
       </w:r>
     </w:p>
     <w:p>
@@ -1066,7 +2908,27 @@
           <w:sz w:val="18"/>
           <w:u w:val="none"/>
         </w:rPr>
-        <w:t>⑤ break down — decompose</w:t>
+        <w:t xml:space="preserve">⑤ You should wash your hands often to </w:t>
+      </w:r>
+      <w:r>
+        <w:rPr>
+          <w:rFonts w:ascii="맑은 고딕" w:hAnsi="맑은 고딕" w:eastAsia="맑은 고딕"/>
+          <w:b w:val="0"/>
+          <w:i w:val="0"/>
+          <w:sz w:val="18"/>
+          <w:u w:val="single"/>
+        </w:rPr>
+        <w:t>prevent</w:t>
+      </w:r>
+      <w:r>
+        <w:rPr>
+          <w:rFonts w:ascii="맑은 고딕" w:hAnsi="맑은 고딕" w:eastAsia="맑은 고딕"/>
+          <w:b w:val="0"/>
+          <w:i w:val="0"/>
+          <w:sz w:val="18"/>
+          <w:u w:val="none"/>
+        </w:rPr>
+        <w:t xml:space="preserve"> infection.</w:t>
       </w:r>
     </w:p>
     <w:p>
@@ -1092,11 +2954,176 @@
           <w:sz w:val="18"/>
           <w:u w:val="none"/>
         </w:rPr>
-        <w:t>[7~12] Supplementary Reading Vocabulary</w:t>
+        <w:t xml:space="preserve">17. </w:t>
+      </w:r>
+      <w:r>
+        <w:rPr>
+          <w:rFonts w:ascii="맑은 고딕" w:hAnsi="맑은 고딕" w:eastAsia="맑은 고딕"/>
+          <w:b w:val="0"/>
+          <w:i w:val="0"/>
+          <w:sz w:val="18"/>
+          <w:u w:val="none"/>
+        </w:rPr>
+        <w:t xml:space="preserve">빈칸 (A)~(D)에 들어갈 전치사가 바르게 짝지어진 것은? </w:t>
+      </w:r>
+      <w:r>
+        <w:rPr>
+          <w:rFonts w:ascii="맑은 고딕" w:hAnsi="맑은 고딕" w:eastAsia="맑은 고딕"/>
+          <w:b w:val="0"/>
+          <w:i w:val="0"/>
+          <w:sz w:val="18"/>
+          <w:u w:val="none"/>
+        </w:rPr>
+        <w:t>(3점)</w:t>
       </w:r>
     </w:p>
     <w:p>
       <w:pPr>
+        <w:spacing w:before="0" w:after="20" w:line="259" w:lineRule="auto"/>
+        <w:ind w:left="57"/>
+      </w:pPr>
+      <w:r>
+        <w:rPr>
+          <w:rFonts w:ascii="맑은 고딕" w:hAnsi="맑은 고딕" w:eastAsia="맑은 고딕"/>
+          <w:b w:val="0"/>
+          <w:i w:val="0"/>
+          <w:sz w:val="18"/>
+          <w:u w:val="none"/>
+        </w:rPr>
+        <w:t>(A) I strongly object ____ this ridiculous idea.</w:t>
+      </w:r>
+      <w:r>
+        <w:br/>
+      </w:r>
+      <w:r>
+        <w:rPr>
+          <w:rFonts w:ascii="맑은 고딕" w:hAnsi="맑은 고딕" w:eastAsia="맑은 고딕"/>
+          <w:b w:val="0"/>
+          <w:i w:val="0"/>
+          <w:sz w:val="18"/>
+          <w:u w:val="none"/>
+        </w:rPr>
+        <w:t>(B) Flight schedules are subject ____ change due to weather conditions.</w:t>
+      </w:r>
+      <w:r>
+        <w:br/>
+      </w:r>
+      <w:r>
+        <w:rPr>
+          <w:rFonts w:ascii="맑은 고딕" w:hAnsi="맑은 고딕" w:eastAsia="맑은 고딕"/>
+          <w:b w:val="0"/>
+          <w:i w:val="0"/>
+          <w:sz w:val="18"/>
+          <w:u w:val="none"/>
+        </w:rPr>
+        <w:t>(C) She was diagnosed ____ diabetes last year.</w:t>
+      </w:r>
+      <w:r>
+        <w:br/>
+      </w:r>
+      <w:r>
+        <w:rPr>
+          <w:rFonts w:ascii="맑은 고딕" w:hAnsi="맑은 고딕" w:eastAsia="맑은 고딕"/>
+          <w:b w:val="0"/>
+          <w:i w:val="0"/>
+          <w:sz w:val="18"/>
+          <w:u w:val="none"/>
+        </w:rPr>
+        <w:t>(D) I don’t want to intrude ____ your privacy.</w:t>
+      </w:r>
+    </w:p>
+    <w:p>
+      <w:pPr>
+        <w:spacing w:before="0" w:after="0" w:line="259" w:lineRule="auto"/>
+        <w:ind w:left="113"/>
+      </w:pPr>
+      <w:r>
+        <w:rPr>
+          <w:rFonts w:ascii="맑은 고딕" w:hAnsi="맑은 고딕" w:eastAsia="맑은 고딕"/>
+          <w:b w:val="0"/>
+          <w:i w:val="0"/>
+          <w:sz w:val="18"/>
+          <w:u w:val="none"/>
+        </w:rPr>
+        <w:t>① to — to — with — on</w:t>
+      </w:r>
+    </w:p>
+    <w:p>
+      <w:pPr>
+        <w:spacing w:before="0" w:after="0" w:line="259" w:lineRule="auto"/>
+        <w:ind w:left="113"/>
+      </w:pPr>
+      <w:r>
+        <w:rPr>
+          <w:rFonts w:ascii="맑은 고딕" w:hAnsi="맑은 고딕" w:eastAsia="맑은 고딕"/>
+          <w:b w:val="0"/>
+          <w:i w:val="0"/>
+          <w:sz w:val="18"/>
+          <w:u w:val="none"/>
+        </w:rPr>
+        <w:t>② for — to — of — on</w:t>
+      </w:r>
+    </w:p>
+    <w:p>
+      <w:pPr>
+        <w:spacing w:before="0" w:after="0" w:line="259" w:lineRule="auto"/>
+        <w:ind w:left="113"/>
+      </w:pPr>
+      <w:r>
+        <w:rPr>
+          <w:rFonts w:ascii="맑은 고딕" w:hAnsi="맑은 고딕" w:eastAsia="맑은 고딕"/>
+          <w:b w:val="0"/>
+          <w:i w:val="0"/>
+          <w:sz w:val="18"/>
+          <w:u w:val="none"/>
+        </w:rPr>
+        <w:t>③ to — for — with — at</w:t>
+      </w:r>
+    </w:p>
+    <w:p>
+      <w:pPr>
+        <w:spacing w:before="0" w:after="0" w:line="259" w:lineRule="auto"/>
+        <w:ind w:left="113"/>
+      </w:pPr>
+      <w:r>
+        <w:rPr>
+          <w:rFonts w:ascii="맑은 고딕" w:hAnsi="맑은 고딕" w:eastAsia="맑은 고딕"/>
+          <w:b w:val="0"/>
+          <w:i w:val="0"/>
+          <w:sz w:val="18"/>
+          <w:u w:val="none"/>
+        </w:rPr>
+        <w:t>④ to — to — of — at</w:t>
+      </w:r>
+    </w:p>
+    <w:p>
+      <w:pPr>
+        <w:spacing w:before="0" w:after="0" w:line="259" w:lineRule="auto"/>
+        <w:ind w:left="113"/>
+      </w:pPr>
+      <w:r>
+        <w:rPr>
+          <w:rFonts w:ascii="맑은 고딕" w:hAnsi="맑은 고딕" w:eastAsia="맑은 고딕"/>
+          <w:b w:val="0"/>
+          <w:i w:val="0"/>
+          <w:sz w:val="18"/>
+          <w:u w:val="none"/>
+        </w:rPr>
+        <w:t>⑤ for — for — with — on</w:t>
+      </w:r>
+    </w:p>
+    <w:p>
+      <w:pPr>
+        <w:spacing w:before="0" w:after="0" w:line="259" w:lineRule="auto"/>
+      </w:pPr>
+    </w:p>
+    <w:p>
+      <w:pPr>
+        <w:spacing w:before="0" w:after="40" w:line="259" w:lineRule="auto"/>
+      </w:pPr>
+    </w:p>
+    <w:p>
+      <w:pPr>
         <w:keepNext/>
         <w:spacing w:before="0" w:after="20" w:line="259" w:lineRule="auto"/>
       </w:pPr>
@@ -1108,31 +3135,73 @@
           <w:sz w:val="18"/>
           <w:u w:val="none"/>
         </w:rPr>
-        <w:t xml:space="preserve">7. </w:t>
-      </w:r>
-      <w:r>
-        <w:rPr>
-          <w:rFonts w:ascii="맑은 고딕" w:hAnsi="맑은 고딕" w:eastAsia="맑은 고딕"/>
-          <w:b w:val="0"/>
-          <w:i w:val="0"/>
-          <w:sz w:val="18"/>
-          <w:u w:val="none"/>
-        </w:rPr>
-        <w:t xml:space="preserve">단어와 영영풀이가 바르게 연결된 것은? </w:t>
-      </w:r>
-      <w:r>
-        <w:rPr>
-          <w:rFonts w:ascii="맑은 고딕" w:hAnsi="맑은 고딕" w:eastAsia="맑은 고딕"/>
-          <w:b w:val="0"/>
-          <w:i w:val="0"/>
-          <w:sz w:val="18"/>
-          <w:u w:val="none"/>
-        </w:rPr>
-        <w:t>(3점)</w:t>
+        <w:t xml:space="preserve">18. </w:t>
+      </w:r>
+      <w:r>
+        <w:rPr>
+          <w:rFonts w:ascii="맑은 고딕" w:hAnsi="맑은 고딕" w:eastAsia="맑은 고딕"/>
+          <w:b w:val="0"/>
+          <w:i w:val="0"/>
+          <w:sz w:val="18"/>
+          <w:u w:val="none"/>
+        </w:rPr>
+        <w:t xml:space="preserve">빈칸 (A), (B), (C)에 들어갈 말이 바르게 짝지어진 것은? (필요하면 형태 변화) </w:t>
+      </w:r>
+      <w:r>
+        <w:rPr>
+          <w:rFonts w:ascii="맑은 고딕" w:hAnsi="맑은 고딕" w:eastAsia="맑은 고딕"/>
+          <w:b w:val="0"/>
+          <w:i w:val="0"/>
+          <w:sz w:val="18"/>
+          <w:u w:val="none"/>
+        </w:rPr>
+        <w:t>(4점)</w:t>
       </w:r>
     </w:p>
     <w:p>
       <w:pPr>
+        <w:spacing w:before="0" w:after="20" w:line="259" w:lineRule="auto"/>
+        <w:ind w:left="57"/>
+      </w:pPr>
+      <w:r>
+        <w:rPr>
+          <w:rFonts w:ascii="맑은 고딕" w:hAnsi="맑은 고딕" w:eastAsia="맑은 고딕"/>
+          <w:b w:val="0"/>
+          <w:i w:val="0"/>
+          <w:sz w:val="18"/>
+          <w:u w:val="none"/>
+        </w:rPr>
+        <w:t>(A) A sudden drop in temperature ______ the heavy snowfall.</w:t>
+      </w:r>
+      <w:r>
+        <w:br/>
+      </w:r>
+      <w:r>
+        <w:rPr>
+          <w:rFonts w:ascii="맑은 고딕" w:hAnsi="맑은 고딕" w:eastAsia="맑은 고딕"/>
+          <w:b w:val="0"/>
+          <w:i w:val="0"/>
+          <w:sz w:val="18"/>
+          <w:u w:val="none"/>
+        </w:rPr>
+        <w:t>(B) After the rain stopped, the workers ______ with the construction.</w:t>
+      </w:r>
+      <w:r>
+        <w:br/>
+      </w:r>
+      <w:r>
+        <w:rPr>
+          <w:rFonts w:ascii="맑은 고딕" w:hAnsi="맑은 고딕" w:eastAsia="맑은 고딕"/>
+          <w:b w:val="0"/>
+          <w:i w:val="0"/>
+          <w:sz w:val="18"/>
+          <w:u w:val="none"/>
+        </w:rPr>
+        <w:t>(C) The size of the video file must not ______ 500MB.</w:t>
+      </w:r>
+    </w:p>
+    <w:p>
+      <w:pPr>
         <w:spacing w:before="0" w:after="0" w:line="259" w:lineRule="auto"/>
         <w:ind w:left="113"/>
       </w:pPr>
@@ -1144,7 +3213,7 @@
           <w:sz w:val="18"/>
           <w:u w:val="none"/>
         </w:rPr>
-        <w:t>① undermine: to make something less harmful, serious, or severe</w:t>
+        <w:t>① proceeded — preceded — exceed</w:t>
       </w:r>
     </w:p>
     <w:p>
@@ -1160,7 +3229,7 @@
           <w:sz w:val="18"/>
           <w:u w:val="none"/>
         </w:rPr>
-        <w:t>② workforce: the ability to endure or recover from a difficult situation</w:t>
+        <w:t>② preceded — proceeded — exceed</w:t>
       </w:r>
     </w:p>
     <w:p>
@@ -1176,7 +3245,7 @@
           <w:sz w:val="18"/>
           <w:u w:val="none"/>
         </w:rPr>
-        <w:t>③ unprecedented: never seen or experienced before</w:t>
+        <w:t>③ preceded — exceeded — proceed</w:t>
       </w:r>
     </w:p>
     <w:p>
@@ -1192,7 +3261,7 @@
           <w:sz w:val="18"/>
           <w:u w:val="none"/>
         </w:rPr>
-        <w:t>④ accumulate: to keep something such as heat or water in one place</w:t>
+        <w:t>④ exceeded — proceeded — precede</w:t>
       </w:r>
     </w:p>
     <w:p>
@@ -1208,7 +3277,7 @@
           <w:sz w:val="18"/>
           <w:u w:val="none"/>
         </w:rPr>
-        <w:t>⑤ mitigate: to weaken or ruin</w:t>
+        <w:t>⑤ proceeded — exceeded — precede</w:t>
       </w:r>
     </w:p>
     <w:p>
@@ -1234,17 +3303,17 @@
           <w:sz w:val="18"/>
           <w:u w:val="none"/>
         </w:rPr>
-        <w:t xml:space="preserve">8. </w:t>
-      </w:r>
-      <w:r>
-        <w:rPr>
-          <w:rFonts w:ascii="맑은 고딕" w:hAnsi="맑은 고딕" w:eastAsia="맑은 고딕"/>
-          <w:b w:val="0"/>
-          <w:i w:val="0"/>
-          <w:sz w:val="18"/>
-          <w:u w:val="none"/>
-        </w:rPr>
-        <w:t xml:space="preserve">빈칸 (A)~(D)에 &lt;보기&gt;의 단어를 한 번씩 넣을 때, 어디에도 들어갈 수 </w:t>
+        <w:t xml:space="preserve">19. </w:t>
+      </w:r>
+      <w:r>
+        <w:rPr>
+          <w:rFonts w:ascii="맑은 고딕" w:hAnsi="맑은 고딕" w:eastAsia="맑은 고딕"/>
+          <w:b w:val="0"/>
+          <w:i w:val="0"/>
+          <w:sz w:val="18"/>
+          <w:u w:val="none"/>
+        </w:rPr>
+        <w:t xml:space="preserve">단어와 그 뜻이 바르게 연결되지 </w:t>
       </w:r>
       <w:r>
         <w:rPr>
@@ -1254,31 +3323,303 @@
           <w:sz w:val="18"/>
           <w:u w:val="single"/>
         </w:rPr>
-        <w:t>없는</w:t>
-      </w:r>
-      <w:r>
-        <w:rPr>
-          <w:rFonts w:ascii="맑은 고딕" w:hAnsi="맑은 고딕" w:eastAsia="맑은 고딕"/>
-          <w:b w:val="0"/>
-          <w:i w:val="0"/>
-          <w:sz w:val="18"/>
-          <w:u w:val="none"/>
-        </w:rPr>
-        <w:t xml:space="preserve"> 것은? (필요하면 형태 변화) </w:t>
-      </w:r>
-      <w:r>
-        <w:rPr>
-          <w:rFonts w:ascii="맑은 고딕" w:hAnsi="맑은 고딕" w:eastAsia="맑은 고딕"/>
-          <w:b w:val="0"/>
-          <w:i w:val="0"/>
-          <w:sz w:val="18"/>
-          <w:u w:val="none"/>
-        </w:rPr>
-        <w:t>(4점)</w:t>
+        <w:t>않은</w:t>
+      </w:r>
+      <w:r>
+        <w:rPr>
+          <w:rFonts w:ascii="맑은 고딕" w:hAnsi="맑은 고딕" w:eastAsia="맑은 고딕"/>
+          <w:b w:val="0"/>
+          <w:i w:val="0"/>
+          <w:sz w:val="18"/>
+          <w:u w:val="none"/>
+        </w:rPr>
+        <w:t xml:space="preserve"> 것은? </w:t>
+      </w:r>
+      <w:r>
+        <w:rPr>
+          <w:rFonts w:ascii="맑은 고딕" w:hAnsi="맑은 고딕" w:eastAsia="맑은 고딕"/>
+          <w:b w:val="0"/>
+          <w:i w:val="0"/>
+          <w:sz w:val="18"/>
+          <w:u w:val="none"/>
+        </w:rPr>
+        <w:t>(3점)</w:t>
       </w:r>
     </w:p>
     <w:p>
       <w:pPr>
+        <w:spacing w:before="0" w:after="0" w:line="259" w:lineRule="auto"/>
+        <w:ind w:left="113"/>
+      </w:pPr>
+      <w:r>
+        <w:rPr>
+          <w:rFonts w:ascii="맑은 고딕" w:hAnsi="맑은 고딕" w:eastAsia="맑은 고딕"/>
+          <w:b w:val="0"/>
+          <w:i w:val="0"/>
+          <w:sz w:val="18"/>
+          <w:u w:val="none"/>
+        </w:rPr>
+        <w:t>① retain — 포기하다</w:t>
+      </w:r>
+    </w:p>
+    <w:p>
+      <w:pPr>
+        <w:spacing w:before="0" w:after="0" w:line="259" w:lineRule="auto"/>
+        <w:ind w:left="113"/>
+      </w:pPr>
+      <w:r>
+        <w:rPr>
+          <w:rFonts w:ascii="맑은 고딕" w:hAnsi="맑은 고딕" w:eastAsia="맑은 고딕"/>
+          <w:b w:val="0"/>
+          <w:i w:val="0"/>
+          <w:sz w:val="18"/>
+          <w:u w:val="none"/>
+        </w:rPr>
+        <w:t>② obtain — 얻다</w:t>
+      </w:r>
+    </w:p>
+    <w:p>
+      <w:pPr>
+        <w:spacing w:before="0" w:after="0" w:line="259" w:lineRule="auto"/>
+        <w:ind w:left="113"/>
+      </w:pPr>
+      <w:r>
+        <w:rPr>
+          <w:rFonts w:ascii="맑은 고딕" w:hAnsi="맑은 고딕" w:eastAsia="맑은 고딕"/>
+          <w:b w:val="0"/>
+          <w:i w:val="0"/>
+          <w:sz w:val="18"/>
+          <w:u w:val="none"/>
+        </w:rPr>
+        <w:t>③ sustain — 유지하다, 지속하다</w:t>
+      </w:r>
+    </w:p>
+    <w:p>
+      <w:pPr>
+        <w:spacing w:before="0" w:after="0" w:line="259" w:lineRule="auto"/>
+        <w:ind w:left="113"/>
+      </w:pPr>
+      <w:r>
+        <w:rPr>
+          <w:rFonts w:ascii="맑은 고딕" w:hAnsi="맑은 고딕" w:eastAsia="맑은 고딕"/>
+          <w:b w:val="0"/>
+          <w:i w:val="0"/>
+          <w:sz w:val="18"/>
+          <w:u w:val="none"/>
+        </w:rPr>
+        <w:t>④ acknowledge — 인정하다</w:t>
+      </w:r>
+    </w:p>
+    <w:p>
+      <w:pPr>
+        <w:spacing w:before="0" w:after="0" w:line="259" w:lineRule="auto"/>
+        <w:ind w:left="113"/>
+      </w:pPr>
+      <w:r>
+        <w:rPr>
+          <w:rFonts w:ascii="맑은 고딕" w:hAnsi="맑은 고딕" w:eastAsia="맑은 고딕"/>
+          <w:b w:val="0"/>
+          <w:i w:val="0"/>
+          <w:sz w:val="18"/>
+          <w:u w:val="none"/>
+        </w:rPr>
+        <w:t>⑤ convene — 소집하다, (회의를 위해) 모이다</w:t>
+      </w:r>
+    </w:p>
+    <w:p>
+      <w:pPr>
+        <w:spacing w:before="0" w:after="0" w:line="259" w:lineRule="auto"/>
+      </w:pPr>
+    </w:p>
+    <w:p>
+      <w:pPr>
+        <w:spacing w:before="0" w:after="40" w:line="259" w:lineRule="auto"/>
+      </w:pPr>
+    </w:p>
+    <w:p>
+      <w:pPr>
+        <w:keepNext/>
+        <w:spacing w:before="0" w:after="20" w:line="259" w:lineRule="auto"/>
+      </w:pPr>
+      <w:r>
+        <w:rPr>
+          <w:rFonts w:ascii="맑은 고딕" w:hAnsi="맑은 고딕" w:eastAsia="맑은 고딕"/>
+          <w:b/>
+          <w:i w:val="0"/>
+          <w:sz w:val="18"/>
+          <w:u w:val="none"/>
+        </w:rPr>
+        <w:t xml:space="preserve">20. </w:t>
+      </w:r>
+      <w:r>
+        <w:rPr>
+          <w:rFonts w:ascii="맑은 고딕" w:hAnsi="맑은 고딕" w:eastAsia="맑은 고딕"/>
+          <w:b w:val="0"/>
+          <w:i w:val="0"/>
+          <w:sz w:val="18"/>
+          <w:u w:val="none"/>
+        </w:rPr>
+        <w:t xml:space="preserve">다음 중 어법과 의미가 모두 옳은 문장을 </w:t>
+      </w:r>
+      <w:r>
+        <w:rPr>
+          <w:rFonts w:ascii="맑은 고딕" w:hAnsi="맑은 고딕" w:eastAsia="맑은 고딕"/>
+          <w:b/>
+          <w:i w:val="0"/>
+          <w:sz w:val="18"/>
+          <w:u w:val="none"/>
+        </w:rPr>
+        <w:t>두 개</w:t>
+      </w:r>
+      <w:r>
+        <w:rPr>
+          <w:rFonts w:ascii="맑은 고딕" w:hAnsi="맑은 고딕" w:eastAsia="맑은 고딕"/>
+          <w:b w:val="0"/>
+          <w:i w:val="0"/>
+          <w:sz w:val="18"/>
+          <w:u w:val="none"/>
+        </w:rPr>
+        <w:t xml:space="preserve"> 고르면? </w:t>
+      </w:r>
+      <w:r>
+        <w:rPr>
+          <w:rFonts w:ascii="맑은 고딕" w:hAnsi="맑은 고딕" w:eastAsia="맑은 고딕"/>
+          <w:b w:val="0"/>
+          <w:i w:val="0"/>
+          <w:sz w:val="18"/>
+          <w:u w:val="none"/>
+        </w:rPr>
+        <w:t>(4점)</w:t>
+      </w:r>
+    </w:p>
+    <w:p>
+      <w:pPr>
+        <w:spacing w:before="0" w:after="0" w:line="259" w:lineRule="auto"/>
+        <w:ind w:left="113"/>
+      </w:pPr>
+      <w:r>
+        <w:rPr>
+          <w:rFonts w:ascii="맑은 고딕" w:hAnsi="맑은 고딕" w:eastAsia="맑은 고딕"/>
+          <w:b w:val="0"/>
+          <w:i w:val="0"/>
+          <w:sz w:val="18"/>
+          <w:u w:val="none"/>
+        </w:rPr>
+        <w:t>① The new law mandates that all employers provide health insurance.</w:t>
+      </w:r>
+    </w:p>
+    <w:p>
+      <w:pPr>
+        <w:spacing w:before="0" w:after="0" w:line="259" w:lineRule="auto"/>
+        <w:ind w:left="113"/>
+      </w:pPr>
+      <w:r>
+        <w:rPr>
+          <w:rFonts w:ascii="맑은 고딕" w:hAnsi="맑은 고딕" w:eastAsia="맑은 고딕"/>
+          <w:b w:val="0"/>
+          <w:i w:val="0"/>
+          <w:sz w:val="18"/>
+          <w:u w:val="none"/>
+        </w:rPr>
+        <w:t>② The officer commanded the suspect drop the weapon.</w:t>
+      </w:r>
+    </w:p>
+    <w:p>
+      <w:pPr>
+        <w:spacing w:before="0" w:after="0" w:line="259" w:lineRule="auto"/>
+        <w:ind w:left="113"/>
+      </w:pPr>
+      <w:r>
+        <w:rPr>
+          <w:rFonts w:ascii="맑은 고딕" w:hAnsi="맑은 고딕" w:eastAsia="맑은 고딕"/>
+          <w:b w:val="0"/>
+          <w:i w:val="0"/>
+          <w:sz w:val="18"/>
+          <w:u w:val="none"/>
+        </w:rPr>
+        <w:t>③ People demand good service, so the demand for friendly staff is high.</w:t>
+      </w:r>
+    </w:p>
+    <w:p>
+      <w:pPr>
+        <w:spacing w:before="0" w:after="0" w:line="259" w:lineRule="auto"/>
+        <w:ind w:left="113"/>
+      </w:pPr>
+      <w:r>
+        <w:rPr>
+          <w:rFonts w:ascii="맑은 고딕" w:hAnsi="맑은 고딕" w:eastAsia="맑은 고딕"/>
+          <w:b w:val="0"/>
+          <w:i w:val="0"/>
+          <w:sz w:val="18"/>
+          <w:u w:val="none"/>
+        </w:rPr>
+        <w:t>④ The school does not permit students using their phones during class.</w:t>
+      </w:r>
+    </w:p>
+    <w:p>
+      <w:pPr>
+        <w:spacing w:before="0" w:after="0" w:line="259" w:lineRule="auto"/>
+        <w:ind w:left="113"/>
+      </w:pPr>
+      <w:r>
+        <w:rPr>
+          <w:rFonts w:ascii="맑은 고딕" w:hAnsi="맑은 고딕" w:eastAsia="맑은 고딕"/>
+          <w:b w:val="0"/>
+          <w:i w:val="0"/>
+          <w:sz w:val="18"/>
+          <w:u w:val="none"/>
+        </w:rPr>
+        <w:t>⑤ Stars suppress a lot of energy as visible light.</w:t>
+      </w:r>
+    </w:p>
+    <w:p>
+      <w:pPr>
+        <w:spacing w:before="0" w:after="0" w:line="259" w:lineRule="auto"/>
+      </w:pPr>
+    </w:p>
+    <w:p>
+      <w:pPr>
+        <w:spacing w:before="0" w:after="40" w:line="259" w:lineRule="auto"/>
+      </w:pPr>
+    </w:p>
+    <w:p>
+      <w:pPr>
+        <w:keepNext/>
+        <w:spacing w:before="0" w:after="20" w:line="259" w:lineRule="auto"/>
+      </w:pPr>
+      <w:r>
+        <w:rPr>
+          <w:rFonts w:ascii="맑은 고딕" w:hAnsi="맑은 고딕" w:eastAsia="맑은 고딕"/>
+          <w:b/>
+          <w:i w:val="0"/>
+          <w:sz w:val="18"/>
+          <w:u w:val="none"/>
+        </w:rPr>
+        <w:t xml:space="preserve">21. </w:t>
+      </w:r>
+      <w:r>
+        <w:rPr>
+          <w:rFonts w:ascii="맑은 고딕" w:hAnsi="맑은 고딕" w:eastAsia="맑은 고딕"/>
+          <w:b w:val="0"/>
+          <w:i w:val="0"/>
+          <w:sz w:val="18"/>
+          <w:u w:val="none"/>
+        </w:rPr>
+        <w:t xml:space="preserve">빈칸 (A), (B)에 들어갈 말이 바르게 짝지어진 것은? (필요하면 형태 변화) </w:t>
+      </w:r>
+      <w:r>
+        <w:rPr>
+          <w:rFonts w:ascii="맑은 고딕" w:hAnsi="맑은 고딕" w:eastAsia="맑은 고딕"/>
+          <w:b w:val="0"/>
+          <w:i w:val="0"/>
+          <w:sz w:val="18"/>
+          <w:u w:val="none"/>
+        </w:rPr>
+        <w:t>(3점)</w:t>
+      </w:r>
+    </w:p>
+    <w:p>
+      <w:pPr>
         <w:spacing w:before="0" w:after="20" w:line="259" w:lineRule="auto"/>
         <w:ind w:left="57"/>
       </w:pPr>
@@ -1290,7 +3631,7 @@
           <w:sz w:val="18"/>
           <w:u w:val="none"/>
         </w:rPr>
-        <w:t>〈보기〉 exacerbate / prolonged / vulnerable / run out of / robust</w:t>
+        <w:t>(A) Mistrust still ______ the community year after the scandal.</w:t>
       </w:r>
       <w:r>
         <w:br/>
@@ -1303,51 +3644,12 @@
           <w:sz w:val="18"/>
           <w:u w:val="none"/>
         </w:rPr>
-        <w:t>(A) Climate change and persistent atmospheric conditions further ______ the heat waves.</w:t>
-      </w:r>
-      <w:r>
-        <w:br/>
-      </w:r>
-      <w:r>
-        <w:rPr>
-          <w:rFonts w:ascii="맑은 고딕" w:hAnsi="맑은 고딕" w:eastAsia="맑은 고딕"/>
-          <w:b w:val="0"/>
-          <w:i w:val="0"/>
-          <w:sz w:val="18"/>
-          <w:u w:val="none"/>
-        </w:rPr>
-        <w:t>(B) ______ heat and drought reduced soil moisture.</w:t>
-      </w:r>
-      <w:r>
-        <w:br/>
-      </w:r>
-      <w:r>
-        <w:rPr>
-          <w:rFonts w:ascii="맑은 고딕" w:hAnsi="맑은 고딕" w:eastAsia="맑은 고딕"/>
-          <w:b w:val="0"/>
-          <w:i w:val="0"/>
-          <w:sz w:val="18"/>
-          <w:u w:val="none"/>
-        </w:rPr>
-        <w:t>(C) Crops became particularly ______ to these conditions.</w:t>
-      </w:r>
-      <w:r>
-        <w:br/>
-      </w:r>
-      <w:r>
-        <w:rPr>
-          <w:rFonts w:ascii="맑은 고딕" w:hAnsi="맑은 고딕" w:eastAsia="맑은 고딕"/>
-          <w:b w:val="0"/>
-          <w:i w:val="0"/>
-          <w:sz w:val="18"/>
-          <w:u w:val="none"/>
-        </w:rPr>
-        <w:t>(D) The demand increased so rapidly that some stores ______ them.</w:t>
+        <w:t>(B) She has a tendency to ______ responsibility when things go wrong.</w:t>
       </w:r>
     </w:p>
     <w:p>
       <w:pPr>
-        <w:spacing w:before="0" w:after="20" w:line="259" w:lineRule="auto"/>
+        <w:spacing w:before="0" w:after="0" w:line="259" w:lineRule="auto"/>
         <w:ind w:left="113"/>
       </w:pPr>
       <w:r>
@@ -1358,96 +3660,85 @@
           <w:sz w:val="18"/>
           <w:u w:val="none"/>
         </w:rPr>
-        <w:t>① exacerbate</w:t>
-      </w:r>
-      <w:r>
-        <w:rPr>
-          <w:rFonts w:ascii="맑은 고딕" w:hAnsi="맑은 고딕" w:eastAsia="맑은 고딕"/>
-          <w:b w:val="0"/>
-          <w:i w:val="0"/>
-          <w:sz w:val="18"/>
-          <w:u w:val="none"/>
-        </w:rPr>
-        <w:t xml:space="preserve">    </w:t>
-      </w:r>
-      <w:r>
-        <w:rPr>
-          <w:rFonts w:ascii="맑은 고딕" w:hAnsi="맑은 고딕" w:eastAsia="맑은 고딕"/>
-          <w:b w:val="0"/>
-          <w:i w:val="0"/>
-          <w:sz w:val="18"/>
-          <w:u w:val="none"/>
-        </w:rPr>
-        <w:t>② prolonged</w:t>
-      </w:r>
-      <w:r>
-        <w:rPr>
-          <w:rFonts w:ascii="맑은 고딕" w:hAnsi="맑은 고딕" w:eastAsia="맑은 고딕"/>
-          <w:b w:val="0"/>
-          <w:i w:val="0"/>
-          <w:sz w:val="18"/>
-          <w:u w:val="none"/>
-        </w:rPr>
-        <w:t xml:space="preserve">    </w:t>
-      </w:r>
-      <w:r>
-        <w:rPr>
-          <w:rFonts w:ascii="맑은 고딕" w:hAnsi="맑은 고딕" w:eastAsia="맑은 고딕"/>
-          <w:b w:val="0"/>
-          <w:i w:val="0"/>
-          <w:sz w:val="18"/>
-          <w:u w:val="none"/>
-        </w:rPr>
-        <w:t>③ vulnerable</w:t>
-      </w:r>
-      <w:r>
-        <w:rPr>
-          <w:rFonts w:ascii="맑은 고딕" w:hAnsi="맑은 고딕" w:eastAsia="맑은 고딕"/>
-          <w:b w:val="0"/>
-          <w:i w:val="0"/>
-          <w:sz w:val="18"/>
-          <w:u w:val="none"/>
-        </w:rPr>
-        <w:t xml:space="preserve">    </w:t>
-      </w:r>
-      <w:r>
-        <w:rPr>
-          <w:rFonts w:ascii="맑은 고딕" w:hAnsi="맑은 고딕" w:eastAsia="맑은 고딕"/>
-          <w:b w:val="0"/>
-          <w:i w:val="0"/>
-          <w:sz w:val="18"/>
-          <w:u w:val="none"/>
-        </w:rPr>
-        <w:t>④ run out of</w:t>
-      </w:r>
-      <w:r>
-        <w:rPr>
-          <w:rFonts w:ascii="맑은 고딕" w:hAnsi="맑은 고딕" w:eastAsia="맑은 고딕"/>
-          <w:b w:val="0"/>
-          <w:i w:val="0"/>
-          <w:sz w:val="18"/>
-          <w:u w:val="none"/>
-        </w:rPr>
-        <w:t xml:space="preserve">    </w:t>
-      </w:r>
-      <w:r>
-        <w:rPr>
-          <w:rFonts w:ascii="맑은 고딕" w:hAnsi="맑은 고딕" w:eastAsia="맑은 고딕"/>
-          <w:b w:val="0"/>
-          <w:i w:val="0"/>
-          <w:sz w:val="18"/>
-          <w:u w:val="none"/>
-        </w:rPr>
-        <w:t>⑤ robust</w:t>
+        <w:t>① invades — evade</w:t>
       </w:r>
     </w:p>
     <w:p>
       <w:pPr>
-        <w:spacing w:before="0" w:after="40" w:line="259" w:lineRule="auto"/>
-      </w:pPr>
+        <w:spacing w:before="0" w:after="0" w:line="259" w:lineRule="auto"/>
+        <w:ind w:left="113"/>
+      </w:pPr>
+      <w:r>
+        <w:rPr>
+          <w:rFonts w:ascii="맑은 고딕" w:hAnsi="맑은 고딕" w:eastAsia="맑은 고딕"/>
+          <w:b w:val="0"/>
+          <w:i w:val="0"/>
+          <w:sz w:val="18"/>
+          <w:u w:val="none"/>
+        </w:rPr>
+        <w:t>② pervades — evade</w:t>
+      </w:r>
     </w:p>
     <w:p>
       <w:pPr>
+        <w:spacing w:before="0" w:after="0" w:line="259" w:lineRule="auto"/>
+        <w:ind w:left="113"/>
+      </w:pPr>
+      <w:r>
+        <w:rPr>
+          <w:rFonts w:ascii="맑은 고딕" w:hAnsi="맑은 고딕" w:eastAsia="맑은 고딕"/>
+          <w:b w:val="0"/>
+          <w:i w:val="0"/>
+          <w:sz w:val="18"/>
+          <w:u w:val="none"/>
+        </w:rPr>
+        <w:t>③ evades — pervade</w:t>
+      </w:r>
+    </w:p>
+    <w:p>
+      <w:pPr>
+        <w:spacing w:before="0" w:after="0" w:line="259" w:lineRule="auto"/>
+        <w:ind w:left="113"/>
+      </w:pPr>
+      <w:r>
+        <w:rPr>
+          <w:rFonts w:ascii="맑은 고딕" w:hAnsi="맑은 고딕" w:eastAsia="맑은 고딕"/>
+          <w:b w:val="0"/>
+          <w:i w:val="0"/>
+          <w:sz w:val="18"/>
+          <w:u w:val="none"/>
+        </w:rPr>
+        <w:t>④ pervades — invade</w:t>
+      </w:r>
+    </w:p>
+    <w:p>
+      <w:pPr>
+        <w:spacing w:before="0" w:after="0" w:line="259" w:lineRule="auto"/>
+        <w:ind w:left="113"/>
+      </w:pPr>
+      <w:r>
+        <w:rPr>
+          <w:rFonts w:ascii="맑은 고딕" w:hAnsi="맑은 고딕" w:eastAsia="맑은 고딕"/>
+          <w:b w:val="0"/>
+          <w:i w:val="0"/>
+          <w:sz w:val="18"/>
+          <w:u w:val="none"/>
+        </w:rPr>
+        <w:t>⑤ invades — pervade</w:t>
+      </w:r>
+    </w:p>
+    <w:p>
+      <w:pPr>
+        <w:spacing w:before="0" w:after="0" w:line="259" w:lineRule="auto"/>
+      </w:pPr>
+    </w:p>
+    <w:p>
+      <w:pPr>
+        <w:spacing w:before="0" w:after="40" w:line="259" w:lineRule="auto"/>
+      </w:pPr>
+    </w:p>
+    <w:p>
+      <w:pPr>
         <w:keepNext/>
         <w:spacing w:before="0" w:after="20" w:line="259" w:lineRule="auto"/>
       </w:pPr>
@@ -1459,17 +3750,17 @@
           <w:sz w:val="18"/>
           <w:u w:val="none"/>
         </w:rPr>
-        <w:t xml:space="preserve">9. </w:t>
-      </w:r>
-      <w:r>
-        <w:rPr>
-          <w:rFonts w:ascii="맑은 고딕" w:hAnsi="맑은 고딕" w:eastAsia="맑은 고딕"/>
-          <w:b w:val="0"/>
-          <w:i w:val="0"/>
-          <w:sz w:val="18"/>
-          <w:u w:val="none"/>
-        </w:rPr>
-        <w:t xml:space="preserve">밑줄 친 </w:t>
+        <w:t xml:space="preserve">22. </w:t>
+      </w:r>
+      <w:r>
+        <w:rPr>
+          <w:rFonts w:ascii="맑은 고딕" w:hAnsi="맑은 고딕" w:eastAsia="맑은 고딕"/>
+          <w:b w:val="0"/>
+          <w:i w:val="0"/>
+          <w:sz w:val="18"/>
+          <w:u w:val="none"/>
+        </w:rPr>
+        <w:t xml:space="preserve">밑줄 친 단어의 쓰임이 문맥상 적절하지 </w:t>
       </w:r>
       <w:r>
         <w:rPr>
@@ -1479,43 +3770,43 @@
           <w:sz w:val="18"/>
           <w:u w:val="single"/>
         </w:rPr>
-        <w:t>breaches</w:t>
-      </w:r>
-      <w:r>
-        <w:rPr>
-          <w:rFonts w:ascii="맑은 고딕" w:hAnsi="맑은 고딕" w:eastAsia="맑은 고딕"/>
-          <w:b w:val="0"/>
-          <w:i w:val="0"/>
-          <w:sz w:val="18"/>
-          <w:u w:val="none"/>
-        </w:rPr>
-        <w:t xml:space="preserve">의 영영풀이로 알맞은 것은? </w:t>
-      </w:r>
-      <w:r>
-        <w:rPr>
-          <w:rFonts w:ascii="맑은 고딕" w:hAnsi="맑은 고딕" w:eastAsia="맑은 고딕"/>
-          <w:b w:val="0"/>
-          <w:i w:val="0"/>
-          <w:sz w:val="18"/>
-          <w:u w:val="none"/>
-        </w:rPr>
-        <w:t>(3점)</w:t>
+        <w:t>않은</w:t>
+      </w:r>
+      <w:r>
+        <w:rPr>
+          <w:rFonts w:ascii="맑은 고딕" w:hAnsi="맑은 고딕" w:eastAsia="맑은 고딕"/>
+          <w:b w:val="0"/>
+          <w:i w:val="0"/>
+          <w:sz w:val="18"/>
+          <w:u w:val="none"/>
+        </w:rPr>
+        <w:t xml:space="preserve"> 것은? </w:t>
+      </w:r>
+      <w:r>
+        <w:rPr>
+          <w:rFonts w:ascii="맑은 고딕" w:hAnsi="맑은 고딕" w:eastAsia="맑은 고딕"/>
+          <w:b w:val="0"/>
+          <w:i w:val="0"/>
+          <w:sz w:val="18"/>
+          <w:u w:val="none"/>
+        </w:rPr>
+        <w:t>(4점)</w:t>
       </w:r>
     </w:p>
     <w:p>
       <w:pPr>
-        <w:spacing w:before="0" w:after="20" w:line="259" w:lineRule="auto"/>
-        <w:ind w:left="57"/>
-      </w:pPr>
-      <w:r>
-        <w:rPr>
-          <w:rFonts w:ascii="맑은 고딕" w:hAnsi="맑은 고딕" w:eastAsia="맑은 고딕"/>
-          <w:b w:val="0"/>
-          <w:i w:val="0"/>
-          <w:sz w:val="18"/>
-          <w:u w:val="none"/>
-        </w:rPr>
-        <w:t xml:space="preserve">Recent data </w:t>
+        <w:spacing w:before="0" w:after="0" w:line="259" w:lineRule="auto"/>
+        <w:ind w:left="113"/>
+      </w:pPr>
+      <w:r>
+        <w:rPr>
+          <w:rFonts w:ascii="맑은 고딕" w:hAnsi="맑은 고딕" w:eastAsia="맑은 고딕"/>
+          <w:b w:val="0"/>
+          <w:i w:val="0"/>
+          <w:sz w:val="18"/>
+          <w:u w:val="none"/>
+        </w:rPr>
+        <w:t xml:space="preserve">① The police are </w:t>
       </w:r>
       <w:r>
         <w:rPr>
@@ -1525,17 +3816,17 @@
           <w:sz w:val="18"/>
           <w:u w:val="single"/>
         </w:rPr>
-        <w:t>breaches</w:t>
-      </w:r>
-      <w:r>
-        <w:rPr>
-          <w:rFonts w:ascii="맑은 고딕" w:hAnsi="맑은 고딕" w:eastAsia="맑은 고딕"/>
-          <w:b w:val="0"/>
-          <w:i w:val="0"/>
-          <w:sz w:val="18"/>
-          <w:u w:val="none"/>
-        </w:rPr>
-        <w:t xml:space="preserve"> show that small system errors can instantly leak millions of users' personal data.</w:t>
+        <w:t>probing</w:t>
+      </w:r>
+      <w:r>
+        <w:rPr>
+          <w:rFonts w:ascii="맑은 고딕" w:hAnsi="맑은 고딕" w:eastAsia="맑은 고딕"/>
+          <w:b w:val="0"/>
+          <w:i w:val="0"/>
+          <w:sz w:val="18"/>
+          <w:u w:val="none"/>
+        </w:rPr>
+        <w:t xml:space="preserve"> into the details of the case.</w:t>
       </w:r>
     </w:p>
     <w:p>
@@ -1551,7 +3842,27 @@
           <w:sz w:val="18"/>
           <w:u w:val="none"/>
         </w:rPr>
-        <w:t>① an act of breaking a law, rule, or agreement</w:t>
+        <w:t xml:space="preserve">② He refused to </w:t>
+      </w:r>
+      <w:r>
+        <w:rPr>
+          <w:rFonts w:ascii="맑은 고딕" w:hAnsi="맑은 고딕" w:eastAsia="맑은 고딕"/>
+          <w:b w:val="0"/>
+          <w:i w:val="0"/>
+          <w:sz w:val="18"/>
+          <w:u w:val="single"/>
+        </w:rPr>
+        <w:t>acknowledge</w:t>
+      </w:r>
+      <w:r>
+        <w:rPr>
+          <w:rFonts w:ascii="맑은 고딕" w:hAnsi="맑은 고딕" w:eastAsia="맑은 고딕"/>
+          <w:b w:val="0"/>
+          <w:i w:val="0"/>
+          <w:sz w:val="18"/>
+          <w:u w:val="none"/>
+        </w:rPr>
+        <w:t xml:space="preserve"> his mistake.</w:t>
       </w:r>
     </w:p>
     <w:p>
@@ -1567,7 +3878,27 @@
           <w:sz w:val="18"/>
           <w:u w:val="none"/>
         </w:rPr>
-        <w:t>② the state of being alone, especially when this is peaceful and pleasant</w:t>
+        <w:t xml:space="preserve">③ Her family did not </w:t>
+      </w:r>
+      <w:r>
+        <w:rPr>
+          <w:rFonts w:ascii="맑은 고딕" w:hAnsi="맑은 고딕" w:eastAsia="맑은 고딕"/>
+          <w:b w:val="0"/>
+          <w:i w:val="0"/>
+          <w:sz w:val="18"/>
+          <w:u w:val="single"/>
+        </w:rPr>
+        <w:t>prove</w:t>
+      </w:r>
+      <w:r>
+        <w:rPr>
+          <w:rFonts w:ascii="맑은 고딕" w:hAnsi="맑은 고딕" w:eastAsia="맑은 고딕"/>
+          <w:b w:val="0"/>
+          <w:i w:val="0"/>
+          <w:sz w:val="18"/>
+          <w:u w:val="none"/>
+        </w:rPr>
+        <w:t xml:space="preserve"> when she decided to become an artist.</w:t>
       </w:r>
     </w:p>
     <w:p>
@@ -1583,7 +3914,27 @@
           <w:sz w:val="18"/>
           <w:u w:val="none"/>
         </w:rPr>
-        <w:t>③ impossible to change back to a previous condition or to undo</w:t>
+        <w:t xml:space="preserve">④ World leaders </w:t>
+      </w:r>
+      <w:r>
+        <w:rPr>
+          <w:rFonts w:ascii="맑은 고딕" w:hAnsi="맑은 고딕" w:eastAsia="맑은 고딕"/>
+          <w:b w:val="0"/>
+          <w:i w:val="0"/>
+          <w:sz w:val="18"/>
+          <w:u w:val="single"/>
+        </w:rPr>
+        <w:t>convened</w:t>
+      </w:r>
+      <w:r>
+        <w:rPr>
+          <w:rFonts w:ascii="맑은 고딕" w:hAnsi="맑은 고딕" w:eastAsia="맑은 고딕"/>
+          <w:b w:val="0"/>
+          <w:i w:val="0"/>
+          <w:sz w:val="18"/>
+          <w:u w:val="none"/>
+        </w:rPr>
+        <w:t xml:space="preserve"> to discuss climate change.</w:t>
       </w:r>
     </w:p>
     <w:p>
@@ -1599,59 +3950,7 @@
           <w:sz w:val="18"/>
           <w:u w:val="none"/>
         </w:rPr>
-        <w:t>④ to present something, such as a problem or question, that needs to be dealt with or answered</w:t>
-      </w:r>
-    </w:p>
-    <w:p>
-      <w:pPr>
-        <w:spacing w:before="0" w:after="0" w:line="259" w:lineRule="auto"/>
-        <w:ind w:left="113"/>
-      </w:pPr>
-      <w:r>
-        <w:rPr>
-          <w:rFonts w:ascii="맑은 고딕" w:hAnsi="맑은 고딕" w:eastAsia="맑은 고딕"/>
-          <w:b w:val="0"/>
-          <w:i w:val="0"/>
-          <w:sz w:val="18"/>
-          <w:u w:val="none"/>
-        </w:rPr>
-        <w:t>⑤ strong enough to withstand difficult conditions or problems</w:t>
-      </w:r>
-    </w:p>
-    <w:p>
-      <w:pPr>
-        <w:spacing w:before="0" w:after="0" w:line="259" w:lineRule="auto"/>
-      </w:pPr>
-    </w:p>
-    <w:p>
-      <w:pPr>
-        <w:spacing w:before="0" w:after="40" w:line="259" w:lineRule="auto"/>
-      </w:pPr>
-    </w:p>
-    <w:p>
-      <w:pPr>
-        <w:keepNext/>
-        <w:spacing w:before="0" w:after="20" w:line="259" w:lineRule="auto"/>
-      </w:pPr>
-      <w:r>
-        <w:rPr>
-          <w:rFonts w:ascii="맑은 고딕" w:hAnsi="맑은 고딕" w:eastAsia="맑은 고딕"/>
-          <w:b/>
-          <w:i w:val="0"/>
-          <w:sz w:val="18"/>
-          <w:u w:val="none"/>
-        </w:rPr>
-        <w:t xml:space="preserve">10. </w:t>
-      </w:r>
-      <w:r>
-        <w:rPr>
-          <w:rFonts w:ascii="맑은 고딕" w:hAnsi="맑은 고딕" w:eastAsia="맑은 고딕"/>
-          <w:b w:val="0"/>
-          <w:i w:val="0"/>
-          <w:sz w:val="18"/>
-          <w:u w:val="none"/>
-        </w:rPr>
-        <w:t xml:space="preserve">두 단어의 관계가 나머지 넷과 </w:t>
+        <w:t xml:space="preserve">⑤ The teacher had to </w:t>
       </w:r>
       <w:r>
         <w:rPr>
@@ -1661,2242 +3960,17 @@
           <w:sz w:val="18"/>
           <w:u w:val="single"/>
         </w:rPr>
-        <w:t>다른</w:t>
-      </w:r>
-      <w:r>
-        <w:rPr>
-          <w:rFonts w:ascii="맑은 고딕" w:hAnsi="맑은 고딕" w:eastAsia="맑은 고딕"/>
-          <w:b w:val="0"/>
-          <w:i w:val="0"/>
-          <w:sz w:val="18"/>
-          <w:u w:val="none"/>
-        </w:rPr>
-        <w:t xml:space="preserve"> 것은? </w:t>
-      </w:r>
-      <w:r>
-        <w:rPr>
-          <w:rFonts w:ascii="맑은 고딕" w:hAnsi="맑은 고딕" w:eastAsia="맑은 고딕"/>
-          <w:b w:val="0"/>
-          <w:i w:val="0"/>
-          <w:sz w:val="18"/>
-          <w:u w:val="none"/>
-        </w:rPr>
-        <w:t>(3점)</w:t>
-      </w:r>
-    </w:p>
-    <w:p>
-      <w:pPr>
-        <w:spacing w:before="0" w:after="0" w:line="259" w:lineRule="auto"/>
-        <w:ind w:left="113"/>
-      </w:pPr>
-      <w:r>
-        <w:rPr>
-          <w:rFonts w:ascii="맑은 고딕" w:hAnsi="맑은 고딕" w:eastAsia="맑은 고딕"/>
-          <w:b w:val="0"/>
-          <w:i w:val="0"/>
-          <w:sz w:val="18"/>
-          <w:u w:val="none"/>
-        </w:rPr>
-        <w:t>① mitigate — exacerbate</w:t>
-      </w:r>
-    </w:p>
-    <w:p>
-      <w:pPr>
-        <w:spacing w:before="0" w:after="0" w:line="259" w:lineRule="auto"/>
-        <w:ind w:left="113"/>
-      </w:pPr>
-      <w:r>
-        <w:rPr>
-          <w:rFonts w:ascii="맑은 고딕" w:hAnsi="맑은 고딕" w:eastAsia="맑은 고딕"/>
-          <w:b w:val="0"/>
-          <w:i w:val="0"/>
-          <w:sz w:val="18"/>
-          <w:u w:val="none"/>
-        </w:rPr>
-        <w:t>② robust — vulnerable</w:t>
-      </w:r>
-    </w:p>
-    <w:p>
-      <w:pPr>
-        <w:spacing w:before="0" w:after="0" w:line="259" w:lineRule="auto"/>
-        <w:ind w:left="113"/>
-      </w:pPr>
-      <w:r>
-        <w:rPr>
-          <w:rFonts w:ascii="맑은 고딕" w:hAnsi="맑은 고딕" w:eastAsia="맑은 고딕"/>
-          <w:b w:val="0"/>
-          <w:i w:val="0"/>
-          <w:sz w:val="18"/>
-          <w:u w:val="none"/>
-        </w:rPr>
-        <w:t>③ mature — immature</w:t>
-      </w:r>
-    </w:p>
-    <w:p>
-      <w:pPr>
-        <w:spacing w:before="0" w:after="0" w:line="259" w:lineRule="auto"/>
-        <w:ind w:left="113"/>
-      </w:pPr>
-      <w:r>
-        <w:rPr>
-          <w:rFonts w:ascii="맑은 고딕" w:hAnsi="맑은 고딕" w:eastAsia="맑은 고딕"/>
-          <w:b w:val="0"/>
-          <w:i w:val="0"/>
-          <w:sz w:val="18"/>
-          <w:u w:val="none"/>
-        </w:rPr>
-        <w:t>④ irreversible — reversible</w:t>
-      </w:r>
-    </w:p>
-    <w:p>
-      <w:pPr>
-        <w:spacing w:before="0" w:after="0" w:line="259" w:lineRule="auto"/>
-        <w:ind w:left="113"/>
-      </w:pPr>
-      <w:r>
-        <w:rPr>
-          <w:rFonts w:ascii="맑은 고딕" w:hAnsi="맑은 고딕" w:eastAsia="맑은 고딕"/>
-          <w:b w:val="0"/>
-          <w:i w:val="0"/>
-          <w:sz w:val="18"/>
-          <w:u w:val="none"/>
-        </w:rPr>
-        <w:t>⑤ accumulate — pile up</w:t>
-      </w:r>
-    </w:p>
-    <w:p>
-      <w:pPr>
-        <w:spacing w:before="0" w:after="0" w:line="259" w:lineRule="auto"/>
-      </w:pPr>
-    </w:p>
-    <w:p>
-      <w:pPr>
-        <w:spacing w:before="0" w:after="40" w:line="259" w:lineRule="auto"/>
-      </w:pPr>
-    </w:p>
-    <w:p>
-      <w:pPr>
-        <w:keepNext/>
-        <w:spacing w:before="0" w:after="20" w:line="259" w:lineRule="auto"/>
-      </w:pPr>
-      <w:r>
-        <w:rPr>
-          <w:rFonts w:ascii="맑은 고딕" w:hAnsi="맑은 고딕" w:eastAsia="맑은 고딕"/>
-          <w:b/>
-          <w:i w:val="0"/>
-          <w:sz w:val="18"/>
-          <w:u w:val="none"/>
-        </w:rPr>
-        <w:t xml:space="preserve">11. </w:t>
-      </w:r>
-      <w:r>
-        <w:rPr>
-          <w:rFonts w:ascii="맑은 고딕" w:hAnsi="맑은 고딕" w:eastAsia="맑은 고딕"/>
-          <w:b w:val="0"/>
-          <w:i w:val="0"/>
-          <w:sz w:val="18"/>
-          <w:u w:val="none"/>
-        </w:rPr>
-        <w:t xml:space="preserve">밑줄 친 pose가 SR(2) 본문(hyper-connectivity also </w:t>
-      </w:r>
-      <w:r>
-        <w:rPr>
-          <w:rFonts w:ascii="맑은 고딕" w:hAnsi="맑은 고딕" w:eastAsia="맑은 고딕"/>
-          <w:b w:val="0"/>
-          <w:i w:val="0"/>
-          <w:sz w:val="18"/>
-          <w:u w:val="single"/>
-        </w:rPr>
-        <w:t>poses</w:t>
-      </w:r>
-      <w:r>
-        <w:rPr>
-          <w:rFonts w:ascii="맑은 고딕" w:hAnsi="맑은 고딕" w:eastAsia="맑은 고딕"/>
-          <w:b w:val="0"/>
-          <w:i w:val="0"/>
-          <w:sz w:val="18"/>
-          <w:u w:val="none"/>
-        </w:rPr>
-        <w:t xml:space="preserve"> severe risks to personal privacy)과 </w:t>
-      </w:r>
-      <w:r>
-        <w:rPr>
-          <w:rFonts w:ascii="맑은 고딕" w:hAnsi="맑은 고딕" w:eastAsia="맑은 고딕"/>
-          <w:b/>
-          <w:i w:val="0"/>
-          <w:sz w:val="18"/>
-          <w:u w:val="none"/>
-        </w:rPr>
-        <w:t>같은 뜻</w:t>
-      </w:r>
-      <w:r>
-        <w:rPr>
-          <w:rFonts w:ascii="맑은 고딕" w:hAnsi="맑은 고딕" w:eastAsia="맑은 고딕"/>
-          <w:b w:val="0"/>
-          <w:i w:val="0"/>
-          <w:sz w:val="18"/>
-          <w:u w:val="none"/>
-        </w:rPr>
-        <w:t xml:space="preserve">으로 쓰인 것은? </w:t>
-      </w:r>
-      <w:r>
-        <w:rPr>
-          <w:rFonts w:ascii="맑은 고딕" w:hAnsi="맑은 고딕" w:eastAsia="맑은 고딕"/>
-          <w:b w:val="0"/>
-          <w:i w:val="0"/>
-          <w:sz w:val="18"/>
-          <w:u w:val="none"/>
-        </w:rPr>
-        <w:t>(4점)</w:t>
-      </w:r>
-    </w:p>
-    <w:p>
-      <w:pPr>
-        <w:spacing w:before="0" w:after="0" w:line="259" w:lineRule="auto"/>
-        <w:ind w:left="113"/>
-      </w:pPr>
-      <w:r>
-        <w:rPr>
-          <w:rFonts w:ascii="맑은 고딕" w:hAnsi="맑은 고딕" w:eastAsia="맑은 고딕"/>
-          <w:b w:val="0"/>
-          <w:i w:val="0"/>
-          <w:sz w:val="18"/>
-          <w:u w:val="none"/>
-        </w:rPr>
-        <w:t>① The children posed for a photo in front of the tree.</w:t>
-      </w:r>
-    </w:p>
-    <w:p>
-      <w:pPr>
-        <w:spacing w:before="0" w:after="0" w:line="259" w:lineRule="auto"/>
-        <w:ind w:left="113"/>
-      </w:pPr>
-      <w:r>
-        <w:rPr>
-          <w:rFonts w:ascii="맑은 고딕" w:hAnsi="맑은 고딕" w:eastAsia="맑은 고딕"/>
-          <w:b w:val="0"/>
-          <w:i w:val="0"/>
-          <w:sz w:val="18"/>
-          <w:u w:val="none"/>
-        </w:rPr>
-        <w:t>② She posed as a doctor to enter the hospital.</w:t>
-      </w:r>
-    </w:p>
-    <w:p>
-      <w:pPr>
-        <w:spacing w:before="0" w:after="0" w:line="259" w:lineRule="auto"/>
-        <w:ind w:left="113"/>
-      </w:pPr>
-      <w:r>
-        <w:rPr>
-          <w:rFonts w:ascii="맑은 고딕" w:hAnsi="맑은 고딕" w:eastAsia="맑은 고딕"/>
-          <w:b w:val="0"/>
-          <w:i w:val="0"/>
-          <w:sz w:val="18"/>
-          <w:u w:val="none"/>
-        </w:rPr>
-        <w:t>③ Using the same password everywhere poses a serious danger.</w:t>
-      </w:r>
-    </w:p>
-    <w:p>
-      <w:pPr>
-        <w:spacing w:before="0" w:after="0" w:line="259" w:lineRule="auto"/>
-        <w:ind w:left="113"/>
-      </w:pPr>
-      <w:r>
-        <w:rPr>
-          <w:rFonts w:ascii="맑은 고딕" w:hAnsi="맑은 고딕" w:eastAsia="맑은 고딕"/>
-          <w:b w:val="0"/>
-          <w:i w:val="0"/>
-          <w:sz w:val="18"/>
-          <w:u w:val="none"/>
-        </w:rPr>
-        <w:t>④ The model held the pose for ten minutes.</w:t>
-      </w:r>
-    </w:p>
-    <w:p>
-      <w:pPr>
-        <w:spacing w:before="0" w:after="0" w:line="259" w:lineRule="auto"/>
-        <w:ind w:left="113"/>
-      </w:pPr>
-      <w:r>
-        <w:rPr>
-          <w:rFonts w:ascii="맑은 고딕" w:hAnsi="맑은 고딕" w:eastAsia="맑은 고딕"/>
-          <w:b w:val="0"/>
-          <w:i w:val="0"/>
-          <w:sz w:val="18"/>
-          <w:u w:val="none"/>
-        </w:rPr>
-        <w:t>⑤ He posed in a funny way to make us laugh.</w:t>
-      </w:r>
-    </w:p>
-    <w:p>
-      <w:pPr>
-        <w:spacing w:before="0" w:after="0" w:line="259" w:lineRule="auto"/>
-      </w:pPr>
-    </w:p>
-    <w:p>
-      <w:pPr>
-        <w:spacing w:before="0" w:after="40" w:line="259" w:lineRule="auto"/>
-      </w:pPr>
-    </w:p>
-    <w:p>
-      <w:pPr>
-        <w:keepNext/>
-        <w:spacing w:before="0" w:after="20" w:line="259" w:lineRule="auto"/>
-      </w:pPr>
-      <w:r>
-        <w:rPr>
-          <w:rFonts w:ascii="맑은 고딕" w:hAnsi="맑은 고딕" w:eastAsia="맑은 고딕"/>
-          <w:b/>
-          <w:i w:val="0"/>
-          <w:sz w:val="18"/>
-          <w:u w:val="none"/>
-        </w:rPr>
-        <w:t xml:space="preserve">12. </w:t>
-      </w:r>
-      <w:r>
-        <w:rPr>
-          <w:rFonts w:ascii="맑은 고딕" w:hAnsi="맑은 고딕" w:eastAsia="맑은 고딕"/>
-          <w:b w:val="0"/>
-          <w:i w:val="0"/>
-          <w:sz w:val="18"/>
-          <w:u w:val="none"/>
-        </w:rPr>
-        <w:t xml:space="preserve">다음 영영풀이의 빈칸에 들어갈 말로 알맞은 것은? </w:t>
-      </w:r>
-      <w:r>
-        <w:rPr>
-          <w:rFonts w:ascii="맑은 고딕" w:hAnsi="맑은 고딕" w:eastAsia="맑은 고딕"/>
-          <w:b w:val="0"/>
-          <w:i w:val="0"/>
-          <w:sz w:val="18"/>
-          <w:u w:val="none"/>
-        </w:rPr>
-        <w:t>(3점)</w:t>
-      </w:r>
-    </w:p>
-    <w:p>
-      <w:pPr>
-        <w:spacing w:before="0" w:after="20" w:line="259" w:lineRule="auto"/>
-        <w:ind w:left="57"/>
-      </w:pPr>
-      <w:r>
-        <w:rPr>
-          <w:rFonts w:ascii="맑은 고딕" w:hAnsi="맑은 고딕" w:eastAsia="맑은 고딕"/>
-          <w:b w:val="0"/>
-          <w:i w:val="0"/>
-          <w:sz w:val="18"/>
-          <w:u w:val="none"/>
-        </w:rPr>
-        <w:t>vigilant: carefully ________ for possible danger or trouble</w:t>
-      </w:r>
-    </w:p>
-    <w:p>
-      <w:pPr>
-        <w:spacing w:before="0" w:after="20" w:line="259" w:lineRule="auto"/>
-        <w:ind w:left="113"/>
-      </w:pPr>
-      <w:r>
-        <w:rPr>
-          <w:rFonts w:ascii="맑은 고딕" w:hAnsi="맑은 고딕" w:eastAsia="맑은 고딕"/>
-          <w:b w:val="0"/>
-          <w:i w:val="0"/>
-          <w:sz w:val="18"/>
-          <w:u w:val="none"/>
-        </w:rPr>
-        <w:t>① hiding</w:t>
-      </w:r>
-      <w:r>
-        <w:rPr>
-          <w:rFonts w:ascii="맑은 고딕" w:hAnsi="맑은 고딕" w:eastAsia="맑은 고딕"/>
-          <w:b w:val="0"/>
-          <w:i w:val="0"/>
-          <w:sz w:val="18"/>
-          <w:u w:val="none"/>
-        </w:rPr>
-        <w:t xml:space="preserve">    </w:t>
-      </w:r>
-      <w:r>
-        <w:rPr>
-          <w:rFonts w:ascii="맑은 고딕" w:hAnsi="맑은 고딕" w:eastAsia="맑은 고딕"/>
-          <w:b w:val="0"/>
-          <w:i w:val="0"/>
-          <w:sz w:val="18"/>
-          <w:u w:val="none"/>
-        </w:rPr>
-        <w:t>② watching</w:t>
-      </w:r>
-      <w:r>
-        <w:rPr>
-          <w:rFonts w:ascii="맑은 고딕" w:hAnsi="맑은 고딕" w:eastAsia="맑은 고딕"/>
-          <w:b w:val="0"/>
-          <w:i w:val="0"/>
-          <w:sz w:val="18"/>
-          <w:u w:val="none"/>
-        </w:rPr>
-        <w:t xml:space="preserve">    </w:t>
-      </w:r>
-      <w:r>
-        <w:rPr>
-          <w:rFonts w:ascii="맑은 고딕" w:hAnsi="맑은 고딕" w:eastAsia="맑은 고딕"/>
-          <w:b w:val="0"/>
-          <w:i w:val="0"/>
-          <w:sz w:val="18"/>
-          <w:u w:val="none"/>
-        </w:rPr>
-        <w:t>③ waiting</w:t>
-      </w:r>
-      <w:r>
-        <w:rPr>
-          <w:rFonts w:ascii="맑은 고딕" w:hAnsi="맑은 고딕" w:eastAsia="맑은 고딕"/>
-          <w:b w:val="0"/>
-          <w:i w:val="0"/>
-          <w:sz w:val="18"/>
-          <w:u w:val="none"/>
-        </w:rPr>
-        <w:t xml:space="preserve">    </w:t>
-      </w:r>
-      <w:r>
-        <w:rPr>
-          <w:rFonts w:ascii="맑은 고딕" w:hAnsi="맑은 고딕" w:eastAsia="맑은 고딕"/>
-          <w:b w:val="0"/>
-          <w:i w:val="0"/>
-          <w:sz w:val="18"/>
-          <w:u w:val="none"/>
-        </w:rPr>
-        <w:t>④ asking</w:t>
-      </w:r>
-      <w:r>
-        <w:rPr>
-          <w:rFonts w:ascii="맑은 고딕" w:hAnsi="맑은 고딕" w:eastAsia="맑은 고딕"/>
-          <w:b w:val="0"/>
-          <w:i w:val="0"/>
-          <w:sz w:val="18"/>
-          <w:u w:val="none"/>
-        </w:rPr>
-        <w:t xml:space="preserve">    </w:t>
-      </w:r>
-      <w:r>
-        <w:rPr>
-          <w:rFonts w:ascii="맑은 고딕" w:hAnsi="맑은 고딕" w:eastAsia="맑은 고딕"/>
-          <w:b w:val="0"/>
-          <w:i w:val="0"/>
-          <w:sz w:val="18"/>
-          <w:u w:val="none"/>
-        </w:rPr>
-        <w:t>⑤ running</w:t>
-      </w:r>
-    </w:p>
-    <w:p>
-      <w:pPr>
-        <w:spacing w:before="0" w:after="40" w:line="259" w:lineRule="auto"/>
-      </w:pPr>
-    </w:p>
-    <w:p>
-      <w:pPr>
-        <w:keepNext/>
-        <w:spacing w:before="0" w:after="20" w:line="259" w:lineRule="auto"/>
-      </w:pPr>
-      <w:r>
-        <w:rPr>
-          <w:rFonts w:ascii="맑은 고딕" w:hAnsi="맑은 고딕" w:eastAsia="맑은 고딕"/>
-          <w:b/>
-          <w:i w:val="0"/>
-          <w:sz w:val="18"/>
-          <w:u w:val="none"/>
-        </w:rPr>
-        <w:t>[13~20] 어근으로 보는 주요 어휘</w:t>
-      </w:r>
-    </w:p>
-    <w:p>
-      <w:pPr>
-        <w:keepNext/>
-        <w:spacing w:before="0" w:after="20" w:line="259" w:lineRule="auto"/>
-      </w:pPr>
-      <w:r>
-        <w:rPr>
-          <w:rFonts w:ascii="맑은 고딕" w:hAnsi="맑은 고딕" w:eastAsia="맑은 고딕"/>
-          <w:b/>
-          <w:i w:val="0"/>
-          <w:sz w:val="18"/>
-          <w:u w:val="none"/>
-        </w:rPr>
-        <w:t xml:space="preserve">13. </w:t>
-      </w:r>
-      <w:r>
-        <w:rPr>
-          <w:rFonts w:ascii="맑은 고딕" w:hAnsi="맑은 고딕" w:eastAsia="맑은 고딕"/>
-          <w:b w:val="0"/>
-          <w:i w:val="0"/>
-          <w:sz w:val="18"/>
-          <w:u w:val="none"/>
-        </w:rPr>
-        <w:t xml:space="preserve">어근과 그 뜻이 바르게 연결되지 </w:t>
-      </w:r>
-      <w:r>
-        <w:rPr>
-          <w:rFonts w:ascii="맑은 고딕" w:hAnsi="맑은 고딕" w:eastAsia="맑은 고딕"/>
-          <w:b w:val="0"/>
-          <w:i w:val="0"/>
-          <w:sz w:val="18"/>
-          <w:u w:val="single"/>
-        </w:rPr>
-        <w:t>않은</w:t>
-      </w:r>
-      <w:r>
-        <w:rPr>
-          <w:rFonts w:ascii="맑은 고딕" w:hAnsi="맑은 고딕" w:eastAsia="맑은 고딕"/>
-          <w:b w:val="0"/>
-          <w:i w:val="0"/>
-          <w:sz w:val="18"/>
-          <w:u w:val="none"/>
-        </w:rPr>
-        <w:t xml:space="preserve"> 것은? </w:t>
-      </w:r>
-      <w:r>
-        <w:rPr>
-          <w:rFonts w:ascii="맑은 고딕" w:hAnsi="맑은 고딕" w:eastAsia="맑은 고딕"/>
-          <w:b w:val="0"/>
-          <w:i w:val="0"/>
-          <w:sz w:val="18"/>
-          <w:u w:val="none"/>
-        </w:rPr>
-        <w:t>(3점)</w:t>
-      </w:r>
-    </w:p>
-    <w:p>
-      <w:pPr>
-        <w:spacing w:before="0" w:after="20" w:line="259" w:lineRule="auto"/>
-        <w:ind w:left="113"/>
-      </w:pPr>
-      <w:r>
-        <w:rPr>
-          <w:rFonts w:ascii="맑은 고딕" w:hAnsi="맑은 고딕" w:eastAsia="맑은 고딕"/>
-          <w:b w:val="0"/>
-          <w:i w:val="0"/>
-          <w:sz w:val="18"/>
-          <w:u w:val="none"/>
-        </w:rPr>
-        <w:t>① -spect- = 보다</w:t>
-      </w:r>
-      <w:r>
-        <w:rPr>
-          <w:rFonts w:ascii="맑은 고딕" w:hAnsi="맑은 고딕" w:eastAsia="맑은 고딕"/>
-          <w:b w:val="0"/>
-          <w:i w:val="0"/>
-          <w:sz w:val="18"/>
-          <w:u w:val="none"/>
-        </w:rPr>
-        <w:t xml:space="preserve">    </w:t>
-      </w:r>
-      <w:r>
-        <w:rPr>
-          <w:rFonts w:ascii="맑은 고딕" w:hAnsi="맑은 고딕" w:eastAsia="맑은 고딕"/>
-          <w:b w:val="0"/>
-          <w:i w:val="0"/>
-          <w:sz w:val="18"/>
-          <w:u w:val="none"/>
-        </w:rPr>
-        <w:t>② -ject- = 던지다</w:t>
-      </w:r>
-      <w:r>
-        <w:rPr>
-          <w:rFonts w:ascii="맑은 고딕" w:hAnsi="맑은 고딕" w:eastAsia="맑은 고딕"/>
-          <w:b w:val="0"/>
-          <w:i w:val="0"/>
-          <w:sz w:val="18"/>
-          <w:u w:val="none"/>
-        </w:rPr>
-        <w:t xml:space="preserve">    </w:t>
-      </w:r>
-      <w:r>
-        <w:rPr>
-          <w:rFonts w:ascii="맑은 고딕" w:hAnsi="맑은 고딕" w:eastAsia="맑은 고딕"/>
-          <w:b w:val="0"/>
-          <w:i w:val="0"/>
-          <w:sz w:val="18"/>
-          <w:u w:val="none"/>
-        </w:rPr>
-        <w:t>③ -mit- = 보내다</w:t>
-      </w:r>
-      <w:r>
-        <w:rPr>
-          <w:rFonts w:ascii="맑은 고딕" w:hAnsi="맑은 고딕" w:eastAsia="맑은 고딕"/>
-          <w:b w:val="0"/>
-          <w:i w:val="0"/>
-          <w:sz w:val="18"/>
-          <w:u w:val="none"/>
-        </w:rPr>
-        <w:t xml:space="preserve">    </w:t>
-      </w:r>
-      <w:r>
-        <w:rPr>
-          <w:rFonts w:ascii="맑은 고딕" w:hAnsi="맑은 고딕" w:eastAsia="맑은 고딕"/>
-          <w:b w:val="0"/>
-          <w:i w:val="0"/>
-          <w:sz w:val="18"/>
-          <w:u w:val="none"/>
-        </w:rPr>
-        <w:t>④ -tract- = 끌다</w:t>
-      </w:r>
-      <w:r>
-        <w:rPr>
-          <w:rFonts w:ascii="맑은 고딕" w:hAnsi="맑은 고딕" w:eastAsia="맑은 고딕"/>
-          <w:b w:val="0"/>
-          <w:i w:val="0"/>
-          <w:sz w:val="18"/>
-          <w:u w:val="none"/>
-        </w:rPr>
-        <w:t xml:space="preserve">    </w:t>
-      </w:r>
-      <w:r>
-        <w:rPr>
-          <w:rFonts w:ascii="맑은 고딕" w:hAnsi="맑은 고딕" w:eastAsia="맑은 고딕"/>
-          <w:b w:val="0"/>
-          <w:i w:val="0"/>
-          <w:sz w:val="18"/>
-          <w:u w:val="none"/>
-        </w:rPr>
-        <w:t>⑤ -dict- = 듣다</w:t>
-      </w:r>
-    </w:p>
-    <w:p>
-      <w:pPr>
-        <w:spacing w:before="0" w:after="40" w:line="259" w:lineRule="auto"/>
-      </w:pPr>
-    </w:p>
-    <w:p>
-      <w:pPr>
-        <w:keepNext/>
-        <w:spacing w:before="0" w:after="20" w:line="259" w:lineRule="auto"/>
-      </w:pPr>
-      <w:r>
-        <w:rPr>
-          <w:rFonts w:ascii="맑은 고딕" w:hAnsi="맑은 고딕" w:eastAsia="맑은 고딕"/>
-          <w:b/>
-          <w:i w:val="0"/>
-          <w:sz w:val="18"/>
-          <w:u w:val="none"/>
-        </w:rPr>
-        <w:t xml:space="preserve">14. </w:t>
-      </w:r>
-      <w:r>
-        <w:rPr>
-          <w:rFonts w:ascii="맑은 고딕" w:hAnsi="맑은 고딕" w:eastAsia="맑은 고딕"/>
-          <w:b w:val="0"/>
-          <w:i w:val="0"/>
-          <w:sz w:val="18"/>
-          <w:u w:val="none"/>
-        </w:rPr>
-        <w:t xml:space="preserve">같은 어근을 가진 단어끼리 묶이지 </w:t>
-      </w:r>
-      <w:r>
-        <w:rPr>
-          <w:rFonts w:ascii="맑은 고딕" w:hAnsi="맑은 고딕" w:eastAsia="맑은 고딕"/>
-          <w:b w:val="0"/>
-          <w:i w:val="0"/>
-          <w:sz w:val="18"/>
-          <w:u w:val="single"/>
-        </w:rPr>
-        <w:t>않은</w:t>
-      </w:r>
-      <w:r>
-        <w:rPr>
-          <w:rFonts w:ascii="맑은 고딕" w:hAnsi="맑은 고딕" w:eastAsia="맑은 고딕"/>
-          <w:b w:val="0"/>
-          <w:i w:val="0"/>
-          <w:sz w:val="18"/>
-          <w:u w:val="none"/>
-        </w:rPr>
-        <w:t xml:space="preserve"> 것은? </w:t>
-      </w:r>
-      <w:r>
-        <w:rPr>
-          <w:rFonts w:ascii="맑은 고딕" w:hAnsi="맑은 고딕" w:eastAsia="맑은 고딕"/>
-          <w:b w:val="0"/>
-          <w:i w:val="0"/>
-          <w:sz w:val="18"/>
-          <w:u w:val="none"/>
-        </w:rPr>
-        <w:t>(4점)</w:t>
-      </w:r>
-    </w:p>
-    <w:p>
-      <w:pPr>
-        <w:spacing w:before="0" w:after="0" w:line="259" w:lineRule="auto"/>
-        <w:ind w:left="113"/>
-      </w:pPr>
-      <w:r>
-        <w:rPr>
-          <w:rFonts w:ascii="맑은 고딕" w:hAnsi="맑은 고딕" w:eastAsia="맑은 고딕"/>
-          <w:b w:val="0"/>
-          <w:i w:val="0"/>
-          <w:sz w:val="18"/>
-          <w:u w:val="none"/>
-        </w:rPr>
-        <w:t>① attract — distract — extract</w:t>
-      </w:r>
-    </w:p>
-    <w:p>
-      <w:pPr>
-        <w:spacing w:before="0" w:after="0" w:line="259" w:lineRule="auto"/>
-        <w:ind w:left="113"/>
-      </w:pPr>
-      <w:r>
-        <w:rPr>
-          <w:rFonts w:ascii="맑은 고딕" w:hAnsi="맑은 고딕" w:eastAsia="맑은 고딕"/>
-          <w:b w:val="0"/>
-          <w:i w:val="0"/>
-          <w:sz w:val="18"/>
-          <w:u w:val="none"/>
-        </w:rPr>
-        <w:t>② emit — transmit — permit</w:t>
-      </w:r>
-    </w:p>
-    <w:p>
-      <w:pPr>
-        <w:spacing w:before="0" w:after="0" w:line="259" w:lineRule="auto"/>
-        <w:ind w:left="113"/>
-      </w:pPr>
-      <w:r>
-        <w:rPr>
-          <w:rFonts w:ascii="맑은 고딕" w:hAnsi="맑은 고딕" w:eastAsia="맑은 고딕"/>
-          <w:b w:val="0"/>
-          <w:i w:val="0"/>
-          <w:sz w:val="18"/>
-          <w:u w:val="none"/>
-        </w:rPr>
-        <w:t>③ impress — compress — suppress</w:t>
-      </w:r>
-    </w:p>
-    <w:p>
-      <w:pPr>
-        <w:spacing w:before="0" w:after="0" w:line="259" w:lineRule="auto"/>
-        <w:ind w:left="113"/>
-      </w:pPr>
-      <w:r>
-        <w:rPr>
-          <w:rFonts w:ascii="맑은 고딕" w:hAnsi="맑은 고딕" w:eastAsia="맑은 고딕"/>
-          <w:b w:val="0"/>
-          <w:i w:val="0"/>
-          <w:sz w:val="18"/>
-          <w:u w:val="none"/>
-        </w:rPr>
-        <w:t>④ obtain — retain — attract</w:t>
-      </w:r>
-    </w:p>
-    <w:p>
-      <w:pPr>
-        <w:spacing w:before="0" w:after="0" w:line="259" w:lineRule="auto"/>
-        <w:ind w:left="113"/>
-      </w:pPr>
-      <w:r>
-        <w:rPr>
-          <w:rFonts w:ascii="맑은 고딕" w:hAnsi="맑은 고딕" w:eastAsia="맑은 고딕"/>
-          <w:b w:val="0"/>
-          <w:i w:val="0"/>
-          <w:sz w:val="18"/>
-          <w:u w:val="none"/>
-        </w:rPr>
-        <w:t>⑤ precede — proceed — exceed</w:t>
-      </w:r>
-    </w:p>
-    <w:p>
-      <w:pPr>
-        <w:spacing w:before="0" w:after="0" w:line="259" w:lineRule="auto"/>
-      </w:pPr>
-    </w:p>
-    <w:p>
-      <w:pPr>
-        <w:spacing w:before="0" w:after="40" w:line="259" w:lineRule="auto"/>
-      </w:pPr>
-    </w:p>
-    <w:p>
-      <w:pPr>
-        <w:keepNext/>
-        <w:spacing w:before="0" w:after="20" w:line="259" w:lineRule="auto"/>
-      </w:pPr>
-      <w:r>
-        <w:rPr>
-          <w:rFonts w:ascii="맑은 고딕" w:hAnsi="맑은 고딕" w:eastAsia="맑은 고딕"/>
-          <w:b/>
-          <w:i w:val="0"/>
-          <w:sz w:val="18"/>
-          <w:u w:val="none"/>
-        </w:rPr>
-        <w:t xml:space="preserve">15. </w:t>
-      </w:r>
-      <w:r>
-        <w:rPr>
-          <w:rFonts w:ascii="맑은 고딕" w:hAnsi="맑은 고딕" w:eastAsia="맑은 고딕"/>
-          <w:b w:val="0"/>
-          <w:i w:val="0"/>
-          <w:sz w:val="18"/>
-          <w:u w:val="none"/>
-        </w:rPr>
-        <w:t xml:space="preserve">빈칸에 들어갈 말로 가장 알맞은 것은? </w:t>
-      </w:r>
-      <w:r>
-        <w:rPr>
-          <w:rFonts w:ascii="맑은 고딕" w:hAnsi="맑은 고딕" w:eastAsia="맑은 고딕"/>
-          <w:b w:val="0"/>
-          <w:i w:val="0"/>
-          <w:sz w:val="18"/>
-          <w:u w:val="none"/>
-        </w:rPr>
-        <w:t>(3점)</w:t>
-      </w:r>
-    </w:p>
-    <w:p>
-      <w:pPr>
-        <w:spacing w:before="0" w:after="20" w:line="259" w:lineRule="auto"/>
-        <w:ind w:left="57"/>
-      </w:pPr>
-      <w:r>
-        <w:rPr>
-          <w:rFonts w:ascii="맑은 고딕" w:hAnsi="맑은 고딕" w:eastAsia="맑은 고딕"/>
-          <w:b w:val="0"/>
-          <w:i w:val="0"/>
-          <w:sz w:val="18"/>
-          <w:u w:val="none"/>
-        </w:rPr>
-        <w:t>The officer came to ________ the kitchen.</w:t>
-      </w:r>
-    </w:p>
-    <w:p>
-      <w:pPr>
-        <w:spacing w:before="0" w:after="20" w:line="259" w:lineRule="auto"/>
-        <w:ind w:left="113"/>
-      </w:pPr>
-      <w:r>
-        <w:rPr>
-          <w:rFonts w:ascii="맑은 고딕" w:hAnsi="맑은 고딕" w:eastAsia="맑은 고딕"/>
-          <w:b w:val="0"/>
-          <w:i w:val="0"/>
-          <w:sz w:val="18"/>
-          <w:u w:val="none"/>
-        </w:rPr>
-        <w:t>① suspect</w:t>
-      </w:r>
-      <w:r>
-        <w:rPr>
-          <w:rFonts w:ascii="맑은 고딕" w:hAnsi="맑은 고딕" w:eastAsia="맑은 고딕"/>
-          <w:b w:val="0"/>
-          <w:i w:val="0"/>
-          <w:sz w:val="18"/>
-          <w:u w:val="none"/>
-        </w:rPr>
-        <w:t xml:space="preserve">    </w:t>
-      </w:r>
-      <w:r>
-        <w:rPr>
-          <w:rFonts w:ascii="맑은 고딕" w:hAnsi="맑은 고딕" w:eastAsia="맑은 고딕"/>
-          <w:b w:val="0"/>
-          <w:i w:val="0"/>
-          <w:sz w:val="18"/>
-          <w:u w:val="none"/>
-        </w:rPr>
-        <w:t>② inspect</w:t>
-      </w:r>
-      <w:r>
-        <w:rPr>
-          <w:rFonts w:ascii="맑은 고딕" w:hAnsi="맑은 고딕" w:eastAsia="맑은 고딕"/>
-          <w:b w:val="0"/>
-          <w:i w:val="0"/>
-          <w:sz w:val="18"/>
-          <w:u w:val="none"/>
-        </w:rPr>
-        <w:t xml:space="preserve">    </w:t>
-      </w:r>
-      <w:r>
-        <w:rPr>
-          <w:rFonts w:ascii="맑은 고딕" w:hAnsi="맑은 고딕" w:eastAsia="맑은 고딕"/>
-          <w:b w:val="0"/>
-          <w:i w:val="0"/>
-          <w:sz w:val="18"/>
-          <w:u w:val="none"/>
-        </w:rPr>
-        <w:t>③ prospect</w:t>
-      </w:r>
-      <w:r>
-        <w:rPr>
-          <w:rFonts w:ascii="맑은 고딕" w:hAnsi="맑은 고딕" w:eastAsia="맑은 고딕"/>
-          <w:b w:val="0"/>
-          <w:i w:val="0"/>
-          <w:sz w:val="18"/>
-          <w:u w:val="none"/>
-        </w:rPr>
-        <w:t xml:space="preserve">    </w:t>
-      </w:r>
-      <w:r>
-        <w:rPr>
-          <w:rFonts w:ascii="맑은 고딕" w:hAnsi="맑은 고딕" w:eastAsia="맑은 고딕"/>
-          <w:b w:val="0"/>
-          <w:i w:val="0"/>
-          <w:sz w:val="18"/>
-          <w:u w:val="none"/>
-        </w:rPr>
-        <w:t>④ respect</w:t>
-      </w:r>
-      <w:r>
-        <w:rPr>
-          <w:rFonts w:ascii="맑은 고딕" w:hAnsi="맑은 고딕" w:eastAsia="맑은 고딕"/>
-          <w:b w:val="0"/>
-          <w:i w:val="0"/>
-          <w:sz w:val="18"/>
-          <w:u w:val="none"/>
-        </w:rPr>
-        <w:t xml:space="preserve">    </w:t>
-      </w:r>
-      <w:r>
-        <w:rPr>
-          <w:rFonts w:ascii="맑은 고딕" w:hAnsi="맑은 고딕" w:eastAsia="맑은 고딕"/>
-          <w:b w:val="0"/>
-          <w:i w:val="0"/>
-          <w:sz w:val="18"/>
-          <w:u w:val="none"/>
-        </w:rPr>
-        <w:t>⑤ expect</w:t>
-      </w:r>
-    </w:p>
-    <w:p>
-      <w:pPr>
-        <w:spacing w:before="0" w:after="40" w:line="259" w:lineRule="auto"/>
-      </w:pPr>
-    </w:p>
-    <w:p>
-      <w:pPr>
-        <w:keepNext/>
-        <w:spacing w:before="0" w:after="20" w:line="259" w:lineRule="auto"/>
-      </w:pPr>
-      <w:r>
-        <w:rPr>
-          <w:rFonts w:ascii="맑은 고딕" w:hAnsi="맑은 고딕" w:eastAsia="맑은 고딕"/>
-          <w:b/>
-          <w:i w:val="0"/>
-          <w:sz w:val="18"/>
-          <w:u w:val="none"/>
-        </w:rPr>
-        <w:t xml:space="preserve">16. </w:t>
-      </w:r>
-      <w:r>
-        <w:rPr>
-          <w:rFonts w:ascii="맑은 고딕" w:hAnsi="맑은 고딕" w:eastAsia="맑은 고딕"/>
-          <w:b w:val="0"/>
-          <w:i w:val="0"/>
-          <w:sz w:val="18"/>
-          <w:u w:val="none"/>
-        </w:rPr>
-        <w:t xml:space="preserve">다음 글의 밑줄 친 (a)~(e) 중 문맥상 낱말의 쓰임이 적절하지 </w:t>
-      </w:r>
-      <w:r>
-        <w:rPr>
-          <w:rFonts w:ascii="맑은 고딕" w:hAnsi="맑은 고딕" w:eastAsia="맑은 고딕"/>
-          <w:b w:val="0"/>
-          <w:i w:val="0"/>
-          <w:sz w:val="18"/>
-          <w:u w:val="single"/>
-        </w:rPr>
-        <w:t>않은</w:t>
-      </w:r>
-      <w:r>
-        <w:rPr>
-          <w:rFonts w:ascii="맑은 고딕" w:hAnsi="맑은 고딕" w:eastAsia="맑은 고딕"/>
-          <w:b w:val="0"/>
-          <w:i w:val="0"/>
-          <w:sz w:val="18"/>
-          <w:u w:val="none"/>
-        </w:rPr>
-        <w:t xml:space="preserve"> 것은? </w:t>
-      </w:r>
-      <w:r>
-        <w:rPr>
-          <w:rFonts w:ascii="맑은 고딕" w:hAnsi="맑은 고딕" w:eastAsia="맑은 고딕"/>
-          <w:b w:val="0"/>
-          <w:i w:val="0"/>
-          <w:sz w:val="18"/>
-          <w:u w:val="none"/>
-        </w:rPr>
-        <w:t>(4점)</w:t>
-      </w:r>
-    </w:p>
-    <w:p>
-      <w:pPr>
-        <w:spacing w:before="0" w:after="20" w:line="259" w:lineRule="auto"/>
-        <w:ind w:left="57"/>
-      </w:pPr>
-      <w:r>
-        <w:rPr>
-          <w:rFonts w:ascii="맑은 고딕" w:hAnsi="맑은 고딕" w:eastAsia="맑은 고딕"/>
-          <w:b w:val="0"/>
-          <w:i w:val="0"/>
-          <w:sz w:val="18"/>
-          <w:u w:val="none"/>
-        </w:rPr>
-        <w:t>It's important to (a)</w:t>
-      </w:r>
-      <w:r>
-        <w:rPr>
-          <w:rFonts w:ascii="맑은 고딕" w:hAnsi="맑은 고딕" w:eastAsia="맑은 고딕"/>
-          <w:b w:val="0"/>
-          <w:i w:val="0"/>
-          <w:sz w:val="18"/>
-          <w:u w:val="single"/>
-        </w:rPr>
-        <w:t>manipulate</w:t>
-      </w:r>
-      <w:r>
-        <w:rPr>
-          <w:rFonts w:ascii="맑은 고딕" w:hAnsi="맑은 고딕" w:eastAsia="맑은 고딕"/>
-          <w:b w:val="0"/>
-          <w:i w:val="0"/>
-          <w:sz w:val="18"/>
-          <w:u w:val="none"/>
-        </w:rPr>
-        <w:t xml:space="preserve"> a healthy lifestyle. Don't let your phone (b)</w:t>
-      </w:r>
-      <w:r>
-        <w:rPr>
-          <w:rFonts w:ascii="맑은 고딕" w:hAnsi="맑은 고딕" w:eastAsia="맑은 고딕"/>
-          <w:b w:val="0"/>
-          <w:i w:val="0"/>
-          <w:sz w:val="18"/>
-          <w:u w:val="single"/>
-        </w:rPr>
-        <w:t>distract</w:t>
-      </w:r>
-      <w:r>
-        <w:rPr>
-          <w:rFonts w:ascii="맑은 고딕" w:hAnsi="맑은 고딕" w:eastAsia="맑은 고딕"/>
-          <w:b w:val="0"/>
-          <w:i w:val="0"/>
-          <w:sz w:val="18"/>
-          <w:u w:val="none"/>
-        </w:rPr>
-        <w:t xml:space="preserve"> you while you study. It's hard to (c)</w:t>
-      </w:r>
-      <w:r>
-        <w:rPr>
-          <w:rFonts w:ascii="맑은 고딕" w:hAnsi="맑은 고딕" w:eastAsia="맑은 고딕"/>
-          <w:b w:val="0"/>
-          <w:i w:val="0"/>
-          <w:sz w:val="18"/>
-          <w:u w:val="single"/>
-        </w:rPr>
-        <w:t>predict</w:t>
-      </w:r>
-      <w:r>
-        <w:rPr>
-          <w:rFonts w:ascii="맑은 고딕" w:hAnsi="맑은 고딕" w:eastAsia="맑은 고딕"/>
-          <w:b w:val="0"/>
-          <w:i w:val="0"/>
-          <w:sz w:val="18"/>
-          <w:u w:val="none"/>
-        </w:rPr>
-        <w:t xml:space="preserve"> what will happen next, but you must (d)</w:t>
-      </w:r>
-      <w:r>
-        <w:rPr>
-          <w:rFonts w:ascii="맑은 고딕" w:hAnsi="맑은 고딕" w:eastAsia="맑은 고딕"/>
-          <w:b w:val="0"/>
-          <w:i w:val="0"/>
-          <w:sz w:val="18"/>
-          <w:u w:val="single"/>
-        </w:rPr>
-        <w:t>obtain</w:t>
-      </w:r>
-      <w:r>
-        <w:rPr>
-          <w:rFonts w:ascii="맑은 고딕" w:hAnsi="맑은 고딕" w:eastAsia="맑은 고딕"/>
-          <w:b w:val="0"/>
-          <w:i w:val="0"/>
-          <w:sz w:val="18"/>
-          <w:u w:val="none"/>
-        </w:rPr>
-        <w:t xml:space="preserve"> permission before you start the task. Also, wash your hands often to (e)</w:t>
-      </w:r>
-      <w:r>
-        <w:rPr>
-          <w:rFonts w:ascii="맑은 고딕" w:hAnsi="맑은 고딕" w:eastAsia="맑은 고딕"/>
-          <w:b w:val="0"/>
-          <w:i w:val="0"/>
-          <w:sz w:val="18"/>
-          <w:u w:val="single"/>
-        </w:rPr>
-        <w:t>prevent</w:t>
-      </w:r>
-      <w:r>
-        <w:rPr>
-          <w:rFonts w:ascii="맑은 고딕" w:hAnsi="맑은 고딕" w:eastAsia="맑은 고딕"/>
-          <w:b w:val="0"/>
-          <w:i w:val="0"/>
-          <w:sz w:val="18"/>
-          <w:u w:val="none"/>
-        </w:rPr>
-        <w:t xml:space="preserve"> infection.</w:t>
-      </w:r>
-    </w:p>
-    <w:p>
-      <w:pPr>
-        <w:spacing w:before="0" w:after="20" w:line="259" w:lineRule="auto"/>
-        <w:ind w:left="113"/>
-      </w:pPr>
-      <w:r>
-        <w:rPr>
-          <w:rFonts w:ascii="맑은 고딕" w:hAnsi="맑은 고딕" w:eastAsia="맑은 고딕"/>
-          <w:b w:val="0"/>
-          <w:i w:val="0"/>
-          <w:sz w:val="18"/>
-          <w:u w:val="none"/>
-        </w:rPr>
-        <w:t>① (a)</w:t>
-      </w:r>
-      <w:r>
-        <w:rPr>
-          <w:rFonts w:ascii="맑은 고딕" w:hAnsi="맑은 고딕" w:eastAsia="맑은 고딕"/>
-          <w:b w:val="0"/>
-          <w:i w:val="0"/>
-          <w:sz w:val="18"/>
-          <w:u w:val="none"/>
-        </w:rPr>
-        <w:t xml:space="preserve">    </w:t>
-      </w:r>
-      <w:r>
-        <w:rPr>
-          <w:rFonts w:ascii="맑은 고딕" w:hAnsi="맑은 고딕" w:eastAsia="맑은 고딕"/>
-          <w:b w:val="0"/>
-          <w:i w:val="0"/>
-          <w:sz w:val="18"/>
-          <w:u w:val="none"/>
-        </w:rPr>
-        <w:t>② (b)</w:t>
-      </w:r>
-      <w:r>
-        <w:rPr>
-          <w:rFonts w:ascii="맑은 고딕" w:hAnsi="맑은 고딕" w:eastAsia="맑은 고딕"/>
-          <w:b w:val="0"/>
-          <w:i w:val="0"/>
-          <w:sz w:val="18"/>
-          <w:u w:val="none"/>
-        </w:rPr>
-        <w:t xml:space="preserve">    </w:t>
-      </w:r>
-      <w:r>
-        <w:rPr>
-          <w:rFonts w:ascii="맑은 고딕" w:hAnsi="맑은 고딕" w:eastAsia="맑은 고딕"/>
-          <w:b w:val="0"/>
-          <w:i w:val="0"/>
-          <w:sz w:val="18"/>
-          <w:u w:val="none"/>
-        </w:rPr>
-        <w:t>③ (c)</w:t>
-      </w:r>
-      <w:r>
-        <w:rPr>
-          <w:rFonts w:ascii="맑은 고딕" w:hAnsi="맑은 고딕" w:eastAsia="맑은 고딕"/>
-          <w:b w:val="0"/>
-          <w:i w:val="0"/>
-          <w:sz w:val="18"/>
-          <w:u w:val="none"/>
-        </w:rPr>
-        <w:t xml:space="preserve">    </w:t>
-      </w:r>
-      <w:r>
-        <w:rPr>
-          <w:rFonts w:ascii="맑은 고딕" w:hAnsi="맑은 고딕" w:eastAsia="맑은 고딕"/>
-          <w:b w:val="0"/>
-          <w:i w:val="0"/>
-          <w:sz w:val="18"/>
-          <w:u w:val="none"/>
-        </w:rPr>
-        <w:t>④ (d)</w:t>
-      </w:r>
-      <w:r>
-        <w:rPr>
-          <w:rFonts w:ascii="맑은 고딕" w:hAnsi="맑은 고딕" w:eastAsia="맑은 고딕"/>
-          <w:b w:val="0"/>
-          <w:i w:val="0"/>
-          <w:sz w:val="18"/>
-          <w:u w:val="none"/>
-        </w:rPr>
-        <w:t xml:space="preserve">    </w:t>
-      </w:r>
-      <w:r>
-        <w:rPr>
-          <w:rFonts w:ascii="맑은 고딕" w:hAnsi="맑은 고딕" w:eastAsia="맑은 고딕"/>
-          <w:b w:val="0"/>
-          <w:i w:val="0"/>
-          <w:sz w:val="18"/>
-          <w:u w:val="none"/>
-        </w:rPr>
-        <w:t>⑤ (e)</w:t>
-      </w:r>
-    </w:p>
-    <w:p>
-      <w:pPr>
-        <w:spacing w:before="0" w:after="40" w:line="259" w:lineRule="auto"/>
-      </w:pPr>
-    </w:p>
-    <w:p>
-      <w:pPr>
-        <w:keepNext/>
-        <w:spacing w:before="0" w:after="20" w:line="259" w:lineRule="auto"/>
-      </w:pPr>
-      <w:r>
-        <w:rPr>
-          <w:rFonts w:ascii="맑은 고딕" w:hAnsi="맑은 고딕" w:eastAsia="맑은 고딕"/>
-          <w:b/>
-          <w:i w:val="0"/>
-          <w:sz w:val="18"/>
-          <w:u w:val="none"/>
-        </w:rPr>
-        <w:t xml:space="preserve">17. </w:t>
-      </w:r>
-      <w:r>
-        <w:rPr>
-          <w:rFonts w:ascii="맑은 고딕" w:hAnsi="맑은 고딕" w:eastAsia="맑은 고딕"/>
-          <w:b w:val="0"/>
-          <w:i w:val="0"/>
-          <w:sz w:val="18"/>
-          <w:u w:val="none"/>
-        </w:rPr>
-        <w:t xml:space="preserve">빈칸 (A)~(D)에 들어갈 전치사가 바르게 짝지어진 것은? </w:t>
-      </w:r>
-      <w:r>
-        <w:rPr>
-          <w:rFonts w:ascii="맑은 고딕" w:hAnsi="맑은 고딕" w:eastAsia="맑은 고딕"/>
-          <w:b w:val="0"/>
-          <w:i w:val="0"/>
-          <w:sz w:val="18"/>
-          <w:u w:val="none"/>
-        </w:rPr>
-        <w:t>(3점)</w:t>
-      </w:r>
-    </w:p>
-    <w:p>
-      <w:pPr>
-        <w:spacing w:before="0" w:after="20" w:line="259" w:lineRule="auto"/>
-        <w:ind w:left="57"/>
-      </w:pPr>
-      <w:r>
-        <w:rPr>
-          <w:rFonts w:ascii="맑은 고딕" w:hAnsi="맑은 고딕" w:eastAsia="맑은 고딕"/>
-          <w:b w:val="0"/>
-          <w:i w:val="0"/>
-          <w:sz w:val="18"/>
-          <w:u w:val="none"/>
-        </w:rPr>
-        <w:t>(A) I strongly object ____ this ridiculous idea.</w:t>
-      </w:r>
-      <w:r>
-        <w:br/>
-      </w:r>
-      <w:r>
-        <w:rPr>
-          <w:rFonts w:ascii="맑은 고딕" w:hAnsi="맑은 고딕" w:eastAsia="맑은 고딕"/>
-          <w:b w:val="0"/>
-          <w:i w:val="0"/>
-          <w:sz w:val="18"/>
-          <w:u w:val="none"/>
-        </w:rPr>
-        <w:t>(B) Flight schedules are subject ____ change due to weather conditions.</w:t>
-      </w:r>
-      <w:r>
-        <w:br/>
-      </w:r>
-      <w:r>
-        <w:rPr>
-          <w:rFonts w:ascii="맑은 고딕" w:hAnsi="맑은 고딕" w:eastAsia="맑은 고딕"/>
-          <w:b w:val="0"/>
-          <w:i w:val="0"/>
-          <w:sz w:val="18"/>
-          <w:u w:val="none"/>
-        </w:rPr>
-        <w:t>(C) She was diagnosed ____ diabetes last year.</w:t>
-      </w:r>
-      <w:r>
-        <w:br/>
-      </w:r>
-      <w:r>
-        <w:rPr>
-          <w:rFonts w:ascii="맑은 고딕" w:hAnsi="맑은 고딕" w:eastAsia="맑은 고딕"/>
-          <w:b w:val="0"/>
-          <w:i w:val="0"/>
-          <w:sz w:val="18"/>
-          <w:u w:val="none"/>
-        </w:rPr>
-        <w:t>(D) I don't want to intrude ____ your privacy.</w:t>
-      </w:r>
-    </w:p>
-    <w:p>
-      <w:pPr>
-        <w:spacing w:before="0" w:after="0" w:line="259" w:lineRule="auto"/>
-        <w:ind w:left="113"/>
-      </w:pPr>
-      <w:r>
-        <w:rPr>
-          <w:rFonts w:ascii="맑은 고딕" w:hAnsi="맑은 고딕" w:eastAsia="맑은 고딕"/>
-          <w:b w:val="0"/>
-          <w:i w:val="0"/>
-          <w:sz w:val="18"/>
-          <w:u w:val="none"/>
-        </w:rPr>
-        <w:t>① to — to — with — on</w:t>
-      </w:r>
-    </w:p>
-    <w:p>
-      <w:pPr>
-        <w:spacing w:before="0" w:after="0" w:line="259" w:lineRule="auto"/>
-        <w:ind w:left="113"/>
-      </w:pPr>
-      <w:r>
-        <w:rPr>
-          <w:rFonts w:ascii="맑은 고딕" w:hAnsi="맑은 고딕" w:eastAsia="맑은 고딕"/>
-          <w:b w:val="0"/>
-          <w:i w:val="0"/>
-          <w:sz w:val="18"/>
-          <w:u w:val="none"/>
-        </w:rPr>
-        <w:t>② for — to — of — on</w:t>
-      </w:r>
-    </w:p>
-    <w:p>
-      <w:pPr>
-        <w:spacing w:before="0" w:after="0" w:line="259" w:lineRule="auto"/>
-        <w:ind w:left="113"/>
-      </w:pPr>
-      <w:r>
-        <w:rPr>
-          <w:rFonts w:ascii="맑은 고딕" w:hAnsi="맑은 고딕" w:eastAsia="맑은 고딕"/>
-          <w:b w:val="0"/>
-          <w:i w:val="0"/>
-          <w:sz w:val="18"/>
-          <w:u w:val="none"/>
-        </w:rPr>
-        <w:t>③ to — for — with — at</w:t>
-      </w:r>
-    </w:p>
-    <w:p>
-      <w:pPr>
-        <w:spacing w:before="0" w:after="0" w:line="259" w:lineRule="auto"/>
-        <w:ind w:left="113"/>
-      </w:pPr>
-      <w:r>
-        <w:rPr>
-          <w:rFonts w:ascii="맑은 고딕" w:hAnsi="맑은 고딕" w:eastAsia="맑은 고딕"/>
-          <w:b w:val="0"/>
-          <w:i w:val="0"/>
-          <w:sz w:val="18"/>
-          <w:u w:val="none"/>
-        </w:rPr>
-        <w:t>④ to — to — of — at</w:t>
-      </w:r>
-    </w:p>
-    <w:p>
-      <w:pPr>
-        <w:spacing w:before="0" w:after="0" w:line="259" w:lineRule="auto"/>
-        <w:ind w:left="113"/>
-      </w:pPr>
-      <w:r>
-        <w:rPr>
-          <w:rFonts w:ascii="맑은 고딕" w:hAnsi="맑은 고딕" w:eastAsia="맑은 고딕"/>
-          <w:b w:val="0"/>
-          <w:i w:val="0"/>
-          <w:sz w:val="18"/>
-          <w:u w:val="none"/>
-        </w:rPr>
-        <w:t>⑤ for — for — with — on</w:t>
-      </w:r>
-    </w:p>
-    <w:p>
-      <w:pPr>
-        <w:spacing w:before="0" w:after="0" w:line="259" w:lineRule="auto"/>
-      </w:pPr>
-    </w:p>
-    <w:p>
-      <w:pPr>
-        <w:spacing w:before="0" w:after="40" w:line="259" w:lineRule="auto"/>
-      </w:pPr>
-    </w:p>
-    <w:p>
-      <w:pPr>
-        <w:keepNext/>
-        <w:spacing w:before="0" w:after="20" w:line="259" w:lineRule="auto"/>
-      </w:pPr>
-      <w:r>
-        <w:rPr>
-          <w:rFonts w:ascii="맑은 고딕" w:hAnsi="맑은 고딕" w:eastAsia="맑은 고딕"/>
-          <w:b/>
-          <w:i w:val="0"/>
-          <w:sz w:val="18"/>
-          <w:u w:val="none"/>
-        </w:rPr>
-        <w:t xml:space="preserve">18. </w:t>
-      </w:r>
-      <w:r>
-        <w:rPr>
-          <w:rFonts w:ascii="맑은 고딕" w:hAnsi="맑은 고딕" w:eastAsia="맑은 고딕"/>
-          <w:b w:val="0"/>
-          <w:i w:val="0"/>
-          <w:sz w:val="18"/>
-          <w:u w:val="none"/>
-        </w:rPr>
-        <w:t xml:space="preserve">빈칸 (A), (B), (C)에 들어갈 말이 바르게 짝지어진 것은? </w:t>
-      </w:r>
-      <w:r>
-        <w:rPr>
-          <w:rFonts w:ascii="맑은 고딕" w:hAnsi="맑은 고딕" w:eastAsia="맑은 고딕"/>
-          <w:b w:val="0"/>
-          <w:i w:val="0"/>
-          <w:sz w:val="18"/>
-          <w:u w:val="none"/>
-        </w:rPr>
-        <w:t>(4점)</w:t>
-      </w:r>
-    </w:p>
-    <w:p>
-      <w:pPr>
-        <w:spacing w:before="0" w:after="20" w:line="259" w:lineRule="auto"/>
-        <w:ind w:left="57"/>
-      </w:pPr>
-      <w:r>
-        <w:rPr>
-          <w:rFonts w:ascii="맑은 고딕" w:hAnsi="맑은 고딕" w:eastAsia="맑은 고딕"/>
-          <w:b w:val="0"/>
-          <w:i w:val="0"/>
-          <w:sz w:val="18"/>
-          <w:u w:val="none"/>
-        </w:rPr>
-        <w:t>(A) Your speed must not ______ 100 km/h on this road.</w:t>
-      </w:r>
-      <w:r>
-        <w:br/>
-      </w:r>
-      <w:r>
-        <w:rPr>
-          <w:rFonts w:ascii="맑은 고딕" w:hAnsi="맑은 고딕" w:eastAsia="맑은 고딕"/>
-          <w:b w:val="0"/>
-          <w:i w:val="0"/>
-          <w:sz w:val="18"/>
-          <w:u w:val="none"/>
-        </w:rPr>
-        <w:t>(B) Passengers should ______ to Gate 7 for boarding.</w:t>
-      </w:r>
-      <w:r>
-        <w:br/>
-      </w:r>
-      <w:r>
-        <w:rPr>
-          <w:rFonts w:ascii="맑은 고딕" w:hAnsi="맑은 고딕" w:eastAsia="맑은 고딕"/>
-          <w:b w:val="0"/>
-          <w:i w:val="0"/>
-          <w:sz w:val="18"/>
-          <w:u w:val="none"/>
-        </w:rPr>
-        <w:t>(C) Lightning always ______ thunder.</w:t>
-      </w:r>
-    </w:p>
-    <w:p>
-      <w:pPr>
-        <w:spacing w:before="0" w:after="0" w:line="259" w:lineRule="auto"/>
-        <w:ind w:left="113"/>
-      </w:pPr>
-      <w:r>
-        <w:rPr>
-          <w:rFonts w:ascii="맑은 고딕" w:hAnsi="맑은 고딕" w:eastAsia="맑은 고딕"/>
-          <w:b w:val="0"/>
-          <w:i w:val="0"/>
-          <w:sz w:val="18"/>
-          <w:u w:val="none"/>
-        </w:rPr>
-        <w:t>① exceed — proceed — precedes</w:t>
-      </w:r>
-    </w:p>
-    <w:p>
-      <w:pPr>
-        <w:spacing w:before="0" w:after="0" w:line="259" w:lineRule="auto"/>
-        <w:ind w:left="113"/>
-      </w:pPr>
-      <w:r>
-        <w:rPr>
-          <w:rFonts w:ascii="맑은 고딕" w:hAnsi="맑은 고딕" w:eastAsia="맑은 고딕"/>
-          <w:b w:val="0"/>
-          <w:i w:val="0"/>
-          <w:sz w:val="18"/>
-          <w:u w:val="none"/>
-        </w:rPr>
-        <w:t>② proceed — exceed — precedes</w:t>
-      </w:r>
-    </w:p>
-    <w:p>
-      <w:pPr>
-        <w:spacing w:before="0" w:after="0" w:line="259" w:lineRule="auto"/>
-        <w:ind w:left="113"/>
-      </w:pPr>
-      <w:r>
-        <w:rPr>
-          <w:rFonts w:ascii="맑은 고딕" w:hAnsi="맑은 고딕" w:eastAsia="맑은 고딕"/>
-          <w:b w:val="0"/>
-          <w:i w:val="0"/>
-          <w:sz w:val="18"/>
-          <w:u w:val="none"/>
-        </w:rPr>
-        <w:t>③ exceed — precede — proceeds</w:t>
-      </w:r>
-    </w:p>
-    <w:p>
-      <w:pPr>
-        <w:spacing w:before="0" w:after="0" w:line="259" w:lineRule="auto"/>
-        <w:ind w:left="113"/>
-      </w:pPr>
-      <w:r>
-        <w:rPr>
-          <w:rFonts w:ascii="맑은 고딕" w:hAnsi="맑은 고딕" w:eastAsia="맑은 고딕"/>
-          <w:b w:val="0"/>
-          <w:i w:val="0"/>
-          <w:sz w:val="18"/>
-          <w:u w:val="none"/>
-        </w:rPr>
-        <w:t>④ precede — proceed — exceeds</w:t>
-      </w:r>
-    </w:p>
-    <w:p>
-      <w:pPr>
-        <w:spacing w:before="0" w:after="0" w:line="259" w:lineRule="auto"/>
-        <w:ind w:left="113"/>
-      </w:pPr>
-      <w:r>
-        <w:rPr>
-          <w:rFonts w:ascii="맑은 고딕" w:hAnsi="맑은 고딕" w:eastAsia="맑은 고딕"/>
-          <w:b w:val="0"/>
-          <w:i w:val="0"/>
-          <w:sz w:val="18"/>
-          <w:u w:val="none"/>
-        </w:rPr>
-        <w:t>⑤ exceed — proceed — proceeds</w:t>
-      </w:r>
-    </w:p>
-    <w:p>
-      <w:pPr>
-        <w:spacing w:before="0" w:after="0" w:line="259" w:lineRule="auto"/>
-      </w:pPr>
-    </w:p>
-    <w:p>
-      <w:pPr>
-        <w:spacing w:before="0" w:after="40" w:line="259" w:lineRule="auto"/>
-      </w:pPr>
-    </w:p>
-    <w:p>
-      <w:pPr>
-        <w:keepNext/>
-        <w:spacing w:before="0" w:after="20" w:line="259" w:lineRule="auto"/>
-      </w:pPr>
-      <w:r>
-        <w:rPr>
-          <w:rFonts w:ascii="맑은 고딕" w:hAnsi="맑은 고딕" w:eastAsia="맑은 고딕"/>
-          <w:b/>
-          <w:i w:val="0"/>
-          <w:sz w:val="18"/>
-          <w:u w:val="none"/>
-        </w:rPr>
-        <w:t xml:space="preserve">19. </w:t>
-      </w:r>
-      <w:r>
-        <w:rPr>
-          <w:rFonts w:ascii="맑은 고딕" w:hAnsi="맑은 고딕" w:eastAsia="맑은 고딕"/>
-          <w:b w:val="0"/>
-          <w:i w:val="0"/>
-          <w:sz w:val="18"/>
-          <w:u w:val="none"/>
-        </w:rPr>
-        <w:t xml:space="preserve">단어와 그 뜻이 바르게 연결되지 </w:t>
-      </w:r>
-      <w:r>
-        <w:rPr>
-          <w:rFonts w:ascii="맑은 고딕" w:hAnsi="맑은 고딕" w:eastAsia="맑은 고딕"/>
-          <w:b w:val="0"/>
-          <w:i w:val="0"/>
-          <w:sz w:val="18"/>
-          <w:u w:val="single"/>
-        </w:rPr>
-        <w:t>않은</w:t>
-      </w:r>
-      <w:r>
-        <w:rPr>
-          <w:rFonts w:ascii="맑은 고딕" w:hAnsi="맑은 고딕" w:eastAsia="맑은 고딕"/>
-          <w:b w:val="0"/>
-          <w:i w:val="0"/>
-          <w:sz w:val="18"/>
-          <w:u w:val="none"/>
-        </w:rPr>
-        <w:t xml:space="preserve"> 것은? </w:t>
-      </w:r>
-      <w:r>
-        <w:rPr>
-          <w:rFonts w:ascii="맑은 고딕" w:hAnsi="맑은 고딕" w:eastAsia="맑은 고딕"/>
-          <w:b w:val="0"/>
-          <w:i w:val="0"/>
-          <w:sz w:val="18"/>
-          <w:u w:val="none"/>
-        </w:rPr>
-        <w:t>(3점)</w:t>
-      </w:r>
-    </w:p>
-    <w:p>
-      <w:pPr>
-        <w:spacing w:before="0" w:after="0" w:line="259" w:lineRule="auto"/>
-        <w:ind w:left="113"/>
-      </w:pPr>
-      <w:r>
-        <w:rPr>
-          <w:rFonts w:ascii="맑은 고딕" w:hAnsi="맑은 고딕" w:eastAsia="맑은 고딕"/>
-          <w:b w:val="0"/>
-          <w:i w:val="0"/>
-          <w:sz w:val="18"/>
-          <w:u w:val="none"/>
-        </w:rPr>
-        <w:t>① obtain — 얻다</w:t>
-      </w:r>
-    </w:p>
-    <w:p>
-      <w:pPr>
-        <w:spacing w:before="0" w:after="0" w:line="259" w:lineRule="auto"/>
-        <w:ind w:left="113"/>
-      </w:pPr>
-      <w:r>
-        <w:rPr>
-          <w:rFonts w:ascii="맑은 고딕" w:hAnsi="맑은 고딕" w:eastAsia="맑은 고딕"/>
-          <w:b w:val="0"/>
-          <w:i w:val="0"/>
-          <w:sz w:val="18"/>
-          <w:u w:val="none"/>
-        </w:rPr>
-        <w:t>② retain — 포기하다</w:t>
-      </w:r>
-    </w:p>
-    <w:p>
-      <w:pPr>
-        <w:spacing w:before="0" w:after="0" w:line="259" w:lineRule="auto"/>
-        <w:ind w:left="113"/>
-      </w:pPr>
-      <w:r>
-        <w:rPr>
-          <w:rFonts w:ascii="맑은 고딕" w:hAnsi="맑은 고딕" w:eastAsia="맑은 고딕"/>
-          <w:b w:val="0"/>
-          <w:i w:val="0"/>
-          <w:sz w:val="18"/>
-          <w:u w:val="none"/>
-        </w:rPr>
-        <w:t>③ sustain — 유지하다, 지속하다</w:t>
-      </w:r>
-    </w:p>
-    <w:p>
-      <w:pPr>
-        <w:spacing w:before="0" w:after="0" w:line="259" w:lineRule="auto"/>
-        <w:ind w:left="113"/>
-      </w:pPr>
-      <w:r>
-        <w:rPr>
-          <w:rFonts w:ascii="맑은 고딕" w:hAnsi="맑은 고딕" w:eastAsia="맑은 고딕"/>
-          <w:b w:val="0"/>
-          <w:i w:val="0"/>
-          <w:sz w:val="18"/>
-          <w:u w:val="none"/>
-        </w:rPr>
-        <w:t>④ acknowledge — 인정하다</w:t>
-      </w:r>
-    </w:p>
-    <w:p>
-      <w:pPr>
-        <w:spacing w:before="0" w:after="0" w:line="259" w:lineRule="auto"/>
-        <w:ind w:left="113"/>
-      </w:pPr>
-      <w:r>
-        <w:rPr>
-          <w:rFonts w:ascii="맑은 고딕" w:hAnsi="맑은 고딕" w:eastAsia="맑은 고딕"/>
-          <w:b w:val="0"/>
-          <w:i w:val="0"/>
-          <w:sz w:val="18"/>
-          <w:u w:val="none"/>
-        </w:rPr>
-        <w:t>⑤ convene — 소집하다, 모이다</w:t>
-      </w:r>
-    </w:p>
-    <w:p>
-      <w:pPr>
-        <w:spacing w:before="0" w:after="0" w:line="259" w:lineRule="auto"/>
-      </w:pPr>
-    </w:p>
-    <w:p>
-      <w:pPr>
-        <w:spacing w:before="0" w:after="40" w:line="259" w:lineRule="auto"/>
-      </w:pPr>
-    </w:p>
-    <w:p>
-      <w:pPr>
-        <w:keepNext/>
-        <w:spacing w:before="0" w:after="20" w:line="259" w:lineRule="auto"/>
-      </w:pPr>
-      <w:r>
-        <w:rPr>
-          <w:rFonts w:ascii="맑은 고딕" w:hAnsi="맑은 고딕" w:eastAsia="맑은 고딕"/>
-          <w:b/>
-          <w:i w:val="0"/>
-          <w:sz w:val="18"/>
-          <w:u w:val="none"/>
-        </w:rPr>
-        <w:t xml:space="preserve">20. </w:t>
-      </w:r>
-      <w:r>
-        <w:rPr>
-          <w:rFonts w:ascii="맑은 고딕" w:hAnsi="맑은 고딕" w:eastAsia="맑은 고딕"/>
-          <w:b w:val="0"/>
-          <w:i w:val="0"/>
-          <w:sz w:val="18"/>
-          <w:u w:val="none"/>
-        </w:rPr>
-        <w:t xml:space="preserve">다음 중 어법과 의미가 모두 옳은 문장을 </w:t>
-      </w:r>
-      <w:r>
-        <w:rPr>
-          <w:rFonts w:ascii="맑은 고딕" w:hAnsi="맑은 고딕" w:eastAsia="맑은 고딕"/>
-          <w:b/>
-          <w:i w:val="0"/>
-          <w:sz w:val="18"/>
-          <w:u w:val="none"/>
-        </w:rPr>
-        <w:t>두 개</w:t>
-      </w:r>
-      <w:r>
-        <w:rPr>
-          <w:rFonts w:ascii="맑은 고딕" w:hAnsi="맑은 고딕" w:eastAsia="맑은 고딕"/>
-          <w:b w:val="0"/>
-          <w:i w:val="0"/>
-          <w:sz w:val="18"/>
-          <w:u w:val="none"/>
-        </w:rPr>
-        <w:t xml:space="preserve"> 고르면? </w:t>
-      </w:r>
-      <w:r>
-        <w:rPr>
-          <w:rFonts w:ascii="맑은 고딕" w:hAnsi="맑은 고딕" w:eastAsia="맑은 고딕"/>
-          <w:b w:val="0"/>
-          <w:i w:val="0"/>
-          <w:sz w:val="18"/>
-          <w:u w:val="none"/>
-        </w:rPr>
-        <w:t>(4점)</w:t>
-      </w:r>
-    </w:p>
-    <w:p>
-      <w:pPr>
-        <w:spacing w:before="0" w:after="0" w:line="259" w:lineRule="auto"/>
-        <w:ind w:left="113"/>
-      </w:pPr>
-      <w:r>
-        <w:rPr>
-          <w:rFonts w:ascii="맑은 고딕" w:hAnsi="맑은 고딕" w:eastAsia="맑은 고딕"/>
-          <w:b w:val="0"/>
-          <w:i w:val="0"/>
-          <w:sz w:val="18"/>
-          <w:u w:val="none"/>
-        </w:rPr>
-        <w:t>① The new law mandates that all employers provide health insurance.</w:t>
-      </w:r>
-    </w:p>
-    <w:p>
-      <w:pPr>
-        <w:spacing w:before="0" w:after="0" w:line="259" w:lineRule="auto"/>
-        <w:ind w:left="113"/>
-      </w:pPr>
-      <w:r>
-        <w:rPr>
-          <w:rFonts w:ascii="맑은 고딕" w:hAnsi="맑은 고딕" w:eastAsia="맑은 고딕"/>
-          <w:b w:val="0"/>
-          <w:i w:val="0"/>
-          <w:sz w:val="18"/>
-          <w:u w:val="none"/>
-        </w:rPr>
-        <w:t>② The officer commanded the suspect drop the weapon.</w:t>
-      </w:r>
-    </w:p>
-    <w:p>
-      <w:pPr>
-        <w:spacing w:before="0" w:after="0" w:line="259" w:lineRule="auto"/>
-        <w:ind w:left="113"/>
-      </w:pPr>
-      <w:r>
-        <w:rPr>
-          <w:rFonts w:ascii="맑은 고딕" w:hAnsi="맑은 고딕" w:eastAsia="맑은 고딕"/>
-          <w:b w:val="0"/>
-          <w:i w:val="0"/>
-          <w:sz w:val="18"/>
-          <w:u w:val="none"/>
-        </w:rPr>
-        <w:t>③ People demand good service, so the demand for friendly staff is high.</w:t>
-      </w:r>
-    </w:p>
-    <w:p>
-      <w:pPr>
-        <w:spacing w:before="0" w:after="0" w:line="259" w:lineRule="auto"/>
-        <w:ind w:left="113"/>
-      </w:pPr>
-      <w:r>
-        <w:rPr>
-          <w:rFonts w:ascii="맑은 고딕" w:hAnsi="맑은 고딕" w:eastAsia="맑은 고딕"/>
-          <w:b w:val="0"/>
-          <w:i w:val="0"/>
-          <w:sz w:val="18"/>
-          <w:u w:val="none"/>
-        </w:rPr>
-        <w:t>④ The school does not permit students using their phones during class.</w:t>
-      </w:r>
-    </w:p>
-    <w:p>
-      <w:pPr>
-        <w:spacing w:before="0" w:after="0" w:line="259" w:lineRule="auto"/>
-        <w:ind w:left="113"/>
-      </w:pPr>
-      <w:r>
-        <w:rPr>
-          <w:rFonts w:ascii="맑은 고딕" w:hAnsi="맑은 고딕" w:eastAsia="맑은 고딕"/>
-          <w:b w:val="0"/>
-          <w:i w:val="0"/>
-          <w:sz w:val="18"/>
-          <w:u w:val="none"/>
-        </w:rPr>
-        <w:t>⑤ Stars emit a lot of energy as visible sound.</w:t>
-      </w:r>
-    </w:p>
-    <w:p>
-      <w:pPr>
-        <w:spacing w:before="0" w:after="0" w:line="259" w:lineRule="auto"/>
-      </w:pPr>
-    </w:p>
-    <w:p>
-      <w:pPr>
-        <w:spacing w:before="0" w:after="40" w:line="259" w:lineRule="auto"/>
-      </w:pPr>
-    </w:p>
-    <w:p>
-      <w:pPr>
-        <w:keepNext/>
-        <w:spacing w:before="0" w:after="20" w:line="259" w:lineRule="auto"/>
-      </w:pPr>
-      <w:r>
-        <w:rPr>
-          <w:rFonts w:ascii="맑은 고딕" w:hAnsi="맑은 고딕" w:eastAsia="맑은 고딕"/>
-          <w:b/>
-          <w:i w:val="0"/>
-          <w:sz w:val="18"/>
-          <w:u w:val="none"/>
-        </w:rPr>
-        <w:t>[21~22] 어근 어휘 추가분 — -vad-(가다) · -prob-(증명하다) (2026-10-19 단어프린트 반영)</w:t>
-      </w:r>
-    </w:p>
-    <w:p>
-      <w:pPr>
-        <w:keepNext/>
-        <w:spacing w:before="0" w:after="20" w:line="259" w:lineRule="auto"/>
-      </w:pPr>
-      <w:r>
-        <w:rPr>
-          <w:rFonts w:ascii="맑은 고딕" w:hAnsi="맑은 고딕" w:eastAsia="맑은 고딕"/>
-          <w:b/>
-          <w:i w:val="0"/>
-          <w:sz w:val="18"/>
-          <w:u w:val="none"/>
-        </w:rPr>
-        <w:t xml:space="preserve">21. </w:t>
-      </w:r>
-      <w:r>
-        <w:rPr>
-          <w:rFonts w:ascii="맑은 고딕" w:hAnsi="맑은 고딕" w:eastAsia="맑은 고딕"/>
-          <w:b w:val="0"/>
-          <w:i w:val="0"/>
-          <w:sz w:val="18"/>
-          <w:u w:val="none"/>
-        </w:rPr>
-        <w:t xml:space="preserve">빈칸 (A), (B), (C)에 들어갈 말이 바르게 짝지어진 것은? (필요하면 형태 변화) </w:t>
-      </w:r>
-      <w:r>
-        <w:rPr>
-          <w:rFonts w:ascii="맑은 고딕" w:hAnsi="맑은 고딕" w:eastAsia="맑은 고딕"/>
-          <w:b w:val="0"/>
-          <w:i w:val="0"/>
-          <w:sz w:val="18"/>
-          <w:u w:val="none"/>
-        </w:rPr>
-        <w:t>(3점)</w:t>
-      </w:r>
-    </w:p>
-    <w:p>
-      <w:pPr>
-        <w:spacing w:before="0" w:after="20" w:line="259" w:lineRule="auto"/>
-        <w:ind w:left="57"/>
-      </w:pPr>
-      <w:r>
-        <w:rPr>
-          <w:rFonts w:ascii="맑은 고딕" w:hAnsi="맑은 고딕" w:eastAsia="맑은 고딕"/>
-          <w:b w:val="0"/>
-          <w:i w:val="0"/>
-          <w:sz w:val="18"/>
-          <w:u w:val="none"/>
-        </w:rPr>
-        <w:t>(A) As soon as the celebrity walked in, reporters ______ her personal space with cameras.</w:t>
-      </w:r>
-      <w:r>
-        <w:br/>
-      </w:r>
-      <w:r>
-        <w:rPr>
-          <w:rFonts w:ascii="맑은 고딕" w:hAnsi="맑은 고딕" w:eastAsia="맑은 고딕"/>
-          <w:b w:val="0"/>
-          <w:i w:val="0"/>
-          <w:sz w:val="18"/>
-          <w:u w:val="none"/>
-        </w:rPr>
-        <w:t>(B) Mistrust still ______ the community years after the scandal.</w:t>
-      </w:r>
-      <w:r>
-        <w:br/>
-      </w:r>
-      <w:r>
-        <w:rPr>
-          <w:rFonts w:ascii="맑은 고딕" w:hAnsi="맑은 고딕" w:eastAsia="맑은 고딕"/>
-          <w:b w:val="0"/>
-          <w:i w:val="0"/>
-          <w:sz w:val="18"/>
-          <w:u w:val="none"/>
-        </w:rPr>
-        <w:t>(C) She has a tendency to ______ responsibility when things go wrong.</w:t>
-      </w:r>
-    </w:p>
-    <w:p>
-      <w:pPr>
-        <w:spacing w:before="0" w:after="0" w:line="259" w:lineRule="auto"/>
-        <w:ind w:left="113"/>
-      </w:pPr>
-      <w:r>
-        <w:rPr>
-          <w:rFonts w:ascii="맑은 고딕" w:hAnsi="맑은 고딕" w:eastAsia="맑은 고딕"/>
-          <w:b w:val="0"/>
-          <w:i w:val="0"/>
-          <w:sz w:val="18"/>
-          <w:u w:val="none"/>
-        </w:rPr>
-        <w:t>① evaded — invades — pervade</w:t>
-      </w:r>
-    </w:p>
-    <w:p>
-      <w:pPr>
-        <w:spacing w:before="0" w:after="0" w:line="259" w:lineRule="auto"/>
-        <w:ind w:left="113"/>
-      </w:pPr>
-      <w:r>
-        <w:rPr>
-          <w:rFonts w:ascii="맑은 고딕" w:hAnsi="맑은 고딕" w:eastAsia="맑은 고딕"/>
-          <w:b w:val="0"/>
-          <w:i w:val="0"/>
-          <w:sz w:val="18"/>
-          <w:u w:val="none"/>
-        </w:rPr>
-        <w:t>② invaded — pervades — evade</w:t>
-      </w:r>
-    </w:p>
-    <w:p>
-      <w:pPr>
-        <w:spacing w:before="0" w:after="0" w:line="259" w:lineRule="auto"/>
-        <w:ind w:left="113"/>
-      </w:pPr>
-      <w:r>
-        <w:rPr>
-          <w:rFonts w:ascii="맑은 고딕" w:hAnsi="맑은 고딕" w:eastAsia="맑은 고딕"/>
-          <w:b w:val="0"/>
-          <w:i w:val="0"/>
-          <w:sz w:val="18"/>
-          <w:u w:val="none"/>
-        </w:rPr>
-        <w:t>③ pervaded — evades — invade</w:t>
-      </w:r>
-    </w:p>
-    <w:p>
-      <w:pPr>
-        <w:spacing w:before="0" w:after="0" w:line="259" w:lineRule="auto"/>
-        <w:ind w:left="113"/>
-      </w:pPr>
-      <w:r>
-        <w:rPr>
-          <w:rFonts w:ascii="맑은 고딕" w:hAnsi="맑은 고딕" w:eastAsia="맑은 고딕"/>
-          <w:b w:val="0"/>
-          <w:i w:val="0"/>
-          <w:sz w:val="18"/>
-          <w:u w:val="none"/>
-        </w:rPr>
-        <w:t>④ invaded — evades — pervade</w:t>
-      </w:r>
-    </w:p>
-    <w:p>
-      <w:pPr>
-        <w:spacing w:before="0" w:after="0" w:line="259" w:lineRule="auto"/>
-        <w:ind w:left="113"/>
-      </w:pPr>
-      <w:r>
-        <w:rPr>
-          <w:rFonts w:ascii="맑은 고딕" w:hAnsi="맑은 고딕" w:eastAsia="맑은 고딕"/>
-          <w:b w:val="0"/>
-          <w:i w:val="0"/>
-          <w:sz w:val="18"/>
-          <w:u w:val="none"/>
-        </w:rPr>
-        <w:t>⑤ evaded — pervades — invade</w:t>
-      </w:r>
-    </w:p>
-    <w:p>
-      <w:pPr>
-        <w:spacing w:before="0" w:after="0" w:line="259" w:lineRule="auto"/>
-      </w:pPr>
-    </w:p>
-    <w:p>
-      <w:pPr>
-        <w:spacing w:before="0" w:after="40" w:line="259" w:lineRule="auto"/>
-      </w:pPr>
-    </w:p>
-    <w:p>
-      <w:pPr>
-        <w:keepNext/>
-        <w:spacing w:before="0" w:after="20" w:line="259" w:lineRule="auto"/>
-      </w:pPr>
-      <w:r>
-        <w:rPr>
-          <w:rFonts w:ascii="맑은 고딕" w:hAnsi="맑은 고딕" w:eastAsia="맑은 고딕"/>
-          <w:b/>
-          <w:i w:val="0"/>
-          <w:sz w:val="18"/>
-          <w:u w:val="none"/>
-        </w:rPr>
-        <w:t xml:space="preserve">22. </w:t>
-      </w:r>
-      <w:r>
-        <w:rPr>
-          <w:rFonts w:ascii="맑은 고딕" w:hAnsi="맑은 고딕" w:eastAsia="맑은 고딕"/>
-          <w:b w:val="0"/>
-          <w:i w:val="0"/>
-          <w:sz w:val="18"/>
-          <w:u w:val="none"/>
-        </w:rPr>
-        <w:t xml:space="preserve">다음 중 밑줄 친 단어의 쓰임이 문맥상 적절하지 </w:t>
-      </w:r>
-      <w:r>
-        <w:rPr>
-          <w:rFonts w:ascii="맑은 고딕" w:hAnsi="맑은 고딕" w:eastAsia="맑은 고딕"/>
-          <w:b w:val="0"/>
-          <w:i w:val="0"/>
-          <w:sz w:val="18"/>
-          <w:u w:val="single"/>
-        </w:rPr>
-        <w:t>않은</w:t>
-      </w:r>
-      <w:r>
-        <w:rPr>
-          <w:rFonts w:ascii="맑은 고딕" w:hAnsi="맑은 고딕" w:eastAsia="맑은 고딕"/>
-          <w:b w:val="0"/>
-          <w:i w:val="0"/>
-          <w:sz w:val="18"/>
-          <w:u w:val="none"/>
-        </w:rPr>
-        <w:t xml:space="preserve"> 것은? </w:t>
-      </w:r>
-      <w:r>
-        <w:rPr>
-          <w:rFonts w:ascii="맑은 고딕" w:hAnsi="맑은 고딕" w:eastAsia="맑은 고딕"/>
-          <w:b w:val="0"/>
-          <w:i w:val="0"/>
-          <w:sz w:val="18"/>
-          <w:u w:val="none"/>
-        </w:rPr>
-        <w:t>(4점)</w:t>
-      </w:r>
-    </w:p>
-    <w:p>
-      <w:pPr>
-        <w:spacing w:before="0" w:after="0" w:line="259" w:lineRule="auto"/>
-        <w:ind w:left="113"/>
-      </w:pPr>
-      <w:r>
-        <w:rPr>
-          <w:rFonts w:ascii="맑은 고딕" w:hAnsi="맑은 고딕" w:eastAsia="맑은 고딕"/>
-          <w:b w:val="0"/>
-          <w:i w:val="0"/>
-          <w:sz w:val="18"/>
-          <w:u w:val="none"/>
-        </w:rPr>
-        <w:t xml:space="preserve">① The police are </w:t>
-      </w:r>
-      <w:r>
-        <w:rPr>
-          <w:rFonts w:ascii="맑은 고딕" w:hAnsi="맑은 고딕" w:eastAsia="맑은 고딕"/>
-          <w:b w:val="0"/>
-          <w:i w:val="0"/>
-          <w:sz w:val="18"/>
-          <w:u w:val="single"/>
-        </w:rPr>
-        <w:t>probing</w:t>
-      </w:r>
-      <w:r>
-        <w:rPr>
-          <w:rFonts w:ascii="맑은 고딕" w:hAnsi="맑은 고딕" w:eastAsia="맑은 고딕"/>
-          <w:b w:val="0"/>
-          <w:i w:val="0"/>
-          <w:sz w:val="18"/>
-          <w:u w:val="none"/>
-        </w:rPr>
-        <w:t xml:space="preserve"> into the details of the case.</w:t>
-      </w:r>
-    </w:p>
-    <w:p>
-      <w:pPr>
-        <w:spacing w:before="0" w:after="0" w:line="259" w:lineRule="auto"/>
-        <w:ind w:left="113"/>
-      </w:pPr>
-      <w:r>
-        <w:rPr>
-          <w:rFonts w:ascii="맑은 고딕" w:hAnsi="맑은 고딕" w:eastAsia="맑은 고딕"/>
-          <w:b w:val="0"/>
-          <w:i w:val="0"/>
-          <w:sz w:val="18"/>
-          <w:u w:val="none"/>
-        </w:rPr>
-        <w:t xml:space="preserve">② Her family did not </w:t>
-      </w:r>
-      <w:r>
-        <w:rPr>
-          <w:rFonts w:ascii="맑은 고딕" w:hAnsi="맑은 고딕" w:eastAsia="맑은 고딕"/>
-          <w:b w:val="0"/>
-          <w:i w:val="0"/>
-          <w:sz w:val="18"/>
-          <w:u w:val="single"/>
-        </w:rPr>
-        <w:t>prove</w:t>
-      </w:r>
-      <w:r>
-        <w:rPr>
-          <w:rFonts w:ascii="맑은 고딕" w:hAnsi="맑은 고딕" w:eastAsia="맑은 고딕"/>
-          <w:b w:val="0"/>
-          <w:i w:val="0"/>
-          <w:sz w:val="18"/>
-          <w:u w:val="none"/>
-        </w:rPr>
-        <w:t xml:space="preserve"> when she decided to become an artist.</w:t>
-      </w:r>
-    </w:p>
-    <w:p>
-      <w:pPr>
-        <w:spacing w:before="0" w:after="0" w:line="259" w:lineRule="auto"/>
-        <w:ind w:left="113"/>
-      </w:pPr>
-      <w:r>
-        <w:rPr>
-          <w:rFonts w:ascii="맑은 고딕" w:hAnsi="맑은 고딕" w:eastAsia="맑은 고딕"/>
-          <w:b w:val="0"/>
-          <w:i w:val="0"/>
-          <w:sz w:val="18"/>
-          <w:u w:val="none"/>
-        </w:rPr>
-        <w:t xml:space="preserve">③ The scientist </w:t>
-      </w:r>
-      <w:r>
-        <w:rPr>
-          <w:rFonts w:ascii="맑은 고딕" w:hAnsi="맑은 고딕" w:eastAsia="맑은 고딕"/>
-          <w:b w:val="0"/>
-          <w:i w:val="0"/>
-          <w:sz w:val="18"/>
-          <w:u w:val="single"/>
-        </w:rPr>
-        <w:t>proved</w:t>
-      </w:r>
-      <w:r>
-        <w:rPr>
-          <w:rFonts w:ascii="맑은 고딕" w:hAnsi="맑은 고딕" w:eastAsia="맑은 고딕"/>
-          <w:b w:val="0"/>
-          <w:i w:val="0"/>
-          <w:sz w:val="18"/>
-          <w:u w:val="none"/>
-        </w:rPr>
-        <w:t xml:space="preserve"> that the theory was wrong.</w:t>
-      </w:r>
-    </w:p>
-    <w:p>
-      <w:pPr>
-        <w:spacing w:before="0" w:after="0" w:line="259" w:lineRule="auto"/>
-        <w:ind w:left="113"/>
-      </w:pPr>
-      <w:r>
-        <w:rPr>
-          <w:rFonts w:ascii="맑은 고딕" w:hAnsi="맑은 고딕" w:eastAsia="맑은 고딕"/>
-          <w:b w:val="0"/>
-          <w:i w:val="0"/>
-          <w:sz w:val="18"/>
-          <w:u w:val="none"/>
-        </w:rPr>
-        <w:t xml:space="preserve">④ The committee will </w:t>
-      </w:r>
-      <w:r>
-        <w:rPr>
-          <w:rFonts w:ascii="맑은 고딕" w:hAnsi="맑은 고딕" w:eastAsia="맑은 고딕"/>
-          <w:b w:val="0"/>
-          <w:i w:val="0"/>
-          <w:sz w:val="18"/>
-          <w:u w:val="single"/>
-        </w:rPr>
-        <w:t>approve</w:t>
-      </w:r>
-      <w:r>
-        <w:rPr>
-          <w:rFonts w:ascii="맑은 고딕" w:hAnsi="맑은 고딕" w:eastAsia="맑은 고딕"/>
-          <w:b w:val="0"/>
-          <w:i w:val="0"/>
-          <w:sz w:val="18"/>
-          <w:u w:val="none"/>
-        </w:rPr>
-        <w:t xml:space="preserve"> the new plan next week.</w:t>
-      </w:r>
-    </w:p>
-    <w:p>
-      <w:pPr>
-        <w:spacing w:before="0" w:after="0" w:line="259" w:lineRule="auto"/>
-        <w:ind w:left="113"/>
-      </w:pPr>
-      <w:r>
-        <w:rPr>
-          <w:rFonts w:ascii="맑은 고딕" w:hAnsi="맑은 고딕" w:eastAsia="맑은 고딕"/>
-          <w:b w:val="0"/>
-          <w:i w:val="0"/>
-          <w:sz w:val="18"/>
-          <w:u w:val="none"/>
-        </w:rPr>
-        <w:t xml:space="preserve">⑤ Reporters tried to </w:t>
-      </w:r>
-      <w:r>
-        <w:rPr>
-          <w:rFonts w:ascii="맑은 고딕" w:hAnsi="맑은 고딕" w:eastAsia="맑은 고딕"/>
-          <w:b w:val="0"/>
-          <w:i w:val="0"/>
-          <w:sz w:val="18"/>
-          <w:u w:val="single"/>
-        </w:rPr>
-        <w:t>probe</w:t>
-      </w:r>
-      <w:r>
-        <w:rPr>
-          <w:rFonts w:ascii="맑은 고딕" w:hAnsi="맑은 고딕" w:eastAsia="맑은 고딕"/>
-          <w:b w:val="0"/>
-          <w:i w:val="0"/>
-          <w:sz w:val="18"/>
-          <w:u w:val="none"/>
-        </w:rPr>
-        <w:t xml:space="preserve"> the politician's past.</w:t>
+        <w:t>intervene</w:t>
+      </w:r>
+      <w:r>
+        <w:rPr>
+          <w:rFonts w:ascii="맑은 고딕" w:hAnsi="맑은 고딕" w:eastAsia="맑은 고딕"/>
+          <w:b w:val="0"/>
+          <w:i w:val="0"/>
+          <w:sz w:val="18"/>
+          <w:u w:val="none"/>
+        </w:rPr>
+        <w:t xml:space="preserve"> when the argument between students got too serious.</w:t>
       </w:r>
     </w:p>
     <w:p>
@@ -3915,8 +3989,8 @@
           <w:type w:val="continuous"/>
           <w:pgSz w:w="11906" w:h="16838"/>
           <w:pgMar w:top="680" w:right="794" w:bottom="624" w:left="794" w:header="720" w:footer="720" w:gutter="0"/>
+          <w:docGrid w:linePitch="360"/>
           <w:cols w:num="2" w:space="360" w:sep="1"/>
-          <w:docGrid w:linePitch="360"/>
         </w:sectPr>
       </w:pPr>
     </w:p>
@@ -4017,6 +4091,66 @@
           <w:sz w:val="19"/>
           <w:u w:val="none"/>
         </w:rPr>
+        <w:t xml:space="preserve">⑤   │   </w:t>
+      </w:r>
+      <w:r>
+        <w:rPr>
+          <w:rFonts w:ascii="맑은 고딕" w:hAnsi="맑은 고딕" w:eastAsia="맑은 고딕"/>
+          <w:b/>
+          <w:i w:val="0"/>
+          <w:sz w:val="19"/>
+          <w:u w:val="none"/>
+        </w:rPr>
+        <w:t xml:space="preserve">5 </w:t>
+      </w:r>
+      <w:r>
+        <w:rPr>
+          <w:rFonts w:ascii="맑은 고딕" w:hAnsi="맑은 고딕" w:eastAsia="맑은 고딕"/>
+          <w:b w:val="0"/>
+          <w:i w:val="0"/>
+          <w:sz w:val="19"/>
+          <w:u w:val="none"/>
+        </w:rPr>
+        <w:t xml:space="preserve">②   │   </w:t>
+      </w:r>
+      <w:r>
+        <w:rPr>
+          <w:rFonts w:ascii="맑은 고딕" w:hAnsi="맑은 고딕" w:eastAsia="맑은 고딕"/>
+          <w:b/>
+          <w:i w:val="0"/>
+          <w:sz w:val="19"/>
+          <w:u w:val="none"/>
+        </w:rPr>
+        <w:t xml:space="preserve">6 </w:t>
+      </w:r>
+      <w:r>
+        <w:rPr>
+          <w:rFonts w:ascii="맑은 고딕" w:hAnsi="맑은 고딕" w:eastAsia="맑은 고딕"/>
+          <w:b w:val="0"/>
+          <w:i w:val="0"/>
+          <w:sz w:val="19"/>
+          <w:u w:val="none"/>
+        </w:rPr>
+        <w:t xml:space="preserve">④   │   </w:t>
+      </w:r>
+      <w:r>
+        <w:rPr>
+          <w:rFonts w:ascii="맑은 고딕" w:hAnsi="맑은 고딕" w:eastAsia="맑은 고딕"/>
+          <w:b/>
+          <w:i w:val="0"/>
+          <w:sz w:val="19"/>
+          <w:u w:val="none"/>
+        </w:rPr>
+        <w:t xml:space="preserve">7 </w:t>
+      </w:r>
+      <w:r>
+        <w:rPr>
+          <w:rFonts w:ascii="맑은 고딕" w:hAnsi="맑은 고딕" w:eastAsia="맑은 고딕"/>
+          <w:b w:val="0"/>
+          <w:i w:val="0"/>
+          <w:sz w:val="19"/>
+          <w:u w:val="none"/>
+        </w:rPr>
         <w:t xml:space="preserve">③   │   </w:t>
       </w:r>
       <w:r>
@@ -4027,7 +4161,7 @@
           <w:sz w:val="19"/>
           <w:u w:val="none"/>
         </w:rPr>
-        <w:t xml:space="preserve">5 </w:t>
+        <w:t xml:space="preserve">8 </w:t>
       </w:r>
       <w:r>
         <w:rPr>
@@ -4037,6 +4171,26 @@
           <w:sz w:val="19"/>
           <w:u w:val="none"/>
         </w:rPr>
+        <w:t xml:space="preserve">⑤   │   </w:t>
+      </w:r>
+      <w:r>
+        <w:rPr>
+          <w:rFonts w:ascii="맑은 고딕" w:hAnsi="맑은 고딕" w:eastAsia="맑은 고딕"/>
+          <w:b/>
+          <w:i w:val="0"/>
+          <w:sz w:val="19"/>
+          <w:u w:val="none"/>
+        </w:rPr>
+        <w:t xml:space="preserve">9 </w:t>
+      </w:r>
+      <w:r>
+        <w:rPr>
+          <w:rFonts w:ascii="맑은 고딕" w:hAnsi="맑은 고딕" w:eastAsia="맑은 고딕"/>
+          <w:b w:val="0"/>
+          <w:i w:val="0"/>
+          <w:sz w:val="19"/>
+          <w:u w:val="none"/>
+        </w:rPr>
         <w:t xml:space="preserve">②   │   </w:t>
       </w:r>
       <w:r>
@@ -4047,7 +4201,7 @@
           <w:sz w:val="19"/>
           <w:u w:val="none"/>
         </w:rPr>
-        <w:t xml:space="preserve">6 </w:t>
+        <w:t xml:space="preserve">10 </w:t>
       </w:r>
       <w:r>
         <w:rPr>
@@ -4067,7 +4221,7 @@
           <w:sz w:val="19"/>
           <w:u w:val="none"/>
         </w:rPr>
-        <w:t xml:space="preserve">7 </w:t>
+        <w:t xml:space="preserve">11 </w:t>
       </w:r>
       <w:r>
         <w:rPr>
@@ -4077,7 +4231,7 @@
           <w:sz w:val="19"/>
           <w:u w:val="none"/>
         </w:rPr>
-        <w:t xml:space="preserve">③   │   </w:t>
+        <w:t xml:space="preserve">⑤   │   </w:t>
       </w:r>
       <w:r>
         <w:rPr>
@@ -4087,7 +4241,7 @@
           <w:sz w:val="19"/>
           <w:u w:val="none"/>
         </w:rPr>
-        <w:t xml:space="preserve">8 </w:t>
+        <w:t xml:space="preserve">12 </w:t>
       </w:r>
       <w:r>
         <w:rPr>
@@ -4097,7 +4251,7 @@
           <w:sz w:val="19"/>
           <w:u w:val="none"/>
         </w:rPr>
-        <w:t xml:space="preserve">⑤   │   </w:t>
+        <w:t xml:space="preserve">②   │   </w:t>
       </w:r>
       <w:r>
         <w:rPr>
@@ -4107,7 +4261,7 @@
           <w:sz w:val="19"/>
           <w:u w:val="none"/>
         </w:rPr>
-        <w:t xml:space="preserve">9 </w:t>
+        <w:t xml:space="preserve">13 </w:t>
       </w:r>
       <w:r>
         <w:rPr>
@@ -4127,7 +4281,7 @@
           <w:sz w:val="19"/>
           <w:u w:val="none"/>
         </w:rPr>
-        <w:t xml:space="preserve">10 </w:t>
+        <w:t xml:space="preserve">14 </w:t>
       </w:r>
       <w:r>
         <w:rPr>
@@ -4137,7 +4291,7 @@
           <w:sz w:val="19"/>
           <w:u w:val="none"/>
         </w:rPr>
-        <w:t xml:space="preserve">⑤   │   </w:t>
+        <w:t xml:space="preserve">④   │   </w:t>
       </w:r>
       <w:r>
         <w:rPr>
@@ -4147,7 +4301,7 @@
           <w:sz w:val="19"/>
           <w:u w:val="none"/>
         </w:rPr>
-        <w:t xml:space="preserve">11 </w:t>
+        <w:t xml:space="preserve">15 </w:t>
       </w:r>
       <w:r>
         <w:rPr>
@@ -4157,7 +4311,7 @@
           <w:sz w:val="19"/>
           <w:u w:val="none"/>
         </w:rPr>
-        <w:t xml:space="preserve">③   │   </w:t>
+        <w:t xml:space="preserve">②   │   </w:t>
       </w:r>
       <w:r>
         <w:rPr>
@@ -4167,7 +4321,7 @@
           <w:sz w:val="19"/>
           <w:u w:val="none"/>
         </w:rPr>
-        <w:t xml:space="preserve">12 </w:t>
+        <w:t xml:space="preserve">16 </w:t>
       </w:r>
       <w:r>
         <w:rPr>
@@ -4177,6 +4331,46 @@
           <w:sz w:val="19"/>
           <w:u w:val="none"/>
         </w:rPr>
+        <w:t xml:space="preserve">④   │   </w:t>
+      </w:r>
+      <w:r>
+        <w:rPr>
+          <w:rFonts w:ascii="맑은 고딕" w:hAnsi="맑은 고딕" w:eastAsia="맑은 고딕"/>
+          <w:b/>
+          <w:i w:val="0"/>
+          <w:sz w:val="19"/>
+          <w:u w:val="none"/>
+        </w:rPr>
+        <w:t xml:space="preserve">17 </w:t>
+      </w:r>
+      <w:r>
+        <w:rPr>
+          <w:rFonts w:ascii="맑은 고딕" w:hAnsi="맑은 고딕" w:eastAsia="맑은 고딕"/>
+          <w:b w:val="0"/>
+          <w:i w:val="0"/>
+          <w:sz w:val="19"/>
+          <w:u w:val="none"/>
+        </w:rPr>
+        <w:t xml:space="preserve">①   │   </w:t>
+      </w:r>
+      <w:r>
+        <w:rPr>
+          <w:rFonts w:ascii="맑은 고딕" w:hAnsi="맑은 고딕" w:eastAsia="맑은 고딕"/>
+          <w:b/>
+          <w:i w:val="0"/>
+          <w:sz w:val="19"/>
+          <w:u w:val="none"/>
+        </w:rPr>
+        <w:t xml:space="preserve">18 </w:t>
+      </w:r>
+      <w:r>
+        <w:rPr>
+          <w:rFonts w:ascii="맑은 고딕" w:hAnsi="맑은 고딕" w:eastAsia="맑은 고딕"/>
+          <w:b w:val="0"/>
+          <w:i w:val="0"/>
+          <w:sz w:val="19"/>
+          <w:u w:val="none"/>
+        </w:rPr>
         <w:t xml:space="preserve">②   │   </w:t>
       </w:r>
       <w:r>
@@ -4187,7 +4381,7 @@
           <w:sz w:val="19"/>
           <w:u w:val="none"/>
         </w:rPr>
-        <w:t xml:space="preserve">13 </w:t>
+        <w:t xml:space="preserve">19 </w:t>
       </w:r>
       <w:r>
         <w:rPr>
@@ -4197,7 +4391,7 @@
           <w:sz w:val="19"/>
           <w:u w:val="none"/>
         </w:rPr>
-        <w:t xml:space="preserve">⑤   │   </w:t>
+        <w:t xml:space="preserve">①   │   </w:t>
       </w:r>
       <w:r>
         <w:rPr>
@@ -4207,7 +4401,7 @@
           <w:sz w:val="19"/>
           <w:u w:val="none"/>
         </w:rPr>
-        <w:t xml:space="preserve">14 </w:t>
+        <w:t xml:space="preserve">20 </w:t>
       </w:r>
       <w:r>
         <w:rPr>
@@ -4217,7 +4411,7 @@
           <w:sz w:val="19"/>
           <w:u w:val="none"/>
         </w:rPr>
-        <w:t xml:space="preserve">④   │   </w:t>
+        <w:t xml:space="preserve">①, ③   │   </w:t>
       </w:r>
       <w:r>
         <w:rPr>
@@ -4227,7 +4421,7 @@
           <w:sz w:val="19"/>
           <w:u w:val="none"/>
         </w:rPr>
-        <w:t xml:space="preserve">15 </w:t>
+        <w:t xml:space="preserve">21 </w:t>
       </w:r>
       <w:r>
         <w:rPr>
@@ -4247,7 +4441,7 @@
           <w:sz w:val="19"/>
           <w:u w:val="none"/>
         </w:rPr>
-        <w:t xml:space="preserve">16 </w:t>
+        <w:t xml:space="preserve">22 </w:t>
       </w:r>
       <w:r>
         <w:rPr>
@@ -4257,134 +4451,14 @@
           <w:sz w:val="19"/>
           <w:u w:val="none"/>
         </w:rPr>
-        <w:t xml:space="preserve">①   │   </w:t>
-      </w:r>
-      <w:r>
-        <w:rPr>
-          <w:rFonts w:ascii="맑은 고딕" w:hAnsi="맑은 고딕" w:eastAsia="맑은 고딕"/>
-          <w:b/>
-          <w:i w:val="0"/>
-          <w:sz w:val="19"/>
-          <w:u w:val="none"/>
-        </w:rPr>
-        <w:t xml:space="preserve">17 </w:t>
-      </w:r>
-      <w:r>
-        <w:rPr>
-          <w:rFonts w:ascii="맑은 고딕" w:hAnsi="맑은 고딕" w:eastAsia="맑은 고딕"/>
-          <w:b w:val="0"/>
-          <w:i w:val="0"/>
-          <w:sz w:val="19"/>
-          <w:u w:val="none"/>
-        </w:rPr>
-        <w:t xml:space="preserve">①   │   </w:t>
-      </w:r>
-      <w:r>
-        <w:rPr>
-          <w:rFonts w:ascii="맑은 고딕" w:hAnsi="맑은 고딕" w:eastAsia="맑은 고딕"/>
-          <w:b/>
-          <w:i w:val="0"/>
-          <w:sz w:val="19"/>
-          <w:u w:val="none"/>
-        </w:rPr>
-        <w:t xml:space="preserve">18 </w:t>
-      </w:r>
-      <w:r>
-        <w:rPr>
-          <w:rFonts w:ascii="맑은 고딕" w:hAnsi="맑은 고딕" w:eastAsia="맑은 고딕"/>
-          <w:b w:val="0"/>
-          <w:i w:val="0"/>
-          <w:sz w:val="19"/>
-          <w:u w:val="none"/>
-        </w:rPr>
-        <w:t xml:space="preserve">①   │   </w:t>
-      </w:r>
-      <w:r>
-        <w:rPr>
-          <w:rFonts w:ascii="맑은 고딕" w:hAnsi="맑은 고딕" w:eastAsia="맑은 고딕"/>
-          <w:b/>
-          <w:i w:val="0"/>
-          <w:sz w:val="19"/>
-          <w:u w:val="none"/>
-        </w:rPr>
-        <w:t xml:space="preserve">19 </w:t>
-      </w:r>
-      <w:r>
-        <w:rPr>
-          <w:rFonts w:ascii="맑은 고딕" w:hAnsi="맑은 고딕" w:eastAsia="맑은 고딕"/>
-          <w:b w:val="0"/>
-          <w:i w:val="0"/>
-          <w:sz w:val="19"/>
-          <w:u w:val="none"/>
-        </w:rPr>
-        <w:t xml:space="preserve">②   │   </w:t>
-      </w:r>
-      <w:r>
-        <w:rPr>
-          <w:rFonts w:ascii="맑은 고딕" w:hAnsi="맑은 고딕" w:eastAsia="맑은 고딕"/>
-          <w:b/>
-          <w:i w:val="0"/>
-          <w:sz w:val="19"/>
-          <w:u w:val="none"/>
-        </w:rPr>
-        <w:t xml:space="preserve">20 </w:t>
-      </w:r>
-      <w:r>
-        <w:rPr>
-          <w:rFonts w:ascii="맑은 고딕" w:hAnsi="맑은 고딕" w:eastAsia="맑은 고딕"/>
-          <w:b w:val="0"/>
-          <w:i w:val="0"/>
-          <w:sz w:val="19"/>
-          <w:u w:val="none"/>
-        </w:rPr>
-        <w:t xml:space="preserve">①, ③   │   </w:t>
-      </w:r>
-      <w:r>
-        <w:rPr>
-          <w:rFonts w:ascii="맑은 고딕" w:hAnsi="맑은 고딕" w:eastAsia="맑은 고딕"/>
-          <w:b/>
-          <w:i w:val="0"/>
-          <w:sz w:val="19"/>
-          <w:u w:val="none"/>
-        </w:rPr>
-        <w:t xml:space="preserve">21 </w:t>
-      </w:r>
-      <w:r>
-        <w:rPr>
-          <w:rFonts w:ascii="맑은 고딕" w:hAnsi="맑은 고딕" w:eastAsia="맑은 고딕"/>
-          <w:b w:val="0"/>
-          <w:i w:val="0"/>
-          <w:sz w:val="19"/>
-          <w:u w:val="none"/>
-        </w:rPr>
-        <w:t xml:space="preserve">②   │   </w:t>
-      </w:r>
-      <w:r>
-        <w:rPr>
-          <w:rFonts w:ascii="맑은 고딕" w:hAnsi="맑은 고딕" w:eastAsia="맑은 고딕"/>
-          <w:b/>
-          <w:i w:val="0"/>
-          <w:sz w:val="19"/>
-          <w:u w:val="none"/>
-        </w:rPr>
-        <w:t xml:space="preserve">22 </w:t>
-      </w:r>
-      <w:r>
-        <w:rPr>
-          <w:rFonts w:ascii="맑은 고딕" w:hAnsi="맑은 고딕" w:eastAsia="맑은 고딕"/>
-          <w:b w:val="0"/>
-          <w:i w:val="0"/>
-          <w:sz w:val="19"/>
-          <w:u w:val="none"/>
-        </w:rPr>
-        <w:t>②</w:t>
+        <w:t>③</w:t>
       </w:r>
     </w:p>
     <w:sectPr>
       <w:pgSz w:w="11906" w:h="16838"/>
       <w:pgMar w:top="680" w:right="794" w:bottom="624" w:left="794" w:header="720" w:footer="720" w:gutter="0"/>
+      <w:docGrid w:linePitch="360"/>
       <w:cols w:num="1" w:space="360"/>
-      <w:docGrid w:linePitch="360"/>
     </w:sectPr>
   </w:body>
 </w:document>
